--- a/Документация/Исполнитель 2/Занятие 2/02 ТехЗадание.docx
+++ b/Документация/Исполнитель 2/Занятие 2/02 ТехЗадание.docx
@@ -92,17 +92,8 @@
                 <w:sz w:val="24"/>
                 <w:szCs w:val="24"/>
               </w:rPr>
-              <w:t xml:space="preserve">Студенческое </w:t>
-            </w:r>
-            <w:proofErr w:type="gramStart"/>
-            <w:r>
-              <w:rPr>
-                <w:sz w:val="24"/>
-                <w:szCs w:val="24"/>
-              </w:rPr>
-              <w:t>ПО</w:t>
-            </w:r>
-            <w:proofErr w:type="gramEnd"/>
+              <w:t>Студенческое ПО</w:t>
+            </w:r>
             <w:r>
               <w:rPr>
                 <w:sz w:val="24"/>
@@ -417,6 +408,9 @@
       </w:r>
       <w:r>
         <w:t xml:space="preserve"> </w:t>
+      </w:r>
+      <w:r>
+        <w:t>№</w:t>
       </w:r>
       <w:r>
         <w:t>6</w:t>
@@ -3075,11 +3069,10 @@
       </w:pPr>
       <w:r>
         <w:rPr>
-          <w:color w:val="0F1115"/>
-          <w:sz w:val="28"/>
-          <w:szCs w:val="28"/>
-        </w:rPr>
-        <w:t>Накопление архивов данных для последующего анализа.</w:t>
+          <w:sz w:val="28"/>
+          <w:szCs w:val="28"/>
+        </w:rPr>
+        <w:t>Организация доступа к накопленным архивам данных: просмотр зарегистрированных кадров, фильтрация и выборка данных по заданным критериям (дата, ответственный, номера каналов, допустимые интервалы значений.</w:t>
       </w:r>
     </w:p>
     <w:p>
@@ -3096,37 +3089,14 @@
           <w:color w:val="0F1115"/>
           <w:sz w:val="28"/>
           <w:szCs w:val="28"/>
-          <w:highlight w:val="yellow"/>
-        </w:rPr>
-      </w:pPr>
-      <w:r>
-        <w:rPr>
-          <w:color w:val="0F1115"/>
-          <w:sz w:val="28"/>
-          <w:szCs w:val="28"/>
-          <w:highlight w:val="yellow"/>
-        </w:rPr>
-        <w:t>П</w:t>
-      </w:r>
-      <w:proofErr w:type="gramStart"/>
-      <w:r>
-        <w:rPr>
-          <w:color w:val="0F1115"/>
-          <w:sz w:val="28"/>
-          <w:szCs w:val="28"/>
-          <w:highlight w:val="yellow"/>
-        </w:rPr>
-        <w:t>2</w:t>
-      </w:r>
-      <w:proofErr w:type="gramEnd"/>
-      <w:r>
-        <w:rPr>
-          <w:color w:val="0F1115"/>
-          <w:sz w:val="28"/>
-          <w:szCs w:val="28"/>
-          <w:highlight w:val="yellow"/>
-        </w:rPr>
-        <w:t xml:space="preserve"> ….</w:t>
+        </w:rPr>
+      </w:pPr>
+      <w:r>
+        <w:rPr>
+          <w:sz w:val="28"/>
+          <w:szCs w:val="28"/>
+        </w:rPr>
+        <w:t>Подготовка и экспорт отобранных массивов данных во внешние форматы для последующей обработки.</w:t>
       </w:r>
     </w:p>
     <w:p>
@@ -3147,6 +3117,63 @@
       </w:pPr>
       <w:r>
         <w:rPr>
+          <w:sz w:val="28"/>
+          <w:szCs w:val="28"/>
+        </w:rPr>
+        <w:lastRenderedPageBreak/>
+        <w:t>Вывод на экран и в файл отчетов в виде таблиц с отобранными данными</w:t>
+      </w:r>
+      <w:r>
+        <w:rPr>
+          <w:sz w:val="28"/>
+          <w:szCs w:val="28"/>
+        </w:rPr>
+        <w:t xml:space="preserve">. </w:t>
+      </w:r>
+    </w:p>
+    <w:p>
+      <w:pPr>
+        <w:pStyle w:val="ds-markdown-paragraph"/>
+        <w:numPr>
+          <w:ilvl w:val="0"/>
+          <w:numId w:val="7"/>
+        </w:numPr>
+        <w:spacing w:before="0" w:beforeAutospacing="0" w:after="0" w:afterAutospacing="0" w:line="360" w:lineRule="auto"/>
+        <w:ind w:left="851"/>
+        <w:jc w:val="both"/>
+        <w:rPr>
+          <w:color w:val="0F1115"/>
+          <w:sz w:val="28"/>
+          <w:szCs w:val="28"/>
+        </w:rPr>
+      </w:pPr>
+      <w:r>
+        <w:rPr>
+          <w:color w:val="0F1115"/>
+          <w:sz w:val="28"/>
+          <w:szCs w:val="28"/>
+        </w:rPr>
+        <w:t>Накопление архивов данных для последующего анализа.</w:t>
+      </w:r>
+    </w:p>
+    <w:p>
+      <w:pPr>
+        <w:pStyle w:val="ds-markdown-paragraph"/>
+        <w:numPr>
+          <w:ilvl w:val="0"/>
+          <w:numId w:val="7"/>
+        </w:numPr>
+        <w:spacing w:before="0" w:beforeAutospacing="0" w:after="0" w:afterAutospacing="0" w:line="360" w:lineRule="auto"/>
+        <w:ind w:left="851"/>
+        <w:jc w:val="both"/>
+        <w:rPr>
+          <w:color w:val="0F1115"/>
+          <w:sz w:val="28"/>
+          <w:szCs w:val="28"/>
+        </w:rPr>
+      </w:pPr>
+      <w:r>
+        <w:rPr>
           <w:color w:val="0F1115"/>
           <w:sz w:val="28"/>
           <w:szCs w:val="28"/>
@@ -3166,7 +3193,6 @@
       </w:pPr>
       <w:bookmarkStart w:id="5" w:name="_Toc222992629"/>
       <w:r>
-        <w:lastRenderedPageBreak/>
         <w:t>Основные научно-технические параметры</w:t>
       </w:r>
       <w:bookmarkEnd w:id="5"/>
@@ -5247,7 +5273,31 @@
           <w:sz w:val="28"/>
           <w:szCs w:val="28"/>
         </w:rPr>
-        <w:t>НИ - нормирование измерений: (X - B1) / B2,</w:t>
+        <w:t xml:space="preserve">НИ </w:t>
+      </w:r>
+      <w:r>
+        <w:rPr>
+          <w:bCs/>
+          <w:sz w:val="28"/>
+          <w:szCs w:val="28"/>
+        </w:rPr>
+        <w:t>–</w:t>
+      </w:r>
+      <w:r>
+        <w:rPr>
+          <w:bCs/>
+          <w:sz w:val="28"/>
+          <w:szCs w:val="28"/>
+        </w:rPr>
+        <w:t xml:space="preserve"> </w:t>
+      </w:r>
+      <w:r>
+        <w:rPr>
+          <w:bCs/>
+          <w:sz w:val="28"/>
+          <w:szCs w:val="28"/>
+        </w:rPr>
+        <w:t>нормирование измерений: (X - B1) / B2,</w:t>
       </w:r>
     </w:p>
     <w:p>
@@ -5270,7 +5320,31 @@
           <w:sz w:val="28"/>
           <w:szCs w:val="28"/>
         </w:rPr>
-        <w:t xml:space="preserve">ПО - контроль позиционных ограничений: B1 </w:t>
+        <w:t xml:space="preserve">ПО </w:t>
+      </w:r>
+      <w:r>
+        <w:rPr>
+          <w:bCs/>
+          <w:sz w:val="28"/>
+          <w:szCs w:val="28"/>
+        </w:rPr>
+        <w:t>–</w:t>
+      </w:r>
+      <w:r>
+        <w:rPr>
+          <w:bCs/>
+          <w:sz w:val="28"/>
+          <w:szCs w:val="28"/>
+        </w:rPr>
+        <w:t xml:space="preserve"> </w:t>
+      </w:r>
+      <w:r>
+        <w:rPr>
+          <w:bCs/>
+          <w:sz w:val="28"/>
+          <w:szCs w:val="28"/>
+        </w:rPr>
+        <w:t xml:space="preserve">контроль позиционных ограничений: B1 </w:t>
       </w:r>
       <w:r>
         <w:rPr>
@@ -5325,7 +5399,31 @@
           <w:sz w:val="28"/>
           <w:szCs w:val="28"/>
         </w:rPr>
-        <w:t xml:space="preserve">КС - контроль стабильности величины: X </w:t>
+        <w:t xml:space="preserve">КС </w:t>
+      </w:r>
+      <w:r>
+        <w:rPr>
+          <w:bCs/>
+          <w:sz w:val="28"/>
+          <w:szCs w:val="28"/>
+        </w:rPr>
+        <w:t>–</w:t>
+      </w:r>
+      <w:r>
+        <w:rPr>
+          <w:bCs/>
+          <w:sz w:val="28"/>
+          <w:szCs w:val="28"/>
+        </w:rPr>
+        <w:t xml:space="preserve"> </w:t>
+      </w:r>
+      <w:r>
+        <w:rPr>
+          <w:bCs/>
+          <w:sz w:val="28"/>
+          <w:szCs w:val="28"/>
+        </w:rPr>
+        <w:t xml:space="preserve">контроль стабильности величины: X </w:t>
       </w:r>
       <w:r>
         <w:rPr>
@@ -5364,7 +5462,31 @@
           <w:sz w:val="28"/>
           <w:szCs w:val="28"/>
         </w:rPr>
-        <w:t>СД - расчет среднего значения и оценки дисперсии по повторным измерениям в кадре,</w:t>
+        <w:t xml:space="preserve">СД </w:t>
+      </w:r>
+      <w:r>
+        <w:rPr>
+          <w:bCs/>
+          <w:sz w:val="28"/>
+          <w:szCs w:val="28"/>
+        </w:rPr>
+        <w:t>–</w:t>
+      </w:r>
+      <w:r>
+        <w:rPr>
+          <w:bCs/>
+          <w:sz w:val="28"/>
+          <w:szCs w:val="28"/>
+        </w:rPr>
+        <w:t xml:space="preserve"> </w:t>
+      </w:r>
+      <w:r>
+        <w:rPr>
+          <w:bCs/>
+          <w:sz w:val="28"/>
+          <w:szCs w:val="28"/>
+        </w:rPr>
+        <w:t>расчет среднего значения и оценки дисперсии по повторным измерениям в кадре,</w:t>
       </w:r>
     </w:p>
     <w:p>
@@ -5387,7 +5509,7 @@
           <w:sz w:val="28"/>
           <w:szCs w:val="28"/>
         </w:rPr>
-        <w:t>РФ - расчет заданной функции от измеренных значений F(X1,</w:t>
+        <w:t xml:space="preserve">РФ </w:t>
       </w:r>
       <w:r>
         <w:rPr>
@@ -5395,6 +5517,14 @@
           <w:sz w:val="28"/>
           <w:szCs w:val="28"/>
         </w:rPr>
+        <w:t>–</w:t>
+      </w:r>
+      <w:r>
+        <w:rPr>
+          <w:bCs/>
+          <w:sz w:val="28"/>
+          <w:szCs w:val="28"/>
+        </w:rPr>
         <w:t xml:space="preserve"> </w:t>
       </w:r>
       <w:r>
@@ -5403,7 +5533,7 @@
           <w:sz w:val="28"/>
           <w:szCs w:val="28"/>
         </w:rPr>
-        <w:t>X2,...).</w:t>
+        <w:t>расчет заданной функции от измеренных значений F(X1, X2,...).</w:t>
       </w:r>
     </w:p>
     <w:p>
@@ -5439,7 +5569,21 @@
           <w:sz w:val="28"/>
           <w:szCs w:val="28"/>
         </w:rPr>
-        <w:t>1 — температура окружающей среды, град С;</w:t>
+        <w:t>1 </w:t>
+      </w:r>
+      <w:r>
+        <w:rPr>
+          <w:sz w:val="28"/>
+          <w:szCs w:val="28"/>
+        </w:rPr>
+        <w:t xml:space="preserve">– </w:t>
+      </w:r>
+      <w:r>
+        <w:rPr>
+          <w:sz w:val="28"/>
+          <w:szCs w:val="28"/>
+        </w:rPr>
+        <w:t>температура окружающей среды, град С;</w:t>
       </w:r>
     </w:p>
     <w:p>
@@ -5457,7 +5601,21 @@
           <w:sz w:val="28"/>
           <w:szCs w:val="28"/>
         </w:rPr>
-        <w:t>2 — давление в мм. рт. ст.;</w:t>
+        <w:t>2 </w:t>
+      </w:r>
+      <w:r>
+        <w:rPr>
+          <w:sz w:val="28"/>
+          <w:szCs w:val="28"/>
+        </w:rPr>
+        <w:t>–</w:t>
+      </w:r>
+      <w:r>
+        <w:rPr>
+          <w:sz w:val="28"/>
+          <w:szCs w:val="28"/>
+        </w:rPr>
+        <w:t xml:space="preserve"> давление в мм. рт. ст.;</w:t>
       </w:r>
     </w:p>
     <w:p>
@@ -5475,7 +5633,22 @@
           <w:sz w:val="28"/>
           <w:szCs w:val="28"/>
         </w:rPr>
-        <w:t>3 — влажность в %;</w:t>
+        <w:lastRenderedPageBreak/>
+        <w:t>3 </w:t>
+      </w:r>
+      <w:r>
+        <w:rPr>
+          <w:sz w:val="28"/>
+          <w:szCs w:val="28"/>
+        </w:rPr>
+        <w:t>–</w:t>
+      </w:r>
+      <w:r>
+        <w:rPr>
+          <w:sz w:val="28"/>
+          <w:szCs w:val="28"/>
+        </w:rPr>
+        <w:t xml:space="preserve"> влажность в %;</w:t>
       </w:r>
     </w:p>
     <w:p>
@@ -5493,7 +5666,21 @@
           <w:sz w:val="28"/>
           <w:szCs w:val="28"/>
         </w:rPr>
-        <w:t>4 — дискретный, значения 0, 1;</w:t>
+        <w:t>4 </w:t>
+      </w:r>
+      <w:r>
+        <w:rPr>
+          <w:sz w:val="28"/>
+          <w:szCs w:val="28"/>
+        </w:rPr>
+        <w:t>–</w:t>
+      </w:r>
+      <w:r>
+        <w:rPr>
+          <w:sz w:val="28"/>
+          <w:szCs w:val="28"/>
+        </w:rPr>
+        <w:t xml:space="preserve"> дискретный, значения 0, 1;</w:t>
       </w:r>
     </w:p>
     <w:p>
@@ -5511,7 +5698,21 @@
           <w:sz w:val="28"/>
           <w:szCs w:val="28"/>
         </w:rPr>
-        <w:t>5 — дискретный, значения 1, 2, 3;</w:t>
+        <w:t>5 </w:t>
+      </w:r>
+      <w:r>
+        <w:rPr>
+          <w:sz w:val="28"/>
+          <w:szCs w:val="28"/>
+        </w:rPr>
+        <w:t>–</w:t>
+      </w:r>
+      <w:r>
+        <w:rPr>
+          <w:sz w:val="28"/>
+          <w:szCs w:val="28"/>
+        </w:rPr>
+        <w:t xml:space="preserve"> дискретный, значения 1, 2, 3;</w:t>
       </w:r>
     </w:p>
     <w:p>
@@ -5529,7 +5730,21 @@
           <w:sz w:val="28"/>
           <w:szCs w:val="28"/>
         </w:rPr>
-        <w:t>6 — дискретный, значения -1, 1.</w:t>
+        <w:t>6 </w:t>
+      </w:r>
+      <w:r>
+        <w:rPr>
+          <w:sz w:val="28"/>
+          <w:szCs w:val="28"/>
+        </w:rPr>
+        <w:t>–</w:t>
+      </w:r>
+      <w:r>
+        <w:rPr>
+          <w:sz w:val="28"/>
+          <w:szCs w:val="28"/>
+        </w:rPr>
+        <w:t xml:space="preserve"> дискретный, значения -1, 1.</w:t>
       </w:r>
     </w:p>
     <w:p>
@@ -5563,7 +5778,6 @@
           <w:sz w:val="28"/>
           <w:szCs w:val="28"/>
         </w:rPr>
-        <w:lastRenderedPageBreak/>
         <w:t xml:space="preserve">  </w:t>
       </w:r>
       <w:r>
@@ -5637,7 +5851,21 @@
           <w:sz w:val="28"/>
           <w:szCs w:val="28"/>
         </w:rPr>
-        <w:t> — пассивн</w:t>
+        <w:t> </w:t>
+      </w:r>
+      <w:r>
+        <w:rPr>
+          <w:sz w:val="28"/>
+          <w:szCs w:val="28"/>
+        </w:rPr>
+        <w:t>–</w:t>
+      </w:r>
+      <w:r>
+        <w:rPr>
+          <w:sz w:val="28"/>
+          <w:szCs w:val="28"/>
+        </w:rPr>
+        <w:t xml:space="preserve"> пассивн</w:t>
       </w:r>
       <w:r>
         <w:rPr>
@@ -5697,7 +5925,14 @@
           <w:sz w:val="28"/>
           <w:szCs w:val="28"/>
         </w:rPr>
-        <w:t>— пассивн</w:t>
+        <w:t xml:space="preserve"> – </w:t>
+      </w:r>
+      <w:r>
+        <w:rPr>
+          <w:sz w:val="28"/>
+          <w:szCs w:val="28"/>
+        </w:rPr>
+        <w:t>пассивн</w:t>
       </w:r>
       <w:r>
         <w:rPr>
@@ -5750,7 +5985,21 @@
           <w:sz w:val="28"/>
           <w:szCs w:val="28"/>
         </w:rPr>
-        <w:t> — активны</w:t>
+        <w:t> </w:t>
+      </w:r>
+      <w:r>
+        <w:rPr>
+          <w:sz w:val="28"/>
+          <w:szCs w:val="28"/>
+        </w:rPr>
+        <w:t>–</w:t>
+      </w:r>
+      <w:r>
+        <w:rPr>
+          <w:sz w:val="28"/>
+          <w:szCs w:val="28"/>
+        </w:rPr>
+        <w:t xml:space="preserve"> активны</w:t>
       </w:r>
       <w:r>
         <w:rPr>
@@ -5810,7 +6059,14 @@
           <w:sz w:val="28"/>
           <w:szCs w:val="28"/>
         </w:rPr>
-        <w:t>— динамически</w:t>
+        <w:t xml:space="preserve"> – </w:t>
+      </w:r>
+      <w:r>
+        <w:rPr>
+          <w:sz w:val="28"/>
+          <w:szCs w:val="28"/>
+        </w:rPr>
+        <w:t>динамически</w:t>
       </w:r>
       <w:r>
         <w:rPr>
@@ -5868,73 +6124,30 @@
         <w:ind w:firstLine="708"/>
         <w:jc w:val="both"/>
         <w:rPr>
-          <w:sz w:val="28"/>
-          <w:szCs w:val="28"/>
-        </w:rPr>
-      </w:pPr>
-      <w:r>
-        <w:rPr>
           <w:bCs/>
           <w:sz w:val="28"/>
           <w:szCs w:val="28"/>
         </w:rPr>
-        <w:t xml:space="preserve">1) </w:t>
-      </w:r>
-      <w:r>
-        <w:rPr>
-          <w:bCs/>
-          <w:sz w:val="28"/>
-          <w:szCs w:val="28"/>
-        </w:rPr>
-        <w:t>К</w:t>
-      </w:r>
-      <w:r>
-        <w:rPr>
-          <w:bCs/>
-          <w:sz w:val="28"/>
-          <w:szCs w:val="28"/>
-        </w:rPr>
-        <w:t>омплект документации,</w:t>
-      </w:r>
-      <w:r>
-        <w:rPr>
-          <w:sz w:val="28"/>
-          <w:szCs w:val="28"/>
-        </w:rPr>
-        <w:t xml:space="preserve"> подготовлен</w:t>
-      </w:r>
-      <w:r>
-        <w:rPr>
-          <w:sz w:val="28"/>
-          <w:szCs w:val="28"/>
-        </w:rPr>
-        <w:t>ный</w:t>
-      </w:r>
-      <w:r>
-        <w:rPr>
-          <w:sz w:val="28"/>
-          <w:szCs w:val="28"/>
-        </w:rPr>
-        <w:t xml:space="preserve"> в процессе разработки</w:t>
-      </w:r>
-      <w:r>
-        <w:rPr>
-          <w:sz w:val="28"/>
-          <w:szCs w:val="28"/>
-        </w:rPr>
-        <w:t>, а именно</w:t>
-      </w:r>
-      <w:r>
-        <w:rPr>
-          <w:sz w:val="28"/>
-          <w:szCs w:val="28"/>
-        </w:rPr>
-        <w:t xml:space="preserve">: </w:t>
+      </w:pPr>
+      <w:r>
+        <w:rPr>
+          <w:sz w:val="28"/>
+          <w:szCs w:val="28"/>
+        </w:rPr>
+        <w:t>1) К</w:t>
+      </w:r>
+      <w:r>
+        <w:rPr>
+          <w:sz w:val="28"/>
+          <w:szCs w:val="28"/>
+        </w:rPr>
+        <w:t>омплекс программных средств, обеспечивающих сбор и первичную обработку измерительной информации на объекте управления, организацию хранения и проведение научно-технических расчетов.</w:t>
       </w:r>
     </w:p>
     <w:p>
       <w:pPr>
         <w:spacing w:line="360" w:lineRule="auto"/>
+        <w:ind w:firstLine="708"/>
         <w:jc w:val="both"/>
         <w:rPr>
           <w:sz w:val="28"/>
@@ -5943,23 +6156,81 @@
       </w:pPr>
       <w:r>
         <w:rPr>
-          <w:sz w:val="28"/>
-          <w:szCs w:val="28"/>
-          <w:highlight w:val="yellow"/>
-        </w:rPr>
-        <w:t>а) бригадный план распределения работ;</w:t>
-      </w:r>
-      <w:r>
-        <w:rPr>
-          <w:sz w:val="28"/>
-          <w:szCs w:val="28"/>
-        </w:rPr>
-        <w:t xml:space="preserve"> </w:t>
+          <w:bCs/>
+          <w:sz w:val="28"/>
+          <w:szCs w:val="28"/>
+        </w:rPr>
+        <w:t>2</w:t>
+      </w:r>
+      <w:r>
+        <w:rPr>
+          <w:bCs/>
+          <w:sz w:val="28"/>
+          <w:szCs w:val="28"/>
+        </w:rPr>
+        <w:t xml:space="preserve">) </w:t>
+      </w:r>
+      <w:r>
+        <w:rPr>
+          <w:bCs/>
+          <w:sz w:val="28"/>
+          <w:szCs w:val="28"/>
+        </w:rPr>
+        <w:t>К</w:t>
+      </w:r>
+      <w:r>
+        <w:rPr>
+          <w:bCs/>
+          <w:sz w:val="28"/>
+          <w:szCs w:val="28"/>
+        </w:rPr>
+        <w:t>омплект документации,</w:t>
+      </w:r>
+      <w:r>
+        <w:rPr>
+          <w:sz w:val="28"/>
+          <w:szCs w:val="28"/>
+        </w:rPr>
+        <w:t xml:space="preserve"> подготовлен</w:t>
+      </w:r>
+      <w:r>
+        <w:rPr>
+          <w:sz w:val="28"/>
+          <w:szCs w:val="28"/>
+        </w:rPr>
+        <w:t>ный</w:t>
+      </w:r>
+      <w:r>
+        <w:rPr>
+          <w:sz w:val="28"/>
+          <w:szCs w:val="28"/>
+        </w:rPr>
+        <w:t xml:space="preserve"> в процессе разработки</w:t>
+      </w:r>
+      <w:r>
+        <w:rPr>
+          <w:sz w:val="28"/>
+          <w:szCs w:val="28"/>
+        </w:rPr>
+        <w:t>, а именно</w:t>
+      </w:r>
+      <w:r>
+        <w:rPr>
+          <w:sz w:val="28"/>
+          <w:szCs w:val="28"/>
+        </w:rPr>
+        <w:t xml:space="preserve">: </w:t>
       </w:r>
     </w:p>
     <w:p>
       <w:pPr>
+        <w:pStyle w:val="a6"/>
+        <w:numPr>
+          <w:ilvl w:val="0"/>
+          <w:numId w:val="10"/>
+        </w:numPr>
         <w:spacing w:line="360" w:lineRule="auto"/>
+        <w:ind w:left="851" w:hanging="491"/>
         <w:jc w:val="both"/>
         <w:rPr>
           <w:sz w:val="28"/>
@@ -5971,12 +6242,25 @@
           <w:sz w:val="28"/>
           <w:szCs w:val="28"/>
         </w:rPr>
-        <w:t>б) техническое задание на разработку комплекса программ;</w:t>
+        <w:t>Т</w:t>
+      </w:r>
+      <w:r>
+        <w:rPr>
+          <w:sz w:val="28"/>
+          <w:szCs w:val="28"/>
+        </w:rPr>
+        <w:t>ехническое задание на разработку комплекса программ;</w:t>
       </w:r>
     </w:p>
     <w:p>
       <w:pPr>
+        <w:pStyle w:val="a6"/>
+        <w:numPr>
+          <w:ilvl w:val="0"/>
+          <w:numId w:val="10"/>
+        </w:numPr>
         <w:spacing w:line="360" w:lineRule="auto"/>
+        <w:ind w:left="851" w:hanging="491"/>
         <w:jc w:val="both"/>
         <w:rPr>
           <w:sz w:val="28"/>
@@ -5988,12 +6272,25 @@
           <w:sz w:val="28"/>
           <w:szCs w:val="28"/>
         </w:rPr>
-        <w:t>в) календарный план работы;</w:t>
+        <w:t>К</w:t>
+      </w:r>
+      <w:r>
+        <w:rPr>
+          <w:sz w:val="28"/>
+          <w:szCs w:val="28"/>
+        </w:rPr>
+        <w:t>алендарный план работы;</w:t>
       </w:r>
     </w:p>
     <w:p>
       <w:pPr>
+        <w:pStyle w:val="a6"/>
+        <w:numPr>
+          <w:ilvl w:val="0"/>
+          <w:numId w:val="10"/>
+        </w:numPr>
         <w:spacing w:line="360" w:lineRule="auto"/>
+        <w:ind w:left="851" w:hanging="491"/>
         <w:jc w:val="both"/>
         <w:rPr>
           <w:sz w:val="28"/>
@@ -6005,12 +6302,25 @@
           <w:sz w:val="28"/>
           <w:szCs w:val="28"/>
         </w:rPr>
-        <w:t>г) калькуляция стоимости работ;</w:t>
+        <w:t>К</w:t>
+      </w:r>
+      <w:r>
+        <w:rPr>
+          <w:sz w:val="28"/>
+          <w:szCs w:val="28"/>
+        </w:rPr>
+        <w:t>алькуляция стоимости работ;</w:t>
       </w:r>
     </w:p>
     <w:p>
       <w:pPr>
+        <w:pStyle w:val="a6"/>
+        <w:numPr>
+          <w:ilvl w:val="0"/>
+          <w:numId w:val="10"/>
+        </w:numPr>
         <w:spacing w:line="360" w:lineRule="auto"/>
+        <w:ind w:left="851" w:hanging="491"/>
         <w:jc w:val="both"/>
         <w:rPr>
           <w:sz w:val="28"/>
@@ -6022,12 +6332,25 @@
           <w:sz w:val="28"/>
           <w:szCs w:val="28"/>
         </w:rPr>
-        <w:t>д) функциональные модели и спецификации функций;</w:t>
+        <w:t>Ф</w:t>
+      </w:r>
+      <w:r>
+        <w:rPr>
+          <w:sz w:val="28"/>
+          <w:szCs w:val="28"/>
+        </w:rPr>
+        <w:t>ункциональные модели и спецификации функций;</w:t>
       </w:r>
     </w:p>
     <w:p>
       <w:pPr>
+        <w:pStyle w:val="a6"/>
+        <w:numPr>
+          <w:ilvl w:val="0"/>
+          <w:numId w:val="10"/>
+        </w:numPr>
         <w:spacing w:line="360" w:lineRule="auto"/>
+        <w:ind w:left="851" w:hanging="491"/>
         <w:jc w:val="both"/>
         <w:rPr>
           <w:sz w:val="28"/>
@@ -6039,12 +6362,25 @@
           <w:sz w:val="28"/>
           <w:szCs w:val="28"/>
         </w:rPr>
-        <w:t>е) обоснование технологической карты измерений;</w:t>
+        <w:t>О</w:t>
+      </w:r>
+      <w:r>
+        <w:rPr>
+          <w:sz w:val="28"/>
+          <w:szCs w:val="28"/>
+        </w:rPr>
+        <w:t>боснование технологической карты измерений;</w:t>
       </w:r>
     </w:p>
     <w:p>
       <w:pPr>
+        <w:pStyle w:val="a6"/>
+        <w:numPr>
+          <w:ilvl w:val="0"/>
+          <w:numId w:val="10"/>
+        </w:numPr>
         <w:spacing w:line="360" w:lineRule="auto"/>
+        <w:ind w:left="851" w:hanging="491"/>
         <w:jc w:val="both"/>
         <w:rPr>
           <w:sz w:val="28"/>
@@ -6056,12 +6392,25 @@
           <w:sz w:val="28"/>
           <w:szCs w:val="28"/>
         </w:rPr>
-        <w:t>ж) обоснование информационной структуры;</w:t>
+        <w:t>О</w:t>
+      </w:r>
+      <w:r>
+        <w:rPr>
+          <w:sz w:val="28"/>
+          <w:szCs w:val="28"/>
+        </w:rPr>
+        <w:t>боснование информационной структуры;</w:t>
       </w:r>
     </w:p>
     <w:p>
       <w:pPr>
+        <w:pStyle w:val="a6"/>
+        <w:numPr>
+          <w:ilvl w:val="0"/>
+          <w:numId w:val="10"/>
+        </w:numPr>
         <w:spacing w:line="360" w:lineRule="auto"/>
+        <w:ind w:left="851" w:hanging="491"/>
         <w:jc w:val="both"/>
         <w:rPr>
           <w:sz w:val="28"/>
@@ -6073,12 +6422,25 @@
           <w:sz w:val="28"/>
           <w:szCs w:val="28"/>
         </w:rPr>
-        <w:t>з) обоснование модульной структуры комплекса программ;</w:t>
+        <w:t>О</w:t>
+      </w:r>
+      <w:r>
+        <w:rPr>
+          <w:sz w:val="28"/>
+          <w:szCs w:val="28"/>
+        </w:rPr>
+        <w:t>боснование модульной структуры комплекса программ;</w:t>
       </w:r>
     </w:p>
     <w:p>
       <w:pPr>
+        <w:pStyle w:val="a6"/>
+        <w:numPr>
+          <w:ilvl w:val="0"/>
+          <w:numId w:val="10"/>
+        </w:numPr>
         <w:spacing w:line="360" w:lineRule="auto"/>
+        <w:ind w:left="851" w:hanging="491"/>
         <w:jc w:val="both"/>
         <w:rPr>
           <w:sz w:val="28"/>
@@ -6089,14 +6451,26 @@
         <w:rPr>
           <w:sz w:val="28"/>
           <w:szCs w:val="28"/>
-          <w:highlight w:val="yellow"/>
-        </w:rPr>
-        <w:t>и) акт закрытия первого этапа работы;</w:t>
+        </w:rPr>
+        <w:t>П</w:t>
+      </w:r>
+      <w:r>
+        <w:rPr>
+          <w:sz w:val="28"/>
+          <w:szCs w:val="28"/>
+        </w:rPr>
+        <w:t>лан испытаний комплекса программ;</w:t>
       </w:r>
     </w:p>
     <w:p>
       <w:pPr>
+        <w:pStyle w:val="a6"/>
+        <w:numPr>
+          <w:ilvl w:val="0"/>
+          <w:numId w:val="10"/>
+        </w:numPr>
         <w:spacing w:line="360" w:lineRule="auto"/>
+        <w:ind w:left="851" w:hanging="491"/>
         <w:jc w:val="both"/>
         <w:rPr>
           <w:sz w:val="28"/>
@@ -6108,12 +6482,25 @@
           <w:sz w:val="28"/>
           <w:szCs w:val="28"/>
         </w:rPr>
-        <w:t>к) план испытаний комплекса программ;</w:t>
+        <w:t>П</w:t>
+      </w:r>
+      <w:r>
+        <w:rPr>
+          <w:sz w:val="28"/>
+          <w:szCs w:val="28"/>
+        </w:rPr>
+        <w:t>лан демонстрации комплекса программ;</w:t>
       </w:r>
     </w:p>
     <w:p>
       <w:pPr>
+        <w:pStyle w:val="a6"/>
+        <w:numPr>
+          <w:ilvl w:val="0"/>
+          <w:numId w:val="10"/>
+        </w:numPr>
         <w:spacing w:line="360" w:lineRule="auto"/>
+        <w:ind w:left="851" w:hanging="491"/>
         <w:jc w:val="both"/>
         <w:rPr>
           <w:sz w:val="28"/>
@@ -6125,12 +6512,25 @@
           <w:sz w:val="28"/>
           <w:szCs w:val="28"/>
         </w:rPr>
-        <w:t>л) план демонстрации комплекса программ;</w:t>
+        <w:t>Р</w:t>
+      </w:r>
+      <w:r>
+        <w:rPr>
+          <w:sz w:val="28"/>
+          <w:szCs w:val="28"/>
+        </w:rPr>
+        <w:t>уководство для пользователя комплекса программ;</w:t>
       </w:r>
     </w:p>
     <w:p>
       <w:pPr>
+        <w:pStyle w:val="a6"/>
+        <w:numPr>
+          <w:ilvl w:val="0"/>
+          <w:numId w:val="10"/>
+        </w:numPr>
         <w:spacing w:line="360" w:lineRule="auto"/>
+        <w:ind w:left="851" w:hanging="491"/>
         <w:jc w:val="both"/>
         <w:rPr>
           <w:sz w:val="28"/>
@@ -6142,12 +6542,26 @@
           <w:sz w:val="28"/>
           <w:szCs w:val="28"/>
         </w:rPr>
-        <w:t>м) руководство для пользователя комплекса программ;</w:t>
+        <w:lastRenderedPageBreak/>
+        <w:t>Р</w:t>
+      </w:r>
+      <w:r>
+        <w:rPr>
+          <w:sz w:val="28"/>
+          <w:szCs w:val="28"/>
+        </w:rPr>
+        <w:t>уководство для системного программиста;</w:t>
       </w:r>
     </w:p>
     <w:p>
       <w:pPr>
+        <w:pStyle w:val="a6"/>
+        <w:numPr>
+          <w:ilvl w:val="0"/>
+          <w:numId w:val="10"/>
+        </w:numPr>
         <w:spacing w:line="360" w:lineRule="auto"/>
+        <w:ind w:left="851" w:hanging="491"/>
         <w:jc w:val="both"/>
         <w:rPr>
           <w:sz w:val="28"/>
@@ -6159,121 +6573,21 @@
           <w:sz w:val="28"/>
           <w:szCs w:val="28"/>
         </w:rPr>
-        <w:t>н) руководство для системного программиста;</w:t>
-      </w:r>
-    </w:p>
-    <w:p>
-      <w:pPr>
-        <w:spacing w:line="360" w:lineRule="auto"/>
-        <w:jc w:val="both"/>
-        <w:rPr>
-          <w:sz w:val="28"/>
-          <w:szCs w:val="28"/>
-        </w:rPr>
-      </w:pPr>
-      <w:r>
-        <w:rPr>
-          <w:sz w:val="28"/>
-          <w:szCs w:val="28"/>
-        </w:rPr>
-        <w:t>о) протокол испытаний, включая оценки быстродействия и объема данных;</w:t>
-      </w:r>
-    </w:p>
-    <w:p>
-      <w:pPr>
-        <w:spacing w:line="360" w:lineRule="auto"/>
-        <w:jc w:val="both"/>
-        <w:rPr>
-          <w:sz w:val="28"/>
-          <w:szCs w:val="28"/>
-          <w:highlight w:val="yellow"/>
-        </w:rPr>
-      </w:pPr>
-      <w:r>
-        <w:rPr>
-          <w:sz w:val="28"/>
-          <w:szCs w:val="28"/>
-          <w:highlight w:val="yellow"/>
-        </w:rPr>
-        <w:t>п) акт приемки-сдачи комплекса программ;</w:t>
-      </w:r>
-    </w:p>
-    <w:p>
-      <w:pPr>
-        <w:spacing w:line="360" w:lineRule="auto"/>
-        <w:ind w:right="-113"/>
-        <w:jc w:val="both"/>
-        <w:rPr>
-          <w:sz w:val="28"/>
-          <w:szCs w:val="28"/>
-        </w:rPr>
-      </w:pPr>
-      <w:r>
-        <w:rPr>
-          <w:sz w:val="28"/>
-          <w:szCs w:val="28"/>
-          <w:highlight w:val="yellow"/>
-        </w:rPr>
-        <w:t>р) общий отчет по циклу лабораторных работ, включающий - титульный лист с указанием наименования реализованного проекта; содержание; документы</w:t>
-      </w:r>
-      <w:r>
-        <w:rPr>
-          <w:sz w:val="28"/>
-          <w:szCs w:val="28"/>
-        </w:rPr>
-        <w:t xml:space="preserve"> а-п.</w:t>
-      </w:r>
-    </w:p>
-    <w:p>
-      <w:pPr>
-        <w:spacing w:line="360" w:lineRule="auto"/>
-        <w:jc w:val="both"/>
-        <w:rPr>
-          <w:sz w:val="28"/>
-          <w:szCs w:val="28"/>
-        </w:rPr>
-      </w:pPr>
-    </w:p>
-    <w:p>
-      <w:pPr>
-        <w:spacing w:line="360" w:lineRule="auto"/>
-        <w:ind w:firstLine="709"/>
-        <w:jc w:val="both"/>
-        <w:rPr>
-          <w:bCs/>
-          <w:sz w:val="28"/>
-          <w:szCs w:val="28"/>
-        </w:rPr>
-      </w:pPr>
-      <w:r>
-        <w:rPr>
-          <w:sz w:val="28"/>
-          <w:szCs w:val="28"/>
-        </w:rPr>
-        <w:lastRenderedPageBreak/>
-        <w:t xml:space="preserve">2) </w:t>
-      </w:r>
-      <w:r>
-        <w:rPr>
-          <w:sz w:val="28"/>
-          <w:szCs w:val="28"/>
-        </w:rPr>
-        <w:t>К</w:t>
-      </w:r>
-      <w:r>
-        <w:rPr>
-          <w:sz w:val="28"/>
-          <w:szCs w:val="28"/>
-        </w:rPr>
-        <w:t>омплекс программных средств, обеспечивающих сбор и первичную обработку измерительной информации на объекте управления, организацию хранения и проведение научно-технических расчетов.</w:t>
-      </w:r>
-      <w:r>
-        <w:rPr>
-          <w:bCs/>
-          <w:sz w:val="28"/>
-          <w:szCs w:val="28"/>
-        </w:rPr>
-        <w:t xml:space="preserve"> </w:t>
+        <w:t>П</w:t>
+      </w:r>
+      <w:r>
+        <w:rPr>
+          <w:sz w:val="28"/>
+          <w:szCs w:val="28"/>
+        </w:rPr>
+        <w:t>ротокол испытаний, включая оценки быстродействия и объема данных</w:t>
+      </w:r>
+      <w:r>
+        <w:rPr>
+          <w:sz w:val="28"/>
+          <w:szCs w:val="28"/>
+        </w:rPr>
+        <w:t xml:space="preserve">. </w:t>
       </w:r>
     </w:p>
     <w:p>
@@ -6452,6 +6766,327 @@
     </w:p>
     <w:p>
       <w:pPr>
+        <w:pStyle w:val="ds-markdown-paragraph"/>
+        <w:spacing w:before="0" w:beforeAutospacing="0" w:after="0" w:afterAutospacing="0" w:line="360" w:lineRule="auto"/>
+        <w:jc w:val="both"/>
+        <w:rPr>
+          <w:color w:val="0F1115"/>
+          <w:sz w:val="28"/>
+          <w:szCs w:val="28"/>
+        </w:rPr>
+      </w:pPr>
+      <w:r>
+        <w:rPr>
+          <w:color w:val="0F1115"/>
+          <w:sz w:val="28"/>
+          <w:szCs w:val="28"/>
+        </w:rPr>
+        <w:t>а) покадровая регистрация данных на объекте исследования с заданным набором функций первичной обработки измерений и их архивирование (в соответствии с вариантом задания);</w:t>
+      </w:r>
+    </w:p>
+    <w:p>
+      <w:pPr>
+        <w:pStyle w:val="ds-markdown-paragraph"/>
+        <w:spacing w:before="240" w:beforeAutospacing="0" w:after="240" w:afterAutospacing="0" w:line="360" w:lineRule="auto"/>
+        <w:jc w:val="both"/>
+        <w:rPr>
+          <w:color w:val="0F1115"/>
+          <w:sz w:val="28"/>
+          <w:szCs w:val="28"/>
+        </w:rPr>
+      </w:pPr>
+      <w:r>
+        <w:rPr>
+          <w:color w:val="0F1115"/>
+          <w:sz w:val="28"/>
+          <w:szCs w:val="28"/>
+        </w:rPr>
+        <w:t>б) выбор и отображение группы данных (эксперимента), отвечающей заданным условиям: по дате, ответственному за проведение измерений, номеру измерения;</w:t>
+      </w:r>
+    </w:p>
+    <w:p>
+      <w:pPr>
+        <w:pStyle w:val="ds-markdown-paragraph"/>
+        <w:spacing w:before="240" w:beforeAutospacing="0" w:after="0" w:afterAutospacing="0" w:line="360" w:lineRule="auto"/>
+        <w:jc w:val="both"/>
+        <w:rPr>
+          <w:color w:val="0F1115"/>
+          <w:sz w:val="28"/>
+          <w:szCs w:val="28"/>
+        </w:rPr>
+      </w:pPr>
+      <w:r>
+        <w:rPr>
+          <w:color w:val="0F1115"/>
+          <w:sz w:val="28"/>
+          <w:szCs w:val="28"/>
+        </w:rPr>
+        <w:t>в) обработка данных внутри выбранного эксперимента:</w:t>
+      </w:r>
+    </w:p>
+    <w:p>
+      <w:pPr>
+        <w:pStyle w:val="ds-markdown-paragraph"/>
+        <w:numPr>
+          <w:ilvl w:val="0"/>
+          <w:numId w:val="18"/>
+        </w:numPr>
+        <w:spacing w:before="0" w:beforeAutospacing="0" w:after="0" w:afterAutospacing="0" w:line="360" w:lineRule="auto"/>
+        <w:ind w:left="426"/>
+        <w:jc w:val="both"/>
+        <w:rPr>
+          <w:color w:val="0F1115"/>
+          <w:sz w:val="28"/>
+          <w:szCs w:val="28"/>
+        </w:rPr>
+      </w:pPr>
+      <w:r>
+        <w:rPr>
+          <w:color w:val="0F1115"/>
+          <w:sz w:val="28"/>
+          <w:szCs w:val="28"/>
+        </w:rPr>
+        <w:t>расчет средних значений по выбранной группе данных;</w:t>
+      </w:r>
+    </w:p>
+    <w:p>
+      <w:pPr>
+        <w:pStyle w:val="ds-markdown-paragraph"/>
+        <w:numPr>
+          <w:ilvl w:val="0"/>
+          <w:numId w:val="18"/>
+        </w:numPr>
+        <w:spacing w:before="0" w:beforeAutospacing="0" w:after="0" w:afterAutospacing="0" w:line="360" w:lineRule="auto"/>
+        <w:ind w:left="426"/>
+        <w:jc w:val="both"/>
+        <w:rPr>
+          <w:i/>
+          <w:color w:val="0F1115"/>
+          <w:sz w:val="28"/>
+          <w:szCs w:val="28"/>
+          <w:highlight w:val="cyan"/>
+        </w:rPr>
+      </w:pPr>
+      <w:r>
+        <w:rPr>
+          <w:color w:val="0F1115"/>
+          <w:sz w:val="28"/>
+          <w:szCs w:val="28"/>
+        </w:rPr>
+        <w:t>сортировка по заданному ключу в отобранной группе данных;</w:t>
+      </w:r>
+      <w:r>
+        <w:rPr>
+          <w:color w:val="0F1115"/>
+          <w:sz w:val="28"/>
+          <w:szCs w:val="28"/>
+        </w:rPr>
+        <w:t xml:space="preserve"> </w:t>
+      </w:r>
+      <w:r>
+        <w:rPr>
+          <w:i/>
+          <w:color w:val="0F1115"/>
+          <w:sz w:val="28"/>
+          <w:szCs w:val="28"/>
+          <w:highlight w:val="cyan"/>
+        </w:rPr>
+        <w:t>это более трудоемкая задача, чем сортировка по стол</w:t>
+      </w:r>
+      <w:r>
+        <w:rPr>
+          <w:i/>
+          <w:color w:val="0F1115"/>
+          <w:sz w:val="28"/>
+          <w:szCs w:val="28"/>
+          <w:highlight w:val="cyan"/>
+        </w:rPr>
+        <w:t>ь</w:t>
+      </w:r>
+      <w:r>
+        <w:rPr>
+          <w:i/>
+          <w:color w:val="0F1115"/>
+          <w:sz w:val="28"/>
+          <w:szCs w:val="28"/>
+          <w:highlight w:val="cyan"/>
+        </w:rPr>
+        <w:t>бцу таблицы, проверим</w:t>
+      </w:r>
+    </w:p>
+    <w:p>
+      <w:pPr>
+        <w:pStyle w:val="ds-markdown-paragraph"/>
+        <w:numPr>
+          <w:ilvl w:val="0"/>
+          <w:numId w:val="18"/>
+        </w:numPr>
+        <w:spacing w:before="0" w:beforeAutospacing="0" w:after="0" w:afterAutospacing="0" w:line="360" w:lineRule="auto"/>
+        <w:ind w:left="426"/>
+        <w:jc w:val="both"/>
+        <w:rPr>
+          <w:color w:val="0F1115"/>
+          <w:sz w:val="28"/>
+          <w:szCs w:val="28"/>
+        </w:rPr>
+      </w:pPr>
+      <w:r>
+        <w:rPr>
+          <w:color w:val="0F1115"/>
+          <w:sz w:val="28"/>
+          <w:szCs w:val="28"/>
+        </w:rPr>
+        <w:t>фильтрация кадров по диапазонам допустимых значений для указанных каналов</w:t>
+      </w:r>
+      <w:r>
+        <w:rPr>
+          <w:color w:val="0F1115"/>
+          <w:sz w:val="28"/>
+          <w:szCs w:val="28"/>
+        </w:rPr>
+        <w:t xml:space="preserve"> </w:t>
+      </w:r>
+      <w:r>
+        <w:rPr>
+          <w:color w:val="0F1115"/>
+          <w:sz w:val="28"/>
+          <w:szCs w:val="28"/>
+          <w:highlight w:val="cyan"/>
+        </w:rPr>
+        <w:t>или номерам измерений</w:t>
+      </w:r>
+      <w:r>
+        <w:rPr>
+          <w:color w:val="0F1115"/>
+          <w:sz w:val="28"/>
+          <w:szCs w:val="28"/>
+        </w:rPr>
+        <w:t>;</w:t>
+      </w:r>
+    </w:p>
+    <w:p>
+      <w:pPr>
+        <w:pStyle w:val="ds-markdown-paragraph"/>
+        <w:spacing w:before="0" w:beforeAutospacing="0" w:after="0" w:afterAutospacing="0" w:line="360" w:lineRule="auto"/>
+        <w:jc w:val="both"/>
+        <w:rPr>
+          <w:color w:val="0F1115"/>
+          <w:sz w:val="28"/>
+          <w:szCs w:val="28"/>
+        </w:rPr>
+      </w:pPr>
+      <w:r>
+        <w:rPr>
+          <w:color w:val="0F1115"/>
+          <w:sz w:val="28"/>
+          <w:szCs w:val="28"/>
+        </w:rPr>
+        <w:t>г) дополнительные функции обработки и представления данных:</w:t>
+      </w:r>
+    </w:p>
+    <w:p>
+      <w:pPr>
+        <w:pStyle w:val="ds-markdown-paragraph"/>
+        <w:numPr>
+          <w:ilvl w:val="0"/>
+          <w:numId w:val="20"/>
+        </w:numPr>
+        <w:spacing w:before="0" w:beforeAutospacing="0" w:after="0" w:afterAutospacing="0" w:line="360" w:lineRule="auto"/>
+        <w:ind w:left="426"/>
+        <w:jc w:val="both"/>
+        <w:rPr>
+          <w:color w:val="0F1115"/>
+          <w:sz w:val="28"/>
+          <w:szCs w:val="28"/>
+        </w:rPr>
+      </w:pPr>
+      <w:r>
+        <w:rPr>
+          <w:color w:val="0F1115"/>
+          <w:sz w:val="28"/>
+          <w:szCs w:val="28"/>
+        </w:rPr>
+        <w:t>вывод отобранных данных в файл для передачи программам проведения научно-технических расчетов;</w:t>
+      </w:r>
+    </w:p>
+    <w:p>
+      <w:pPr>
+        <w:pStyle w:val="ds-markdown-paragraph"/>
+        <w:numPr>
+          <w:ilvl w:val="0"/>
+          <w:numId w:val="20"/>
+        </w:numPr>
+        <w:spacing w:before="0" w:beforeAutospacing="0" w:after="120" w:afterAutospacing="0" w:line="360" w:lineRule="auto"/>
+        <w:ind w:left="426"/>
+        <w:jc w:val="both"/>
+        <w:rPr>
+          <w:color w:val="0F1115"/>
+          <w:sz w:val="28"/>
+          <w:szCs w:val="28"/>
+        </w:rPr>
+      </w:pPr>
+      <w:r>
+        <w:rPr>
+          <w:color w:val="0F1115"/>
+          <w:sz w:val="28"/>
+          <w:szCs w:val="28"/>
+        </w:rPr>
+        <w:lastRenderedPageBreak/>
+        <w:t>проведение научно-технических расчетов по отобранному подмножеству экспериментальных данных:</w:t>
+      </w:r>
+    </w:p>
+    <w:p>
+      <w:pPr>
+        <w:pStyle w:val="ds-markdown-paragraph"/>
+        <w:numPr>
+          <w:ilvl w:val="1"/>
+          <w:numId w:val="13"/>
+        </w:numPr>
+        <w:spacing w:before="0" w:beforeAutospacing="0" w:after="0" w:afterAutospacing="0" w:line="360" w:lineRule="auto"/>
+        <w:ind w:left="1134"/>
+        <w:jc w:val="both"/>
+        <w:rPr>
+          <w:color w:val="0F1115"/>
+          <w:sz w:val="28"/>
+          <w:szCs w:val="28"/>
+        </w:rPr>
+      </w:pPr>
+      <w:r>
+        <w:rPr>
+          <w:color w:val="0F1115"/>
+          <w:sz w:val="28"/>
+          <w:szCs w:val="28"/>
+        </w:rPr>
+        <w:t>расчет гистограмм по измерениям для отдельных каналов;</w:t>
+      </w:r>
+    </w:p>
+    <w:p>
+      <w:pPr>
+        <w:pStyle w:val="ds-markdown-paragraph"/>
+        <w:numPr>
+          <w:ilvl w:val="1"/>
+          <w:numId w:val="13"/>
+        </w:numPr>
+        <w:spacing w:before="0" w:beforeAutospacing="0" w:after="0" w:afterAutospacing="0" w:line="360" w:lineRule="auto"/>
+        <w:ind w:left="1134"/>
+        <w:jc w:val="both"/>
+        <w:rPr>
+          <w:color w:val="0F1115"/>
+          <w:sz w:val="28"/>
+          <w:szCs w:val="28"/>
+        </w:rPr>
+      </w:pPr>
+      <w:r>
+        <w:rPr>
+          <w:color w:val="0F1115"/>
+          <w:sz w:val="28"/>
+          <w:szCs w:val="28"/>
+        </w:rPr>
+        <w:t>расчет основных статистик по измерениям из кадров.</w:t>
+      </w:r>
+    </w:p>
+    <w:p>
+      <w:pPr>
         <w:spacing w:line="360" w:lineRule="auto"/>
         <w:ind w:firstLine="567"/>
         <w:jc w:val="both"/>
@@ -6465,7 +7100,28 @@
           <w:sz w:val="28"/>
           <w:szCs w:val="28"/>
         </w:rPr>
-        <w:t xml:space="preserve">    а) покадровая регистрация данных на объекте исследования с заданным набором функций первичной обработки измерений и их архивирование (в соответствии с вариантом задания);</w:t>
+        <w:t xml:space="preserve">Создаваемая программа должна </w:t>
+      </w:r>
+      <w:r>
+        <w:rPr>
+          <w:sz w:val="28"/>
+          <w:szCs w:val="28"/>
+        </w:rPr>
+        <w:t xml:space="preserve">включать </w:t>
+      </w:r>
+      <w:r>
+        <w:rPr>
+          <w:sz w:val="28"/>
+          <w:szCs w:val="28"/>
+        </w:rPr>
+        <w:t>3</w:t>
+      </w:r>
+      <w:r>
+        <w:rPr>
+          <w:sz w:val="28"/>
+          <w:szCs w:val="28"/>
+        </w:rPr>
+        <w:t xml:space="preserve"> подсистемы (блока):</w:t>
       </w:r>
     </w:p>
     <w:p>
@@ -6483,7 +7139,22 @@
           <w:sz w:val="28"/>
           <w:szCs w:val="28"/>
         </w:rPr>
-        <w:t xml:space="preserve">     б) обработка архивированных данных:</w:t>
+        <w:t>П</w:t>
+      </w:r>
+      <w:r>
+        <w:rPr>
+          <w:sz w:val="28"/>
+          <w:szCs w:val="28"/>
+          <w:vertAlign w:val="subscript"/>
+        </w:rPr>
+        <w:t>0</w:t>
+      </w:r>
+      <w:r>
+        <w:rPr>
+          <w:sz w:val="28"/>
+          <w:szCs w:val="28"/>
+        </w:rPr>
+        <w:t xml:space="preserve"> – программная оболочка;</w:t>
       </w:r>
     </w:p>
     <w:p>
@@ -6501,42 +7172,23 @@
           <w:sz w:val="28"/>
           <w:szCs w:val="28"/>
         </w:rPr>
-        <w:t xml:space="preserve">       </w:t>
-      </w:r>
-      <w:proofErr w:type="gramStart"/>
-      <w:r>
-        <w:rPr>
-          <w:sz w:val="28"/>
-          <w:szCs w:val="28"/>
-        </w:rPr>
-        <w:t xml:space="preserve">- выбор и отображение группы данных, отвечающих заданному условию (по дате, ответственному, </w:t>
-      </w:r>
-      <w:r>
-        <w:rPr>
-          <w:sz w:val="28"/>
-          <w:szCs w:val="28"/>
-        </w:rPr>
-        <w:br/>
-      </w:r>
-      <w:r>
-        <w:rPr>
-          <w:sz w:val="28"/>
-          <w:szCs w:val="28"/>
-          <w:highlight w:val="yellow"/>
-        </w:rPr>
-        <w:t>внутр</w:t>
-      </w:r>
-      <w:bookmarkStart w:id="10" w:name="_GoBack"/>
-      <w:bookmarkEnd w:id="10"/>
-      <w:r>
-        <w:rPr>
-          <w:sz w:val="28"/>
-          <w:szCs w:val="28"/>
-          <w:highlight w:val="yellow"/>
-        </w:rPr>
-        <w:t>и отобранного эксп</w:t>
-      </w:r>
-      <w:proofErr w:type="gramEnd"/>
+        <w:t>П</w:t>
+      </w:r>
+      <w:r>
+        <w:rPr>
+          <w:sz w:val="28"/>
+          <w:szCs w:val="28"/>
+          <w:vertAlign w:val="subscript"/>
+        </w:rPr>
+        <w:t>1</w:t>
+      </w:r>
+      <w:r>
+        <w:rPr>
+          <w:sz w:val="28"/>
+          <w:szCs w:val="28"/>
+        </w:rPr>
+        <w:t xml:space="preserve"> – программа регистрации данных на объекте автоматизации;</w:t>
+      </w:r>
     </w:p>
     <w:p>
       <w:pPr>
@@ -6553,21 +7205,29 @@
           <w:sz w:val="28"/>
           <w:szCs w:val="28"/>
         </w:rPr>
-        <w:t>интервалам допустимых значений для указанных каналов</w:t>
-      </w:r>
-      <w:r>
-        <w:rPr>
-          <w:sz w:val="28"/>
-          <w:szCs w:val="28"/>
-        </w:rPr>
-        <w:t xml:space="preserve"> и номеру измерения</w:t>
-      </w:r>
-      <w:r>
-        <w:rPr>
-          <w:sz w:val="28"/>
-          <w:szCs w:val="28"/>
-        </w:rPr>
-        <w:t>);</w:t>
+        <w:t>П</w:t>
+      </w:r>
+      <w:r>
+        <w:rPr>
+          <w:sz w:val="28"/>
+          <w:szCs w:val="28"/>
+          <w:vertAlign w:val="subscript"/>
+        </w:rPr>
+        <w:t>2</w:t>
+      </w:r>
+      <w:r>
+        <w:rPr>
+          <w:sz w:val="28"/>
+          <w:szCs w:val="28"/>
+        </w:rPr>
+        <w:t xml:space="preserve"> </w:t>
+      </w:r>
+      <w:r>
+        <w:rPr>
+          <w:sz w:val="28"/>
+          <w:szCs w:val="28"/>
+        </w:rPr>
+        <w:t>– программа управления данными (хранения и подготовки к обработке);</w:t>
       </w:r>
     </w:p>
     <w:p>
@@ -6585,185 +7245,13 @@
           <w:sz w:val="28"/>
           <w:szCs w:val="28"/>
         </w:rPr>
-        <w:t xml:space="preserve">       - расчет средних значений по выбранной группе данных;</w:t>
-      </w:r>
-    </w:p>
-    <w:p>
-      <w:pPr>
-        <w:spacing w:line="360" w:lineRule="auto"/>
-        <w:ind w:firstLine="567"/>
-        <w:jc w:val="both"/>
-        <w:rPr>
-          <w:sz w:val="28"/>
-          <w:szCs w:val="28"/>
-        </w:rPr>
-      </w:pPr>
-      <w:r>
-        <w:rPr>
-          <w:sz w:val="28"/>
-          <w:szCs w:val="28"/>
-        </w:rPr>
-        <w:t xml:space="preserve">       - сортировка по заданному ключу в отобранной группе данных;</w:t>
-      </w:r>
-    </w:p>
-    <w:p>
-      <w:pPr>
-        <w:spacing w:line="360" w:lineRule="auto"/>
-        <w:ind w:firstLine="567"/>
-        <w:jc w:val="both"/>
-        <w:rPr>
-          <w:sz w:val="28"/>
-          <w:szCs w:val="28"/>
-        </w:rPr>
-      </w:pPr>
-      <w:r>
-        <w:rPr>
-          <w:sz w:val="28"/>
-          <w:szCs w:val="28"/>
-        </w:rPr>
-        <w:t xml:space="preserve">       - вывод отобранных данных в файл для передачи программам проведения научно-технических расчетов;</w:t>
-      </w:r>
-    </w:p>
-    <w:p>
-      <w:pPr>
-        <w:spacing w:line="360" w:lineRule="auto"/>
-        <w:ind w:firstLine="567"/>
-        <w:jc w:val="both"/>
-        <w:rPr>
-          <w:sz w:val="28"/>
-          <w:szCs w:val="28"/>
-        </w:rPr>
-      </w:pPr>
-      <w:r>
-        <w:rPr>
-          <w:sz w:val="28"/>
-          <w:szCs w:val="28"/>
-        </w:rPr>
-        <w:t xml:space="preserve">       - вывод на экран и в файл отчета в виде таблицы с отобранной группой данных;</w:t>
-      </w:r>
-    </w:p>
-    <w:p>
-      <w:pPr>
-        <w:spacing w:line="360" w:lineRule="auto"/>
-        <w:ind w:firstLine="567"/>
-        <w:jc w:val="both"/>
-        <w:rPr>
-          <w:sz w:val="28"/>
-          <w:szCs w:val="28"/>
-        </w:rPr>
-      </w:pPr>
-      <w:r>
-        <w:rPr>
-          <w:sz w:val="28"/>
-          <w:szCs w:val="28"/>
-        </w:rPr>
-        <w:t xml:space="preserve">     в) проведение научно-технических расчетов по отобранному подмножеству экспериментальных данных:</w:t>
-      </w:r>
-    </w:p>
-    <w:p>
-      <w:pPr>
-        <w:spacing w:line="360" w:lineRule="auto"/>
-        <w:ind w:firstLine="567"/>
-        <w:jc w:val="both"/>
-        <w:rPr>
-          <w:sz w:val="28"/>
-          <w:szCs w:val="28"/>
-        </w:rPr>
-      </w:pPr>
-      <w:r>
-        <w:rPr>
-          <w:sz w:val="28"/>
-          <w:szCs w:val="28"/>
-          <w:highlight w:val="yellow"/>
-        </w:rPr>
-        <w:lastRenderedPageBreak/>
-        <w:t>- отображение данных для н.</w:t>
-      </w:r>
-      <w:proofErr w:type="gramStart"/>
-      <w:r>
-        <w:rPr>
-          <w:sz w:val="28"/>
-          <w:szCs w:val="28"/>
-          <w:highlight w:val="yellow"/>
-        </w:rPr>
-        <w:t>т</w:t>
-      </w:r>
-      <w:proofErr w:type="gramEnd"/>
-      <w:r>
-        <w:rPr>
-          <w:sz w:val="28"/>
-          <w:szCs w:val="28"/>
-          <w:highlight w:val="yellow"/>
-        </w:rPr>
-        <w:t>.</w:t>
-      </w:r>
-    </w:p>
-    <w:p>
-      <w:pPr>
-        <w:spacing w:line="360" w:lineRule="auto"/>
-        <w:ind w:firstLine="567"/>
-        <w:jc w:val="both"/>
-        <w:rPr>
-          <w:sz w:val="28"/>
-          <w:szCs w:val="28"/>
-        </w:rPr>
-      </w:pPr>
-      <w:r>
-        <w:rPr>
-          <w:sz w:val="28"/>
-          <w:szCs w:val="28"/>
-        </w:rPr>
-        <w:t xml:space="preserve">       - расчет гистограмм по измерениям для отдельных каналов;</w:t>
-      </w:r>
-    </w:p>
-    <w:p>
-      <w:pPr>
-        <w:spacing w:line="360" w:lineRule="auto"/>
-        <w:ind w:firstLine="567"/>
-        <w:jc w:val="both"/>
-        <w:rPr>
-          <w:sz w:val="28"/>
-          <w:szCs w:val="28"/>
-        </w:rPr>
-      </w:pPr>
-      <w:r>
-        <w:rPr>
-          <w:sz w:val="28"/>
-          <w:szCs w:val="28"/>
-        </w:rPr>
-        <w:t xml:space="preserve">       - расчет основных статистик по измерениям из кадров.</w:t>
-      </w:r>
-    </w:p>
-    <w:p>
-      <w:pPr>
-        <w:spacing w:line="360" w:lineRule="auto"/>
-        <w:ind w:firstLine="567"/>
-        <w:jc w:val="both"/>
-        <w:rPr>
-          <w:sz w:val="28"/>
-          <w:szCs w:val="28"/>
-        </w:rPr>
-      </w:pPr>
-      <w:r>
-        <w:rPr>
-          <w:sz w:val="28"/>
-          <w:szCs w:val="28"/>
-        </w:rPr>
-        <w:t xml:space="preserve">Создаваемая программа должна </w:t>
-      </w:r>
-      <w:r>
-        <w:rPr>
-          <w:sz w:val="28"/>
-          <w:szCs w:val="28"/>
-          <w:highlight w:val="yellow"/>
-        </w:rPr>
-        <w:t xml:space="preserve">включать </w:t>
-      </w:r>
-      <w:r>
-        <w:rPr>
-          <w:sz w:val="28"/>
-          <w:szCs w:val="28"/>
-          <w:highlight w:val="yellow"/>
+        <w:t>П</w:t>
+      </w:r>
+      <w:r>
+        <w:rPr>
+          <w:sz w:val="28"/>
+          <w:szCs w:val="28"/>
+          <w:vertAlign w:val="subscript"/>
         </w:rPr>
         <w:t>3</w:t>
       </w:r>
@@ -6772,172 +7260,7 @@
           <w:sz w:val="28"/>
           <w:szCs w:val="28"/>
         </w:rPr>
-        <w:t xml:space="preserve"> подсистемы (блока):</w:t>
-      </w:r>
-    </w:p>
-    <w:p>
-      <w:pPr>
-        <w:spacing w:line="360" w:lineRule="auto"/>
-        <w:ind w:firstLine="567"/>
-        <w:jc w:val="both"/>
-        <w:rPr>
-          <w:sz w:val="28"/>
-          <w:szCs w:val="28"/>
-        </w:rPr>
-      </w:pPr>
-      <w:r>
-        <w:rPr>
-          <w:sz w:val="28"/>
-          <w:szCs w:val="28"/>
-        </w:rPr>
-        <w:t>П</w:t>
-      </w:r>
-      <w:r>
-        <w:rPr>
-          <w:sz w:val="28"/>
-          <w:szCs w:val="28"/>
-          <w:vertAlign w:val="subscript"/>
-        </w:rPr>
-        <w:t>0</w:t>
-      </w:r>
-      <w:r>
-        <w:rPr>
-          <w:sz w:val="28"/>
-          <w:szCs w:val="28"/>
-        </w:rPr>
-        <w:t xml:space="preserve"> – программная оболочка;</w:t>
-      </w:r>
-    </w:p>
-    <w:p>
-      <w:pPr>
-        <w:spacing w:line="360" w:lineRule="auto"/>
-        <w:ind w:firstLine="567"/>
-        <w:jc w:val="both"/>
-        <w:rPr>
-          <w:sz w:val="28"/>
-          <w:szCs w:val="28"/>
-        </w:rPr>
-      </w:pPr>
-      <w:r>
-        <w:rPr>
-          <w:sz w:val="28"/>
-          <w:szCs w:val="28"/>
-        </w:rPr>
-        <w:t>П</w:t>
-      </w:r>
-      <w:r>
-        <w:rPr>
-          <w:sz w:val="28"/>
-          <w:szCs w:val="28"/>
-          <w:vertAlign w:val="subscript"/>
-        </w:rPr>
-        <w:t>1</w:t>
-      </w:r>
-      <w:r>
-        <w:rPr>
-          <w:sz w:val="28"/>
-          <w:szCs w:val="28"/>
-        </w:rPr>
-        <w:t xml:space="preserve"> – программа регистрации данных на объекте автоматизации;</w:t>
-      </w:r>
-    </w:p>
-    <w:p>
-      <w:pPr>
-        <w:spacing w:line="360" w:lineRule="auto"/>
-        <w:ind w:firstLine="567"/>
-        <w:jc w:val="both"/>
-        <w:rPr>
-          <w:sz w:val="28"/>
-          <w:szCs w:val="28"/>
-        </w:rPr>
-      </w:pPr>
-      <w:r>
-        <w:rPr>
-          <w:sz w:val="28"/>
-          <w:szCs w:val="28"/>
-        </w:rPr>
-        <w:t>П</w:t>
-      </w:r>
-      <w:r>
-        <w:rPr>
-          <w:sz w:val="28"/>
-          <w:szCs w:val="28"/>
-          <w:vertAlign w:val="subscript"/>
-        </w:rPr>
-        <w:t>2</w:t>
-      </w:r>
-      <w:r>
-        <w:rPr>
-          <w:sz w:val="28"/>
-          <w:szCs w:val="28"/>
-        </w:rPr>
-        <w:t xml:space="preserve"> </w:t>
-      </w:r>
-      <w:r>
-        <w:rPr>
-          <w:sz w:val="28"/>
-          <w:szCs w:val="28"/>
-        </w:rPr>
-        <w:t>– программа управления данными (хранения и подготовки к обработке);</w:t>
-      </w:r>
-    </w:p>
-    <w:p>
-      <w:pPr>
-        <w:spacing w:line="360" w:lineRule="auto"/>
-        <w:ind w:firstLine="567"/>
-        <w:jc w:val="both"/>
-        <w:rPr>
-          <w:sz w:val="28"/>
-          <w:szCs w:val="28"/>
-        </w:rPr>
-      </w:pPr>
-      <w:r>
-        <w:rPr>
-          <w:sz w:val="28"/>
-          <w:szCs w:val="28"/>
-        </w:rPr>
-        <w:t>П</w:t>
-      </w:r>
-      <w:r>
-        <w:rPr>
-          <w:sz w:val="28"/>
-          <w:szCs w:val="28"/>
-          <w:vertAlign w:val="subscript"/>
-        </w:rPr>
-        <w:t>3</w:t>
-      </w:r>
-      <w:r>
-        <w:rPr>
-          <w:sz w:val="28"/>
-          <w:szCs w:val="28"/>
-        </w:rPr>
         <w:t xml:space="preserve"> – программа обработки данных.</w:t>
-      </w:r>
-    </w:p>
-    <w:p>
-      <w:pPr>
-        <w:spacing w:line="360" w:lineRule="auto"/>
-        <w:ind w:firstLine="567"/>
-        <w:jc w:val="both"/>
-        <w:rPr>
-          <w:sz w:val="28"/>
-          <w:szCs w:val="28"/>
-        </w:rPr>
-      </w:pPr>
-      <w:r>
-        <w:rPr>
-          <w:sz w:val="28"/>
-          <w:szCs w:val="28"/>
-          <w:highlight w:val="yellow"/>
-        </w:rPr>
-        <w:t>ПК – программный комплекс в целом.</w:t>
-      </w:r>
-      <w:r>
-        <w:rPr>
-          <w:sz w:val="28"/>
-          <w:szCs w:val="28"/>
-        </w:rPr>
-        <w:t xml:space="preserve"> </w:t>
       </w:r>
     </w:p>
     <w:p>
@@ -6948,11 +7271,11 @@
           <w:numId w:val="1"/>
         </w:numPr>
       </w:pPr>
-      <w:bookmarkStart w:id="11" w:name="_Toc222992634"/>
+      <w:bookmarkStart w:id="10" w:name="_Toc222992634"/>
       <w:r>
         <w:t>Требования к надежности</w:t>
       </w:r>
-      <w:bookmarkEnd w:id="11"/>
+      <w:bookmarkEnd w:id="10"/>
     </w:p>
     <w:p>
       <w:pPr>
@@ -7114,11 +7437,11 @@
           <w:numId w:val="1"/>
         </w:numPr>
       </w:pPr>
-      <w:bookmarkStart w:id="12" w:name="_Toc222992635"/>
+      <w:bookmarkStart w:id="11" w:name="_Toc222992635"/>
       <w:r>
         <w:t>Условия эксплуатации</w:t>
       </w:r>
-      <w:bookmarkEnd w:id="12"/>
+      <w:bookmarkEnd w:id="11"/>
     </w:p>
     <w:p/>
     <w:p>
@@ -7166,11 +7489,11 @@
           <w:numId w:val="1"/>
         </w:numPr>
       </w:pPr>
-      <w:bookmarkStart w:id="13" w:name="_Toc222992636"/>
+      <w:bookmarkStart w:id="12" w:name="_Toc222992636"/>
       <w:r>
         <w:t>Требования к составу и параметры технических средств</w:t>
       </w:r>
-      <w:bookmarkEnd w:id="13"/>
+      <w:bookmarkEnd w:id="12"/>
     </w:p>
     <w:p>
       <w:pPr>
@@ -7587,13 +7910,12 @@
         </w:numPr>
         <w:spacing w:line="276" w:lineRule="auto"/>
       </w:pPr>
-      <w:bookmarkStart w:id="14" w:name="_Toc222992637"/>
+      <w:bookmarkStart w:id="13" w:name="_Toc222992637"/>
       <w:r>
         <w:t>Требования к информационной и программной совместимости</w:t>
       </w:r>
-      <w:bookmarkEnd w:id="14"/>
+      <w:bookmarkEnd w:id="13"/>
     </w:p>
-    <w:p/>
     <w:p>
       <w:pPr>
         <w:spacing w:line="360" w:lineRule="auto"/>
@@ -7621,11 +7943,11 @@
           <w:numId w:val="1"/>
         </w:numPr>
       </w:pPr>
-      <w:bookmarkStart w:id="15" w:name="_Toc222992638"/>
+      <w:bookmarkStart w:id="14" w:name="_Toc222992638"/>
       <w:r>
         <w:t>Специальные требования</w:t>
       </w:r>
-      <w:bookmarkEnd w:id="15"/>
+      <w:bookmarkEnd w:id="14"/>
     </w:p>
     <w:p/>
     <w:p>
@@ -7653,11 +7975,11 @@
           <w:numId w:val="1"/>
         </w:numPr>
       </w:pPr>
-      <w:bookmarkStart w:id="16" w:name="_Toc222992639"/>
+      <w:bookmarkStart w:id="15" w:name="_Toc222992639"/>
       <w:r>
         <w:t>Требования к программной документации</w:t>
       </w:r>
-      <w:bookmarkEnd w:id="16"/>
+      <w:bookmarkEnd w:id="15"/>
     </w:p>
     <w:p/>
     <w:p>
@@ -7765,11 +8087,15 @@
             <w:pPr>
               <w:jc w:val="center"/>
               <w:rPr>
-                <w:iCs/>
-              </w:rPr>
-            </w:pPr>
-            <w:r>
-              <w:rPr>
+                <w:b/>
+                <w:bCs/>
+                <w:iCs/>
+              </w:rPr>
+            </w:pPr>
+            <w:r>
+              <w:rPr>
+                <w:b/>
+                <w:bCs/>
                 <w:iCs/>
               </w:rPr>
               <w:t>Наименование документа</w:t>
@@ -8544,7 +8870,6 @@
               <w:rPr>
                 <w:iCs/>
               </w:rPr>
-              <w:lastRenderedPageBreak/>
               <w:t>П</w:t>
             </w:r>
           </w:p>
@@ -8599,6 +8924,7 @@
               <w:rPr>
                 <w:iCs/>
               </w:rPr>
+              <w:lastRenderedPageBreak/>
               <w:t>Р</w:t>
             </w:r>
           </w:p>
@@ -8636,11 +8962,11 @@
           <w:numId w:val="1"/>
         </w:numPr>
       </w:pPr>
-      <w:bookmarkStart w:id="17" w:name="_Toc222992640"/>
+      <w:bookmarkStart w:id="16" w:name="_Toc222992640"/>
       <w:r>
         <w:t>Стадии и этапы разработки</w:t>
       </w:r>
-      <w:bookmarkEnd w:id="17"/>
+      <w:bookmarkEnd w:id="16"/>
     </w:p>
     <w:p/>
     <w:p>
@@ -8739,11 +9065,15 @@
             <w:pPr>
               <w:jc w:val="center"/>
               <w:rPr>
-                <w:iCs/>
-              </w:rPr>
-            </w:pPr>
-            <w:r>
-              <w:rPr>
+                <w:b/>
+                <w:bCs/>
+                <w:iCs/>
+              </w:rPr>
+            </w:pPr>
+            <w:r>
+              <w:rPr>
+                <w:b/>
+                <w:bCs/>
                 <w:iCs/>
               </w:rPr>
               <w:t>№ п.п.</w:t>
@@ -8759,11 +9089,15 @@
             <w:pPr>
               <w:jc w:val="center"/>
               <w:rPr>
-                <w:iCs/>
-              </w:rPr>
-            </w:pPr>
-            <w:r>
-              <w:rPr>
+                <w:b/>
+                <w:bCs/>
+                <w:iCs/>
+              </w:rPr>
+            </w:pPr>
+            <w:r>
+              <w:rPr>
+                <w:b/>
+                <w:bCs/>
                 <w:iCs/>
               </w:rPr>
               <w:t>Наименование этапа работы</w:t>
@@ -8779,11 +9113,15 @@
             <w:pPr>
               <w:jc w:val="center"/>
               <w:rPr>
-                <w:iCs/>
-              </w:rPr>
-            </w:pPr>
-            <w:r>
-              <w:rPr>
+                <w:b/>
+                <w:bCs/>
+                <w:iCs/>
+              </w:rPr>
+            </w:pPr>
+            <w:r>
+              <w:rPr>
+                <w:b/>
+                <w:bCs/>
                 <w:iCs/>
               </w:rPr>
               <w:t>Сроки выполнения</w:t>
@@ -8799,11 +9137,15 @@
             <w:pPr>
               <w:jc w:val="center"/>
               <w:rPr>
-                <w:iCs/>
-              </w:rPr>
-            </w:pPr>
-            <w:r>
-              <w:rPr>
+                <w:b/>
+                <w:bCs/>
+                <w:iCs/>
+              </w:rPr>
+            </w:pPr>
+            <w:r>
+              <w:rPr>
+                <w:b/>
+                <w:bCs/>
                 <w:iCs/>
               </w:rPr>
               <w:t>Планируемые результаты, отчетность.</w:t>
@@ -8854,7 +9196,21 @@
               <w:rPr>
                 <w:iCs/>
               </w:rPr>
-              <w:t>Разработка технического проекта для программных средств, используемых для регистрации объектов и обработки данных</w:t>
+              <w:t xml:space="preserve">Разработка технического проекта </w:t>
+            </w:r>
+            <w:r>
+              <w:rPr>
+                <w:iCs/>
+                <w:strike/>
+                <w:highlight w:val="cyan"/>
+              </w:rPr>
+              <w:t>для</w:t>
+            </w:r>
+            <w:r>
+              <w:rPr>
+                <w:iCs/>
+              </w:rPr>
+              <w:t xml:space="preserve"> программных средств, используемых для регистрации объектов и обработки данных</w:t>
             </w:r>
           </w:p>
         </w:tc>
@@ -8964,7 +9320,19 @@
               <w:rPr>
                 <w:iCs/>
               </w:rPr>
-              <w:t>Результат -  технический проект</w:t>
+              <w:t xml:space="preserve">Результат </w:t>
+            </w:r>
+            <w:r>
+              <w:rPr>
+                <w:iCs/>
+              </w:rPr>
+              <w:t>–</w:t>
+            </w:r>
+            <w:r>
+              <w:rPr>
+                <w:iCs/>
+              </w:rPr>
+              <w:t xml:space="preserve"> технический проект</w:t>
             </w:r>
             <w:r>
               <w:rPr>
@@ -9099,14 +9467,51 @@
               <w:rPr>
                 <w:iCs/>
               </w:rPr>
-              <w:t>программных средств, используемых для регистрации объектов и обработки данных</w:t>
-            </w:r>
-            <w:r>
-              <w:rPr>
-                <w:iCs/>
-              </w:rPr>
-              <w:t xml:space="preserve"> и документации по испытаниям и их использованию.</w:t>
-            </w:r>
+              <w:t xml:space="preserve">программных средств, используемых для регистрации объектов и обработки данных </w:t>
+            </w:r>
+            <w:r>
+              <w:rPr>
+                <w:iCs/>
+                <w:highlight w:val="cyan"/>
+              </w:rPr>
+              <w:t>и документации по испытаниям и их использованию.</w:t>
+            </w:r>
+          </w:p>
+          <w:p>
+            <w:pPr>
+              <w:rPr>
+                <w:i/>
+                <w:iCs/>
+              </w:rPr>
+            </w:pPr>
+            <w:r>
+              <w:rPr>
+                <w:i/>
+                <w:iCs/>
+                <w:highlight w:val="cyan"/>
+              </w:rPr>
+              <w:t>Сократить название, те</w:t>
+            </w:r>
+            <w:proofErr w:type="gramStart"/>
+            <w:r>
+              <w:rPr>
+                <w:i/>
+                <w:iCs/>
+                <w:highlight w:val="cyan"/>
+              </w:rPr>
+              <w:t>кст впр</w:t>
+            </w:r>
+            <w:proofErr w:type="gramEnd"/>
+            <w:r>
+              <w:rPr>
+                <w:i/>
+                <w:iCs/>
+                <w:highlight w:val="cyan"/>
+              </w:rPr>
+              <w:t>аво</w:t>
+            </w:r>
+            <w:bookmarkStart w:id="17" w:name="_GoBack"/>
+            <w:bookmarkEnd w:id="17"/>
           </w:p>
         </w:tc>
         <w:tc>
@@ -9233,15 +9638,34 @@
               <w:rPr>
                 <w:iCs/>
               </w:rPr>
-              <w:t xml:space="preserve">включающий: </w:t>
-            </w:r>
-          </w:p>
-          <w:p>
-            <w:pPr>
-              <w:rPr>
-                <w:iCs/>
-              </w:rPr>
-            </w:pPr>
+              <w:t>включающий</w:t>
+            </w:r>
+            <w:r>
+              <w:rPr>
+                <w:iCs/>
+                <w:highlight w:val="cyan"/>
+              </w:rPr>
+              <w:t xml:space="preserve"> документации по испытаниям и их использованию</w:t>
+            </w:r>
+            <w:r>
+              <w:rPr>
+                <w:iCs/>
+              </w:rPr>
+              <w:t xml:space="preserve">: </w:t>
+            </w:r>
+          </w:p>
+          <w:p>
+            <w:pPr>
+              <w:rPr>
+                <w:iCs/>
+              </w:rPr>
+            </w:pPr>
+            <w:r>
+              <w:rPr>
+                <w:iCs/>
+              </w:rPr>
+              <w:t xml:space="preserve">- </w:t>
+            </w:r>
             <w:r>
               <w:rPr>
                 <w:iCs/>
@@ -9259,6 +9683,12 @@
               <w:rPr>
                 <w:iCs/>
               </w:rPr>
+              <w:t xml:space="preserve">- </w:t>
+            </w:r>
+            <w:r>
+              <w:rPr>
+                <w:iCs/>
+              </w:rPr>
               <w:t xml:space="preserve">План демонстрации комплекса программ; </w:t>
             </w:r>
           </w:p>
@@ -9272,6 +9702,12 @@
               <w:rPr>
                 <w:iCs/>
               </w:rPr>
+              <w:t xml:space="preserve">- </w:t>
+            </w:r>
+            <w:r>
+              <w:rPr>
+                <w:iCs/>
+              </w:rPr>
               <w:t>Протокол испытаний, включая оценки быстродействия и объема данных.</w:t>
             </w:r>
           </w:p>
@@ -9284,17 +9720,94 @@
             <w:r>
               <w:rPr>
                 <w:iCs/>
-                <w:highlight w:val="yellow"/>
-              </w:rPr>
-              <w:t>Рук пользов, рук сист прогр</w:t>
-            </w:r>
-          </w:p>
-          <w:p>
-            <w:pPr>
-              <w:rPr>
-                <w:iCs/>
-              </w:rPr>
-            </w:pPr>
+              </w:rPr>
+              <w:t xml:space="preserve">- </w:t>
+            </w:r>
+            <w:r>
+              <w:rPr>
+                <w:iCs/>
+              </w:rPr>
+              <w:t>Рук</w:t>
+            </w:r>
+            <w:r>
+              <w:rPr>
+                <w:iCs/>
+              </w:rPr>
+              <w:t>оводство</w:t>
+            </w:r>
+            <w:r>
+              <w:rPr>
+                <w:iCs/>
+              </w:rPr>
+              <w:t xml:space="preserve"> пользов</w:t>
+            </w:r>
+            <w:r>
+              <w:rPr>
+                <w:iCs/>
+              </w:rPr>
+              <w:t>ателя</w:t>
+            </w:r>
+            <w:r>
+              <w:rPr>
+                <w:iCs/>
+              </w:rPr>
+              <w:t xml:space="preserve">, </w:t>
+            </w:r>
+          </w:p>
+          <w:p>
+            <w:pPr>
+              <w:rPr>
+                <w:iCs/>
+              </w:rPr>
+            </w:pPr>
+            <w:r>
+              <w:rPr>
+                <w:iCs/>
+              </w:rPr>
+              <w:t>- Р</w:t>
+            </w:r>
+            <w:r>
+              <w:rPr>
+                <w:iCs/>
+              </w:rPr>
+              <w:t>ук</w:t>
+            </w:r>
+            <w:r>
+              <w:rPr>
+                <w:iCs/>
+              </w:rPr>
+              <w:t>оводство</w:t>
+            </w:r>
+            <w:r>
+              <w:rPr>
+                <w:iCs/>
+              </w:rPr>
+              <w:t xml:space="preserve"> сист</w:t>
+            </w:r>
+            <w:r>
+              <w:rPr>
+                <w:iCs/>
+              </w:rPr>
+              <w:t xml:space="preserve">емного </w:t>
+            </w:r>
+            <w:r>
+              <w:rPr>
+                <w:iCs/>
+              </w:rPr>
+              <w:t>прогр</w:t>
+            </w:r>
+            <w:r>
+              <w:rPr>
+                <w:iCs/>
+              </w:rPr>
+              <w:t>аммиста</w:t>
+            </w:r>
+            <w:r>
+              <w:rPr>
+                <w:iCs/>
+              </w:rPr>
+              <w:t xml:space="preserve">. </w:t>
+            </w:r>
           </w:p>
         </w:tc>
       </w:tr>
@@ -9386,9 +9899,9 @@
         <w:tblLook w:val="0000" w:firstRow="0" w:lastRow="0" w:firstColumn="0" w:lastColumn="0" w:noHBand="0" w:noVBand="0"/>
       </w:tblPr>
       <w:tblGrid>
-        <w:gridCol w:w="1153"/>
-        <w:gridCol w:w="5527"/>
-        <w:gridCol w:w="1655"/>
+        <w:gridCol w:w="1155"/>
+        <w:gridCol w:w="5402"/>
+        <w:gridCol w:w="1778"/>
       </w:tblGrid>
       <w:tr>
         <w:trPr>
@@ -9409,8 +9922,16 @@
           <w:p>
             <w:pPr>
               <w:pStyle w:val="11"/>
-            </w:pPr>
-            <w:r>
+              <w:rPr>
+                <w:b/>
+                <w:bCs/>
+              </w:rPr>
+            </w:pPr>
+            <w:r>
+              <w:rPr>
+                <w:b/>
+                <w:bCs/>
+              </w:rPr>
               <w:t>Срок (занятие)</w:t>
             </w:r>
           </w:p>
@@ -9431,11 +9952,15 @@
             <w:pPr>
               <w:jc w:val="center"/>
               <w:rPr>
-                <w:iCs/>
-              </w:rPr>
-            </w:pPr>
-            <w:r>
-              <w:rPr>
+                <w:b/>
+                <w:bCs/>
+                <w:iCs/>
+              </w:rPr>
+            </w:pPr>
+            <w:r>
+              <w:rPr>
+                <w:b/>
+                <w:bCs/>
                 <w:iCs/>
               </w:rPr>
               <w:t>Документы</w:t>
@@ -9458,11 +9983,15 @@
             <w:pPr>
               <w:jc w:val="center"/>
               <w:rPr>
-                <w:iCs/>
-              </w:rPr>
-            </w:pPr>
-            <w:r>
-              <w:rPr>
+                <w:b/>
+                <w:bCs/>
+                <w:iCs/>
+              </w:rPr>
+            </w:pPr>
+            <w:r>
+              <w:rPr>
+                <w:b/>
+                <w:bCs/>
                 <w:iCs/>
               </w:rPr>
               <w:t>Программные компонент</w:t>
@@ -10305,7 +10834,6 @@
       </w:r>
     </w:p>
     <w:p/>
-    <w:p/>
     <w:tbl>
       <w:tblPr>
         <w:tblW w:w="0" w:type="auto"/>
@@ -10400,7 +10928,11 @@
         </w:tc>
       </w:tr>
     </w:tbl>
-    <w:p/>
+    <w:p>
+      <w:r>
+        <w:t xml:space="preserve"> </w:t>
+      </w:r>
+    </w:p>
     <w:sectPr>
       <w:footerReference w:type="even" r:id="rId9"/>
       <w:footerReference w:type="default" r:id="rId10"/>
@@ -10545,7 +11077,7 @@
             <w:rStyle w:val="ac"/>
             <w:noProof/>
           </w:rPr>
-          <w:t>10</w:t>
+          <w:t>9</w:t>
         </w:r>
         <w:r>
           <w:rPr>
@@ -10586,6 +11118,155 @@
 <file path=word/numbering.xml><?xml version="1.0" encoding="utf-8"?>
 <w:numbering xmlns:wpc="http://schemas.microsoft.com/office/word/2010/wordprocessingCanvas" xmlns:mc="http://schemas.openxmlformats.org/markup-compatibility/2006" xmlns:o="urn:schemas-microsoft-com:office:office" xmlns:r="http://schemas.openxmlformats.org/officeDocument/2006/relationships" xmlns:m="http://schemas.openxmlformats.org/officeDocument/2006/math" xmlns:v="urn:schemas-microsoft-com:vml" xmlns:wp14="http://schemas.microsoft.com/office/word/2010/wordprocessingDrawing" xmlns:wp="http://schemas.openxmlformats.org/drawingml/2006/wordprocessingDrawing" xmlns:w10="urn:schemas-microsoft-com:office:word" xmlns:w="http://schemas.openxmlformats.org/wordprocessingml/2006/main" xmlns:w14="http://schemas.microsoft.com/office/word/2010/wordml" xmlns:wpg="http://schemas.microsoft.com/office/word/2010/wordprocessingGroup" xmlns:wpi="http://schemas.microsoft.com/office/word/2010/wordprocessingInk" xmlns:wne="http://schemas.microsoft.com/office/word/2006/wordml" xmlns:wps="http://schemas.microsoft.com/office/word/2010/wordprocessingShape" mc:Ignorable="w14 wp14">
   <w:abstractNum w:abstractNumId="0">
+    <w:nsid w:val="05041E52"/>
+    <w:multiLevelType w:val="multilevel"/>
+    <w:tmpl w:val="D6D064A8"/>
+    <w:lvl w:ilvl="0">
+      <w:start w:val="1"/>
+      <w:numFmt w:val="bullet"/>
+      <w:lvlText w:val=""/>
+      <w:lvlJc w:val="left"/>
+      <w:pPr>
+        <w:tabs>
+          <w:tab w:val="num" w:pos="720"/>
+        </w:tabs>
+        <w:ind w:left="720" w:hanging="360"/>
+      </w:pPr>
+      <w:rPr>
+        <w:rFonts w:ascii="Symbol" w:hAnsi="Symbol" w:hint="default"/>
+        <w:sz w:val="20"/>
+      </w:rPr>
+    </w:lvl>
+    <w:lvl w:ilvl="1" w:tentative="1">
+      <w:start w:val="1"/>
+      <w:numFmt w:val="bullet"/>
+      <w:lvlText w:val="o"/>
+      <w:lvlJc w:val="left"/>
+      <w:pPr>
+        <w:tabs>
+          <w:tab w:val="num" w:pos="1440"/>
+        </w:tabs>
+        <w:ind w:left="1440" w:hanging="360"/>
+      </w:pPr>
+      <w:rPr>
+        <w:rFonts w:ascii="Courier New" w:hAnsi="Courier New" w:hint="default"/>
+        <w:sz w:val="20"/>
+      </w:rPr>
+    </w:lvl>
+    <w:lvl w:ilvl="2" w:tentative="1">
+      <w:start w:val="1"/>
+      <w:numFmt w:val="bullet"/>
+      <w:lvlText w:val=""/>
+      <w:lvlJc w:val="left"/>
+      <w:pPr>
+        <w:tabs>
+          <w:tab w:val="num" w:pos="2160"/>
+        </w:tabs>
+        <w:ind w:left="2160" w:hanging="360"/>
+      </w:pPr>
+      <w:rPr>
+        <w:rFonts w:ascii="Wingdings" w:hAnsi="Wingdings" w:hint="default"/>
+        <w:sz w:val="20"/>
+      </w:rPr>
+    </w:lvl>
+    <w:lvl w:ilvl="3" w:tentative="1">
+      <w:start w:val="1"/>
+      <w:numFmt w:val="bullet"/>
+      <w:lvlText w:val=""/>
+      <w:lvlJc w:val="left"/>
+      <w:pPr>
+        <w:tabs>
+          <w:tab w:val="num" w:pos="2880"/>
+        </w:tabs>
+        <w:ind w:left="2880" w:hanging="360"/>
+      </w:pPr>
+      <w:rPr>
+        <w:rFonts w:ascii="Wingdings" w:hAnsi="Wingdings" w:hint="default"/>
+        <w:sz w:val="20"/>
+      </w:rPr>
+    </w:lvl>
+    <w:lvl w:ilvl="4" w:tentative="1">
+      <w:start w:val="1"/>
+      <w:numFmt w:val="bullet"/>
+      <w:lvlText w:val=""/>
+      <w:lvlJc w:val="left"/>
+      <w:pPr>
+        <w:tabs>
+          <w:tab w:val="num" w:pos="3600"/>
+        </w:tabs>
+        <w:ind w:left="3600" w:hanging="360"/>
+      </w:pPr>
+      <w:rPr>
+        <w:rFonts w:ascii="Wingdings" w:hAnsi="Wingdings" w:hint="default"/>
+        <w:sz w:val="20"/>
+      </w:rPr>
+    </w:lvl>
+    <w:lvl w:ilvl="5" w:tentative="1">
+      <w:start w:val="1"/>
+      <w:numFmt w:val="bullet"/>
+      <w:lvlText w:val=""/>
+      <w:lvlJc w:val="left"/>
+      <w:pPr>
+        <w:tabs>
+          <w:tab w:val="num" w:pos="4320"/>
+        </w:tabs>
+        <w:ind w:left="4320" w:hanging="360"/>
+      </w:pPr>
+      <w:rPr>
+        <w:rFonts w:ascii="Wingdings" w:hAnsi="Wingdings" w:hint="default"/>
+        <w:sz w:val="20"/>
+      </w:rPr>
+    </w:lvl>
+    <w:lvl w:ilvl="6" w:tentative="1">
+      <w:start w:val="1"/>
+      <w:numFmt w:val="bullet"/>
+      <w:lvlText w:val=""/>
+      <w:lvlJc w:val="left"/>
+      <w:pPr>
+        <w:tabs>
+          <w:tab w:val="num" w:pos="5040"/>
+        </w:tabs>
+        <w:ind w:left="5040" w:hanging="360"/>
+      </w:pPr>
+      <w:rPr>
+        <w:rFonts w:ascii="Wingdings" w:hAnsi="Wingdings" w:hint="default"/>
+        <w:sz w:val="20"/>
+      </w:rPr>
+    </w:lvl>
+    <w:lvl w:ilvl="7" w:tentative="1">
+      <w:start w:val="1"/>
+      <w:numFmt w:val="bullet"/>
+      <w:lvlText w:val=""/>
+      <w:lvlJc w:val="left"/>
+      <w:pPr>
+        <w:tabs>
+          <w:tab w:val="num" w:pos="5760"/>
+        </w:tabs>
+        <w:ind w:left="5760" w:hanging="360"/>
+      </w:pPr>
+      <w:rPr>
+        <w:rFonts w:ascii="Wingdings" w:hAnsi="Wingdings" w:hint="default"/>
+        <w:sz w:val="20"/>
+      </w:rPr>
+    </w:lvl>
+    <w:lvl w:ilvl="8" w:tentative="1">
+      <w:start w:val="1"/>
+      <w:numFmt w:val="bullet"/>
+      <w:lvlText w:val=""/>
+      <w:lvlJc w:val="left"/>
+      <w:pPr>
+        <w:tabs>
+          <w:tab w:val="num" w:pos="6480"/>
+        </w:tabs>
+        <w:ind w:left="6480" w:hanging="360"/>
+      </w:pPr>
+      <w:rPr>
+        <w:rFonts w:ascii="Wingdings" w:hAnsi="Wingdings" w:hint="default"/>
+        <w:sz w:val="20"/>
+      </w:rPr>
+    </w:lvl>
+  </w:abstractNum>
+  <w:abstractNum w:abstractNumId="1">
     <w:nsid w:val="06133034"/>
     <w:multiLevelType w:val="multilevel"/>
     <w:tmpl w:val="03066AA4"/>
@@ -10702,7 +11383,152 @@
       </w:pPr>
     </w:lvl>
   </w:abstractNum>
-  <w:abstractNum w:abstractNumId="1">
+  <w:abstractNum w:abstractNumId="2">
+    <w:nsid w:val="168944D6"/>
+    <w:multiLevelType w:val="multilevel"/>
+    <w:tmpl w:val="4D0C1A50"/>
+    <w:lvl w:ilvl="0">
+      <w:start w:val="1"/>
+      <w:numFmt w:val="bullet"/>
+      <w:lvlText w:val=""/>
+      <w:lvlJc w:val="left"/>
+      <w:pPr>
+        <w:tabs>
+          <w:tab w:val="num" w:pos="720"/>
+        </w:tabs>
+        <w:ind w:left="720" w:hanging="360"/>
+      </w:pPr>
+      <w:rPr>
+        <w:rFonts w:ascii="Symbol" w:hAnsi="Symbol" w:hint="default"/>
+        <w:sz w:val="20"/>
+      </w:rPr>
+    </w:lvl>
+    <w:lvl w:ilvl="1">
+      <w:start w:val="1"/>
+      <w:numFmt w:val="bullet"/>
+      <w:lvlText w:val="–"/>
+      <w:lvlJc w:val="left"/>
+      <w:pPr>
+        <w:ind w:left="1440" w:hanging="360"/>
+      </w:pPr>
+      <w:rPr>
+        <w:rFonts w:ascii="Symbol" w:hAnsi="Symbol" w:hint="default"/>
+      </w:rPr>
+    </w:lvl>
+    <w:lvl w:ilvl="2" w:tentative="1">
+      <w:start w:val="1"/>
+      <w:numFmt w:val="bullet"/>
+      <w:lvlText w:val=""/>
+      <w:lvlJc w:val="left"/>
+      <w:pPr>
+        <w:tabs>
+          <w:tab w:val="num" w:pos="2160"/>
+        </w:tabs>
+        <w:ind w:left="2160" w:hanging="360"/>
+      </w:pPr>
+      <w:rPr>
+        <w:rFonts w:ascii="Wingdings" w:hAnsi="Wingdings" w:hint="default"/>
+        <w:sz w:val="20"/>
+      </w:rPr>
+    </w:lvl>
+    <w:lvl w:ilvl="3" w:tentative="1">
+      <w:start w:val="1"/>
+      <w:numFmt w:val="bullet"/>
+      <w:lvlText w:val=""/>
+      <w:lvlJc w:val="left"/>
+      <w:pPr>
+        <w:tabs>
+          <w:tab w:val="num" w:pos="2880"/>
+        </w:tabs>
+        <w:ind w:left="2880" w:hanging="360"/>
+      </w:pPr>
+      <w:rPr>
+        <w:rFonts w:ascii="Wingdings" w:hAnsi="Wingdings" w:hint="default"/>
+        <w:sz w:val="20"/>
+      </w:rPr>
+    </w:lvl>
+    <w:lvl w:ilvl="4" w:tentative="1">
+      <w:start w:val="1"/>
+      <w:numFmt w:val="bullet"/>
+      <w:lvlText w:val=""/>
+      <w:lvlJc w:val="left"/>
+      <w:pPr>
+        <w:tabs>
+          <w:tab w:val="num" w:pos="3600"/>
+        </w:tabs>
+        <w:ind w:left="3600" w:hanging="360"/>
+      </w:pPr>
+      <w:rPr>
+        <w:rFonts w:ascii="Wingdings" w:hAnsi="Wingdings" w:hint="default"/>
+        <w:sz w:val="20"/>
+      </w:rPr>
+    </w:lvl>
+    <w:lvl w:ilvl="5" w:tentative="1">
+      <w:start w:val="1"/>
+      <w:numFmt w:val="bullet"/>
+      <w:lvlText w:val=""/>
+      <w:lvlJc w:val="left"/>
+      <w:pPr>
+        <w:tabs>
+          <w:tab w:val="num" w:pos="4320"/>
+        </w:tabs>
+        <w:ind w:left="4320" w:hanging="360"/>
+      </w:pPr>
+      <w:rPr>
+        <w:rFonts w:ascii="Wingdings" w:hAnsi="Wingdings" w:hint="default"/>
+        <w:sz w:val="20"/>
+      </w:rPr>
+    </w:lvl>
+    <w:lvl w:ilvl="6" w:tentative="1">
+      <w:start w:val="1"/>
+      <w:numFmt w:val="bullet"/>
+      <w:lvlText w:val=""/>
+      <w:lvlJc w:val="left"/>
+      <w:pPr>
+        <w:tabs>
+          <w:tab w:val="num" w:pos="5040"/>
+        </w:tabs>
+        <w:ind w:left="5040" w:hanging="360"/>
+      </w:pPr>
+      <w:rPr>
+        <w:rFonts w:ascii="Wingdings" w:hAnsi="Wingdings" w:hint="default"/>
+        <w:sz w:val="20"/>
+      </w:rPr>
+    </w:lvl>
+    <w:lvl w:ilvl="7" w:tentative="1">
+      <w:start w:val="1"/>
+      <w:numFmt w:val="bullet"/>
+      <w:lvlText w:val=""/>
+      <w:lvlJc w:val="left"/>
+      <w:pPr>
+        <w:tabs>
+          <w:tab w:val="num" w:pos="5760"/>
+        </w:tabs>
+        <w:ind w:left="5760" w:hanging="360"/>
+      </w:pPr>
+      <w:rPr>
+        <w:rFonts w:ascii="Wingdings" w:hAnsi="Wingdings" w:hint="default"/>
+        <w:sz w:val="20"/>
+      </w:rPr>
+    </w:lvl>
+    <w:lvl w:ilvl="8" w:tentative="1">
+      <w:start w:val="1"/>
+      <w:numFmt w:val="bullet"/>
+      <w:lvlText w:val=""/>
+      <w:lvlJc w:val="left"/>
+      <w:pPr>
+        <w:tabs>
+          <w:tab w:val="num" w:pos="6480"/>
+        </w:tabs>
+        <w:ind w:left="6480" w:hanging="360"/>
+      </w:pPr>
+      <w:rPr>
+        <w:rFonts w:ascii="Wingdings" w:hAnsi="Wingdings" w:hint="default"/>
+        <w:sz w:val="20"/>
+      </w:rPr>
+    </w:lvl>
+  </w:abstractNum>
+  <w:abstractNum w:abstractNumId="3">
     <w:nsid w:val="16BF4555"/>
     <w:multiLevelType w:val="multilevel"/>
     <w:tmpl w:val="F0D60BD8"/>
@@ -10823,7 +11649,7 @@
       </w:rPr>
     </w:lvl>
   </w:abstractNum>
-  <w:abstractNum w:abstractNumId="2">
+  <w:abstractNum w:abstractNumId="4">
     <w:nsid w:val="1DEC2234"/>
     <w:multiLevelType w:val="multilevel"/>
     <w:tmpl w:val="C98479AC"/>
@@ -10972,7 +11798,585 @@
       </w:rPr>
     </w:lvl>
   </w:abstractNum>
-  <w:abstractNum w:abstractNumId="3">
+  <w:abstractNum w:abstractNumId="5">
+    <w:nsid w:val="1EBE25FE"/>
+    <w:multiLevelType w:val="multilevel"/>
+    <w:tmpl w:val="0B808D10"/>
+    <w:lvl w:ilvl="0">
+      <w:start w:val="1"/>
+      <w:numFmt w:val="bullet"/>
+      <w:lvlText w:val="o"/>
+      <w:lvlJc w:val="left"/>
+      <w:pPr>
+        <w:ind w:left="720" w:hanging="360"/>
+      </w:pPr>
+      <w:rPr>
+        <w:rFonts w:ascii="Courier New" w:hAnsi="Courier New" w:cs="Courier New" w:hint="default"/>
+        <w:sz w:val="20"/>
+      </w:rPr>
+    </w:lvl>
+    <w:lvl w:ilvl="1">
+      <w:start w:val="1"/>
+      <w:numFmt w:val="bullet"/>
+      <w:lvlText w:val="–"/>
+      <w:lvlJc w:val="left"/>
+      <w:pPr>
+        <w:ind w:left="1440" w:hanging="360"/>
+      </w:pPr>
+      <w:rPr>
+        <w:rFonts w:ascii="Symbol" w:hAnsi="Symbol" w:hint="default"/>
+      </w:rPr>
+    </w:lvl>
+    <w:lvl w:ilvl="2" w:tentative="1">
+      <w:start w:val="1"/>
+      <w:numFmt w:val="bullet"/>
+      <w:lvlText w:val=""/>
+      <w:lvlJc w:val="left"/>
+      <w:pPr>
+        <w:tabs>
+          <w:tab w:val="num" w:pos="2160"/>
+        </w:tabs>
+        <w:ind w:left="2160" w:hanging="360"/>
+      </w:pPr>
+      <w:rPr>
+        <w:rFonts w:ascii="Wingdings" w:hAnsi="Wingdings" w:hint="default"/>
+        <w:sz w:val="20"/>
+      </w:rPr>
+    </w:lvl>
+    <w:lvl w:ilvl="3" w:tentative="1">
+      <w:start w:val="1"/>
+      <w:numFmt w:val="bullet"/>
+      <w:lvlText w:val=""/>
+      <w:lvlJc w:val="left"/>
+      <w:pPr>
+        <w:tabs>
+          <w:tab w:val="num" w:pos="2880"/>
+        </w:tabs>
+        <w:ind w:left="2880" w:hanging="360"/>
+      </w:pPr>
+      <w:rPr>
+        <w:rFonts w:ascii="Wingdings" w:hAnsi="Wingdings" w:hint="default"/>
+        <w:sz w:val="20"/>
+      </w:rPr>
+    </w:lvl>
+    <w:lvl w:ilvl="4" w:tentative="1">
+      <w:start w:val="1"/>
+      <w:numFmt w:val="bullet"/>
+      <w:lvlText w:val=""/>
+      <w:lvlJc w:val="left"/>
+      <w:pPr>
+        <w:tabs>
+          <w:tab w:val="num" w:pos="3600"/>
+        </w:tabs>
+        <w:ind w:left="3600" w:hanging="360"/>
+      </w:pPr>
+      <w:rPr>
+        <w:rFonts w:ascii="Wingdings" w:hAnsi="Wingdings" w:hint="default"/>
+        <w:sz w:val="20"/>
+      </w:rPr>
+    </w:lvl>
+    <w:lvl w:ilvl="5" w:tentative="1">
+      <w:start w:val="1"/>
+      <w:numFmt w:val="bullet"/>
+      <w:lvlText w:val=""/>
+      <w:lvlJc w:val="left"/>
+      <w:pPr>
+        <w:tabs>
+          <w:tab w:val="num" w:pos="4320"/>
+        </w:tabs>
+        <w:ind w:left="4320" w:hanging="360"/>
+      </w:pPr>
+      <w:rPr>
+        <w:rFonts w:ascii="Wingdings" w:hAnsi="Wingdings" w:hint="default"/>
+        <w:sz w:val="20"/>
+      </w:rPr>
+    </w:lvl>
+    <w:lvl w:ilvl="6" w:tentative="1">
+      <w:start w:val="1"/>
+      <w:numFmt w:val="bullet"/>
+      <w:lvlText w:val=""/>
+      <w:lvlJc w:val="left"/>
+      <w:pPr>
+        <w:tabs>
+          <w:tab w:val="num" w:pos="5040"/>
+        </w:tabs>
+        <w:ind w:left="5040" w:hanging="360"/>
+      </w:pPr>
+      <w:rPr>
+        <w:rFonts w:ascii="Wingdings" w:hAnsi="Wingdings" w:hint="default"/>
+        <w:sz w:val="20"/>
+      </w:rPr>
+    </w:lvl>
+    <w:lvl w:ilvl="7" w:tentative="1">
+      <w:start w:val="1"/>
+      <w:numFmt w:val="bullet"/>
+      <w:lvlText w:val=""/>
+      <w:lvlJc w:val="left"/>
+      <w:pPr>
+        <w:tabs>
+          <w:tab w:val="num" w:pos="5760"/>
+        </w:tabs>
+        <w:ind w:left="5760" w:hanging="360"/>
+      </w:pPr>
+      <w:rPr>
+        <w:rFonts w:ascii="Wingdings" w:hAnsi="Wingdings" w:hint="default"/>
+        <w:sz w:val="20"/>
+      </w:rPr>
+    </w:lvl>
+    <w:lvl w:ilvl="8" w:tentative="1">
+      <w:start w:val="1"/>
+      <w:numFmt w:val="bullet"/>
+      <w:lvlText w:val=""/>
+      <w:lvlJc w:val="left"/>
+      <w:pPr>
+        <w:tabs>
+          <w:tab w:val="num" w:pos="6480"/>
+        </w:tabs>
+        <w:ind w:left="6480" w:hanging="360"/>
+      </w:pPr>
+      <w:rPr>
+        <w:rFonts w:ascii="Wingdings" w:hAnsi="Wingdings" w:hint="default"/>
+        <w:sz w:val="20"/>
+      </w:rPr>
+    </w:lvl>
+  </w:abstractNum>
+  <w:abstractNum w:abstractNumId="6">
+    <w:nsid w:val="2A70539B"/>
+    <w:multiLevelType w:val="multilevel"/>
+    <w:tmpl w:val="669AA510"/>
+    <w:lvl w:ilvl="0">
+      <w:start w:val="1"/>
+      <w:numFmt w:val="bullet"/>
+      <w:lvlText w:val=""/>
+      <w:lvlJc w:val="left"/>
+      <w:pPr>
+        <w:tabs>
+          <w:tab w:val="num" w:pos="720"/>
+        </w:tabs>
+        <w:ind w:left="720" w:hanging="360"/>
+      </w:pPr>
+      <w:rPr>
+        <w:rFonts w:ascii="Symbol" w:hAnsi="Symbol" w:hint="default"/>
+        <w:sz w:val="20"/>
+      </w:rPr>
+    </w:lvl>
+    <w:lvl w:ilvl="1">
+      <w:start w:val="1"/>
+      <w:numFmt w:val="bullet"/>
+      <w:lvlText w:val="o"/>
+      <w:lvlJc w:val="left"/>
+      <w:pPr>
+        <w:tabs>
+          <w:tab w:val="num" w:pos="1440"/>
+        </w:tabs>
+        <w:ind w:left="1440" w:hanging="360"/>
+      </w:pPr>
+      <w:rPr>
+        <w:rFonts w:ascii="Courier New" w:hAnsi="Courier New" w:hint="default"/>
+        <w:sz w:val="20"/>
+      </w:rPr>
+    </w:lvl>
+    <w:lvl w:ilvl="2" w:tentative="1">
+      <w:start w:val="1"/>
+      <w:numFmt w:val="bullet"/>
+      <w:lvlText w:val=""/>
+      <w:lvlJc w:val="left"/>
+      <w:pPr>
+        <w:tabs>
+          <w:tab w:val="num" w:pos="2160"/>
+        </w:tabs>
+        <w:ind w:left="2160" w:hanging="360"/>
+      </w:pPr>
+      <w:rPr>
+        <w:rFonts w:ascii="Wingdings" w:hAnsi="Wingdings" w:hint="default"/>
+        <w:sz w:val="20"/>
+      </w:rPr>
+    </w:lvl>
+    <w:lvl w:ilvl="3" w:tentative="1">
+      <w:start w:val="1"/>
+      <w:numFmt w:val="bullet"/>
+      <w:lvlText w:val=""/>
+      <w:lvlJc w:val="left"/>
+      <w:pPr>
+        <w:tabs>
+          <w:tab w:val="num" w:pos="2880"/>
+        </w:tabs>
+        <w:ind w:left="2880" w:hanging="360"/>
+      </w:pPr>
+      <w:rPr>
+        <w:rFonts w:ascii="Wingdings" w:hAnsi="Wingdings" w:hint="default"/>
+        <w:sz w:val="20"/>
+      </w:rPr>
+    </w:lvl>
+    <w:lvl w:ilvl="4" w:tentative="1">
+      <w:start w:val="1"/>
+      <w:numFmt w:val="bullet"/>
+      <w:lvlText w:val=""/>
+      <w:lvlJc w:val="left"/>
+      <w:pPr>
+        <w:tabs>
+          <w:tab w:val="num" w:pos="3600"/>
+        </w:tabs>
+        <w:ind w:left="3600" w:hanging="360"/>
+      </w:pPr>
+      <w:rPr>
+        <w:rFonts w:ascii="Wingdings" w:hAnsi="Wingdings" w:hint="default"/>
+        <w:sz w:val="20"/>
+      </w:rPr>
+    </w:lvl>
+    <w:lvl w:ilvl="5" w:tentative="1">
+      <w:start w:val="1"/>
+      <w:numFmt w:val="bullet"/>
+      <w:lvlText w:val=""/>
+      <w:lvlJc w:val="left"/>
+      <w:pPr>
+        <w:tabs>
+          <w:tab w:val="num" w:pos="4320"/>
+        </w:tabs>
+        <w:ind w:left="4320" w:hanging="360"/>
+      </w:pPr>
+      <w:rPr>
+        <w:rFonts w:ascii="Wingdings" w:hAnsi="Wingdings" w:hint="default"/>
+        <w:sz w:val="20"/>
+      </w:rPr>
+    </w:lvl>
+    <w:lvl w:ilvl="6" w:tentative="1">
+      <w:start w:val="1"/>
+      <w:numFmt w:val="bullet"/>
+      <w:lvlText w:val=""/>
+      <w:lvlJc w:val="left"/>
+      <w:pPr>
+        <w:tabs>
+          <w:tab w:val="num" w:pos="5040"/>
+        </w:tabs>
+        <w:ind w:left="5040" w:hanging="360"/>
+      </w:pPr>
+      <w:rPr>
+        <w:rFonts w:ascii="Wingdings" w:hAnsi="Wingdings" w:hint="default"/>
+        <w:sz w:val="20"/>
+      </w:rPr>
+    </w:lvl>
+    <w:lvl w:ilvl="7" w:tentative="1">
+      <w:start w:val="1"/>
+      <w:numFmt w:val="bullet"/>
+      <w:lvlText w:val=""/>
+      <w:lvlJc w:val="left"/>
+      <w:pPr>
+        <w:tabs>
+          <w:tab w:val="num" w:pos="5760"/>
+        </w:tabs>
+        <w:ind w:left="5760" w:hanging="360"/>
+      </w:pPr>
+      <w:rPr>
+        <w:rFonts w:ascii="Wingdings" w:hAnsi="Wingdings" w:hint="default"/>
+        <w:sz w:val="20"/>
+      </w:rPr>
+    </w:lvl>
+    <w:lvl w:ilvl="8" w:tentative="1">
+      <w:start w:val="1"/>
+      <w:numFmt w:val="bullet"/>
+      <w:lvlText w:val=""/>
+      <w:lvlJc w:val="left"/>
+      <w:pPr>
+        <w:tabs>
+          <w:tab w:val="num" w:pos="6480"/>
+        </w:tabs>
+        <w:ind w:left="6480" w:hanging="360"/>
+      </w:pPr>
+      <w:rPr>
+        <w:rFonts w:ascii="Wingdings" w:hAnsi="Wingdings" w:hint="default"/>
+        <w:sz w:val="20"/>
+      </w:rPr>
+    </w:lvl>
+  </w:abstractNum>
+  <w:abstractNum w:abstractNumId="7">
+    <w:nsid w:val="2D387863"/>
+    <w:multiLevelType w:val="multilevel"/>
+    <w:tmpl w:val="0608ACEC"/>
+    <w:lvl w:ilvl="0">
+      <w:start w:val="1"/>
+      <w:numFmt w:val="bullet"/>
+      <w:lvlText w:val=""/>
+      <w:lvlJc w:val="left"/>
+      <w:pPr>
+        <w:ind w:left="720" w:hanging="360"/>
+      </w:pPr>
+      <w:rPr>
+        <w:rFonts w:ascii="Symbol" w:hAnsi="Symbol" w:hint="default"/>
+        <w:sz w:val="20"/>
+      </w:rPr>
+    </w:lvl>
+    <w:lvl w:ilvl="1">
+      <w:start w:val="1"/>
+      <w:numFmt w:val="bullet"/>
+      <w:lvlText w:val="–"/>
+      <w:lvlJc w:val="left"/>
+      <w:pPr>
+        <w:ind w:left="1440" w:hanging="360"/>
+      </w:pPr>
+      <w:rPr>
+        <w:rFonts w:ascii="Symbol" w:hAnsi="Symbol" w:hint="default"/>
+      </w:rPr>
+    </w:lvl>
+    <w:lvl w:ilvl="2" w:tentative="1">
+      <w:start w:val="1"/>
+      <w:numFmt w:val="bullet"/>
+      <w:lvlText w:val=""/>
+      <w:lvlJc w:val="left"/>
+      <w:pPr>
+        <w:tabs>
+          <w:tab w:val="num" w:pos="2160"/>
+        </w:tabs>
+        <w:ind w:left="2160" w:hanging="360"/>
+      </w:pPr>
+      <w:rPr>
+        <w:rFonts w:ascii="Wingdings" w:hAnsi="Wingdings" w:hint="default"/>
+        <w:sz w:val="20"/>
+      </w:rPr>
+    </w:lvl>
+    <w:lvl w:ilvl="3" w:tentative="1">
+      <w:start w:val="1"/>
+      <w:numFmt w:val="bullet"/>
+      <w:lvlText w:val=""/>
+      <w:lvlJc w:val="left"/>
+      <w:pPr>
+        <w:tabs>
+          <w:tab w:val="num" w:pos="2880"/>
+        </w:tabs>
+        <w:ind w:left="2880" w:hanging="360"/>
+      </w:pPr>
+      <w:rPr>
+        <w:rFonts w:ascii="Wingdings" w:hAnsi="Wingdings" w:hint="default"/>
+        <w:sz w:val="20"/>
+      </w:rPr>
+    </w:lvl>
+    <w:lvl w:ilvl="4" w:tentative="1">
+      <w:start w:val="1"/>
+      <w:numFmt w:val="bullet"/>
+      <w:lvlText w:val=""/>
+      <w:lvlJc w:val="left"/>
+      <w:pPr>
+        <w:tabs>
+          <w:tab w:val="num" w:pos="3600"/>
+        </w:tabs>
+        <w:ind w:left="3600" w:hanging="360"/>
+      </w:pPr>
+      <w:rPr>
+        <w:rFonts w:ascii="Wingdings" w:hAnsi="Wingdings" w:hint="default"/>
+        <w:sz w:val="20"/>
+      </w:rPr>
+    </w:lvl>
+    <w:lvl w:ilvl="5" w:tentative="1">
+      <w:start w:val="1"/>
+      <w:numFmt w:val="bullet"/>
+      <w:lvlText w:val=""/>
+      <w:lvlJc w:val="left"/>
+      <w:pPr>
+        <w:tabs>
+          <w:tab w:val="num" w:pos="4320"/>
+        </w:tabs>
+        <w:ind w:left="4320" w:hanging="360"/>
+      </w:pPr>
+      <w:rPr>
+        <w:rFonts w:ascii="Wingdings" w:hAnsi="Wingdings" w:hint="default"/>
+        <w:sz w:val="20"/>
+      </w:rPr>
+    </w:lvl>
+    <w:lvl w:ilvl="6" w:tentative="1">
+      <w:start w:val="1"/>
+      <w:numFmt w:val="bullet"/>
+      <w:lvlText w:val=""/>
+      <w:lvlJc w:val="left"/>
+      <w:pPr>
+        <w:tabs>
+          <w:tab w:val="num" w:pos="5040"/>
+        </w:tabs>
+        <w:ind w:left="5040" w:hanging="360"/>
+      </w:pPr>
+      <w:rPr>
+        <w:rFonts w:ascii="Wingdings" w:hAnsi="Wingdings" w:hint="default"/>
+        <w:sz w:val="20"/>
+      </w:rPr>
+    </w:lvl>
+    <w:lvl w:ilvl="7" w:tentative="1">
+      <w:start w:val="1"/>
+      <w:numFmt w:val="bullet"/>
+      <w:lvlText w:val=""/>
+      <w:lvlJc w:val="left"/>
+      <w:pPr>
+        <w:tabs>
+          <w:tab w:val="num" w:pos="5760"/>
+        </w:tabs>
+        <w:ind w:left="5760" w:hanging="360"/>
+      </w:pPr>
+      <w:rPr>
+        <w:rFonts w:ascii="Wingdings" w:hAnsi="Wingdings" w:hint="default"/>
+        <w:sz w:val="20"/>
+      </w:rPr>
+    </w:lvl>
+    <w:lvl w:ilvl="8" w:tentative="1">
+      <w:start w:val="1"/>
+      <w:numFmt w:val="bullet"/>
+      <w:lvlText w:val=""/>
+      <w:lvlJc w:val="left"/>
+      <w:pPr>
+        <w:tabs>
+          <w:tab w:val="num" w:pos="6480"/>
+        </w:tabs>
+        <w:ind w:left="6480" w:hanging="360"/>
+      </w:pPr>
+      <w:rPr>
+        <w:rFonts w:ascii="Wingdings" w:hAnsi="Wingdings" w:hint="default"/>
+        <w:sz w:val="20"/>
+      </w:rPr>
+    </w:lvl>
+  </w:abstractNum>
+  <w:abstractNum w:abstractNumId="8">
+    <w:nsid w:val="3584476A"/>
+    <w:multiLevelType w:val="multilevel"/>
+    <w:tmpl w:val="4D0C1A50"/>
+    <w:lvl w:ilvl="0">
+      <w:start w:val="1"/>
+      <w:numFmt w:val="bullet"/>
+      <w:lvlText w:val=""/>
+      <w:lvlJc w:val="left"/>
+      <w:pPr>
+        <w:tabs>
+          <w:tab w:val="num" w:pos="720"/>
+        </w:tabs>
+        <w:ind w:left="720" w:hanging="360"/>
+      </w:pPr>
+      <w:rPr>
+        <w:rFonts w:ascii="Symbol" w:hAnsi="Symbol" w:hint="default"/>
+        <w:sz w:val="20"/>
+      </w:rPr>
+    </w:lvl>
+    <w:lvl w:ilvl="1">
+      <w:start w:val="1"/>
+      <w:numFmt w:val="bullet"/>
+      <w:lvlText w:val="–"/>
+      <w:lvlJc w:val="left"/>
+      <w:pPr>
+        <w:ind w:left="1440" w:hanging="360"/>
+      </w:pPr>
+      <w:rPr>
+        <w:rFonts w:ascii="Symbol" w:hAnsi="Symbol" w:hint="default"/>
+      </w:rPr>
+    </w:lvl>
+    <w:lvl w:ilvl="2" w:tentative="1">
+      <w:start w:val="1"/>
+      <w:numFmt w:val="bullet"/>
+      <w:lvlText w:val=""/>
+      <w:lvlJc w:val="left"/>
+      <w:pPr>
+        <w:tabs>
+          <w:tab w:val="num" w:pos="2160"/>
+        </w:tabs>
+        <w:ind w:left="2160" w:hanging="360"/>
+      </w:pPr>
+      <w:rPr>
+        <w:rFonts w:ascii="Wingdings" w:hAnsi="Wingdings" w:hint="default"/>
+        <w:sz w:val="20"/>
+      </w:rPr>
+    </w:lvl>
+    <w:lvl w:ilvl="3" w:tentative="1">
+      <w:start w:val="1"/>
+      <w:numFmt w:val="bullet"/>
+      <w:lvlText w:val=""/>
+      <w:lvlJc w:val="left"/>
+      <w:pPr>
+        <w:tabs>
+          <w:tab w:val="num" w:pos="2880"/>
+        </w:tabs>
+        <w:ind w:left="2880" w:hanging="360"/>
+      </w:pPr>
+      <w:rPr>
+        <w:rFonts w:ascii="Wingdings" w:hAnsi="Wingdings" w:hint="default"/>
+        <w:sz w:val="20"/>
+      </w:rPr>
+    </w:lvl>
+    <w:lvl w:ilvl="4" w:tentative="1">
+      <w:start w:val="1"/>
+      <w:numFmt w:val="bullet"/>
+      <w:lvlText w:val=""/>
+      <w:lvlJc w:val="left"/>
+      <w:pPr>
+        <w:tabs>
+          <w:tab w:val="num" w:pos="3600"/>
+        </w:tabs>
+        <w:ind w:left="3600" w:hanging="360"/>
+      </w:pPr>
+      <w:rPr>
+        <w:rFonts w:ascii="Wingdings" w:hAnsi="Wingdings" w:hint="default"/>
+        <w:sz w:val="20"/>
+      </w:rPr>
+    </w:lvl>
+    <w:lvl w:ilvl="5" w:tentative="1">
+      <w:start w:val="1"/>
+      <w:numFmt w:val="bullet"/>
+      <w:lvlText w:val=""/>
+      <w:lvlJc w:val="left"/>
+      <w:pPr>
+        <w:tabs>
+          <w:tab w:val="num" w:pos="4320"/>
+        </w:tabs>
+        <w:ind w:left="4320" w:hanging="360"/>
+      </w:pPr>
+      <w:rPr>
+        <w:rFonts w:ascii="Wingdings" w:hAnsi="Wingdings" w:hint="default"/>
+        <w:sz w:val="20"/>
+      </w:rPr>
+    </w:lvl>
+    <w:lvl w:ilvl="6" w:tentative="1">
+      <w:start w:val="1"/>
+      <w:numFmt w:val="bullet"/>
+      <w:lvlText w:val=""/>
+      <w:lvlJc w:val="left"/>
+      <w:pPr>
+        <w:tabs>
+          <w:tab w:val="num" w:pos="5040"/>
+        </w:tabs>
+        <w:ind w:left="5040" w:hanging="360"/>
+      </w:pPr>
+      <w:rPr>
+        <w:rFonts w:ascii="Wingdings" w:hAnsi="Wingdings" w:hint="default"/>
+        <w:sz w:val="20"/>
+      </w:rPr>
+    </w:lvl>
+    <w:lvl w:ilvl="7" w:tentative="1">
+      <w:start w:val="1"/>
+      <w:numFmt w:val="bullet"/>
+      <w:lvlText w:val=""/>
+      <w:lvlJc w:val="left"/>
+      <w:pPr>
+        <w:tabs>
+          <w:tab w:val="num" w:pos="5760"/>
+        </w:tabs>
+        <w:ind w:left="5760" w:hanging="360"/>
+      </w:pPr>
+      <w:rPr>
+        <w:rFonts w:ascii="Wingdings" w:hAnsi="Wingdings" w:hint="default"/>
+        <w:sz w:val="20"/>
+      </w:rPr>
+    </w:lvl>
+    <w:lvl w:ilvl="8" w:tentative="1">
+      <w:start w:val="1"/>
+      <w:numFmt w:val="bullet"/>
+      <w:lvlText w:val=""/>
+      <w:lvlJc w:val="left"/>
+      <w:pPr>
+        <w:tabs>
+          <w:tab w:val="num" w:pos="6480"/>
+        </w:tabs>
+        <w:ind w:left="6480" w:hanging="360"/>
+      </w:pPr>
+      <w:rPr>
+        <w:rFonts w:ascii="Wingdings" w:hAnsi="Wingdings" w:hint="default"/>
+        <w:sz w:val="20"/>
+      </w:rPr>
+    </w:lvl>
+  </w:abstractNum>
+  <w:abstractNum w:abstractNumId="9">
     <w:nsid w:val="38CE678E"/>
     <w:multiLevelType w:val="multilevel"/>
     <w:tmpl w:val="CA3E600C"/>
@@ -11095,7 +12499,493 @@
       </w:pPr>
     </w:lvl>
   </w:abstractNum>
-  <w:abstractNum w:abstractNumId="4">
+  <w:abstractNum w:abstractNumId="10">
+    <w:nsid w:val="3BE9085D"/>
+    <w:multiLevelType w:val="multilevel"/>
+    <w:tmpl w:val="4D0C1A50"/>
+    <w:lvl w:ilvl="0">
+      <w:start w:val="1"/>
+      <w:numFmt w:val="bullet"/>
+      <w:lvlText w:val=""/>
+      <w:lvlJc w:val="left"/>
+      <w:pPr>
+        <w:tabs>
+          <w:tab w:val="num" w:pos="720"/>
+        </w:tabs>
+        <w:ind w:left="720" w:hanging="360"/>
+      </w:pPr>
+      <w:rPr>
+        <w:rFonts w:ascii="Symbol" w:hAnsi="Symbol" w:hint="default"/>
+        <w:sz w:val="20"/>
+      </w:rPr>
+    </w:lvl>
+    <w:lvl w:ilvl="1">
+      <w:start w:val="1"/>
+      <w:numFmt w:val="bullet"/>
+      <w:lvlText w:val="–"/>
+      <w:lvlJc w:val="left"/>
+      <w:pPr>
+        <w:ind w:left="1440" w:hanging="360"/>
+      </w:pPr>
+      <w:rPr>
+        <w:rFonts w:ascii="Symbol" w:hAnsi="Symbol" w:hint="default"/>
+      </w:rPr>
+    </w:lvl>
+    <w:lvl w:ilvl="2" w:tentative="1">
+      <w:start w:val="1"/>
+      <w:numFmt w:val="bullet"/>
+      <w:lvlText w:val=""/>
+      <w:lvlJc w:val="left"/>
+      <w:pPr>
+        <w:tabs>
+          <w:tab w:val="num" w:pos="2160"/>
+        </w:tabs>
+        <w:ind w:left="2160" w:hanging="360"/>
+      </w:pPr>
+      <w:rPr>
+        <w:rFonts w:ascii="Wingdings" w:hAnsi="Wingdings" w:hint="default"/>
+        <w:sz w:val="20"/>
+      </w:rPr>
+    </w:lvl>
+    <w:lvl w:ilvl="3" w:tentative="1">
+      <w:start w:val="1"/>
+      <w:numFmt w:val="bullet"/>
+      <w:lvlText w:val=""/>
+      <w:lvlJc w:val="left"/>
+      <w:pPr>
+        <w:tabs>
+          <w:tab w:val="num" w:pos="2880"/>
+        </w:tabs>
+        <w:ind w:left="2880" w:hanging="360"/>
+      </w:pPr>
+      <w:rPr>
+        <w:rFonts w:ascii="Wingdings" w:hAnsi="Wingdings" w:hint="default"/>
+        <w:sz w:val="20"/>
+      </w:rPr>
+    </w:lvl>
+    <w:lvl w:ilvl="4" w:tentative="1">
+      <w:start w:val="1"/>
+      <w:numFmt w:val="bullet"/>
+      <w:lvlText w:val=""/>
+      <w:lvlJc w:val="left"/>
+      <w:pPr>
+        <w:tabs>
+          <w:tab w:val="num" w:pos="3600"/>
+        </w:tabs>
+        <w:ind w:left="3600" w:hanging="360"/>
+      </w:pPr>
+      <w:rPr>
+        <w:rFonts w:ascii="Wingdings" w:hAnsi="Wingdings" w:hint="default"/>
+        <w:sz w:val="20"/>
+      </w:rPr>
+    </w:lvl>
+    <w:lvl w:ilvl="5" w:tentative="1">
+      <w:start w:val="1"/>
+      <w:numFmt w:val="bullet"/>
+      <w:lvlText w:val=""/>
+      <w:lvlJc w:val="left"/>
+      <w:pPr>
+        <w:tabs>
+          <w:tab w:val="num" w:pos="4320"/>
+        </w:tabs>
+        <w:ind w:left="4320" w:hanging="360"/>
+      </w:pPr>
+      <w:rPr>
+        <w:rFonts w:ascii="Wingdings" w:hAnsi="Wingdings" w:hint="default"/>
+        <w:sz w:val="20"/>
+      </w:rPr>
+    </w:lvl>
+    <w:lvl w:ilvl="6" w:tentative="1">
+      <w:start w:val="1"/>
+      <w:numFmt w:val="bullet"/>
+      <w:lvlText w:val=""/>
+      <w:lvlJc w:val="left"/>
+      <w:pPr>
+        <w:tabs>
+          <w:tab w:val="num" w:pos="5040"/>
+        </w:tabs>
+        <w:ind w:left="5040" w:hanging="360"/>
+      </w:pPr>
+      <w:rPr>
+        <w:rFonts w:ascii="Wingdings" w:hAnsi="Wingdings" w:hint="default"/>
+        <w:sz w:val="20"/>
+      </w:rPr>
+    </w:lvl>
+    <w:lvl w:ilvl="7" w:tentative="1">
+      <w:start w:val="1"/>
+      <w:numFmt w:val="bullet"/>
+      <w:lvlText w:val=""/>
+      <w:lvlJc w:val="left"/>
+      <w:pPr>
+        <w:tabs>
+          <w:tab w:val="num" w:pos="5760"/>
+        </w:tabs>
+        <w:ind w:left="5760" w:hanging="360"/>
+      </w:pPr>
+      <w:rPr>
+        <w:rFonts w:ascii="Wingdings" w:hAnsi="Wingdings" w:hint="default"/>
+        <w:sz w:val="20"/>
+      </w:rPr>
+    </w:lvl>
+    <w:lvl w:ilvl="8" w:tentative="1">
+      <w:start w:val="1"/>
+      <w:numFmt w:val="bullet"/>
+      <w:lvlText w:val=""/>
+      <w:lvlJc w:val="left"/>
+      <w:pPr>
+        <w:tabs>
+          <w:tab w:val="num" w:pos="6480"/>
+        </w:tabs>
+        <w:ind w:left="6480" w:hanging="360"/>
+      </w:pPr>
+      <w:rPr>
+        <w:rFonts w:ascii="Wingdings" w:hAnsi="Wingdings" w:hint="default"/>
+        <w:sz w:val="20"/>
+      </w:rPr>
+    </w:lvl>
+  </w:abstractNum>
+  <w:abstractNum w:abstractNumId="11">
+    <w:nsid w:val="3E3233DC"/>
+    <w:multiLevelType w:val="multilevel"/>
+    <w:tmpl w:val="C134775E"/>
+    <w:lvl w:ilvl="0">
+      <w:start w:val="1"/>
+      <w:numFmt w:val="bullet"/>
+      <w:lvlText w:val=""/>
+      <w:lvlJc w:val="left"/>
+      <w:pPr>
+        <w:ind w:left="720" w:hanging="360"/>
+      </w:pPr>
+      <w:rPr>
+        <w:rFonts w:ascii="Symbol" w:hAnsi="Symbol" w:hint="default"/>
+        <w:sz w:val="20"/>
+      </w:rPr>
+    </w:lvl>
+    <w:lvl w:ilvl="1">
+      <w:start w:val="1"/>
+      <w:numFmt w:val="bullet"/>
+      <w:lvlText w:val="–"/>
+      <w:lvlJc w:val="left"/>
+      <w:pPr>
+        <w:ind w:left="1440" w:hanging="360"/>
+      </w:pPr>
+      <w:rPr>
+        <w:rFonts w:ascii="Symbol" w:hAnsi="Symbol" w:hint="default"/>
+      </w:rPr>
+    </w:lvl>
+    <w:lvl w:ilvl="2" w:tentative="1">
+      <w:start w:val="1"/>
+      <w:numFmt w:val="bullet"/>
+      <w:lvlText w:val=""/>
+      <w:lvlJc w:val="left"/>
+      <w:pPr>
+        <w:tabs>
+          <w:tab w:val="num" w:pos="2160"/>
+        </w:tabs>
+        <w:ind w:left="2160" w:hanging="360"/>
+      </w:pPr>
+      <w:rPr>
+        <w:rFonts w:ascii="Wingdings" w:hAnsi="Wingdings" w:hint="default"/>
+        <w:sz w:val="20"/>
+      </w:rPr>
+    </w:lvl>
+    <w:lvl w:ilvl="3" w:tentative="1">
+      <w:start w:val="1"/>
+      <w:numFmt w:val="bullet"/>
+      <w:lvlText w:val=""/>
+      <w:lvlJc w:val="left"/>
+      <w:pPr>
+        <w:tabs>
+          <w:tab w:val="num" w:pos="2880"/>
+        </w:tabs>
+        <w:ind w:left="2880" w:hanging="360"/>
+      </w:pPr>
+      <w:rPr>
+        <w:rFonts w:ascii="Wingdings" w:hAnsi="Wingdings" w:hint="default"/>
+        <w:sz w:val="20"/>
+      </w:rPr>
+    </w:lvl>
+    <w:lvl w:ilvl="4" w:tentative="1">
+      <w:start w:val="1"/>
+      <w:numFmt w:val="bullet"/>
+      <w:lvlText w:val=""/>
+      <w:lvlJc w:val="left"/>
+      <w:pPr>
+        <w:tabs>
+          <w:tab w:val="num" w:pos="3600"/>
+        </w:tabs>
+        <w:ind w:left="3600" w:hanging="360"/>
+      </w:pPr>
+      <w:rPr>
+        <w:rFonts w:ascii="Wingdings" w:hAnsi="Wingdings" w:hint="default"/>
+        <w:sz w:val="20"/>
+      </w:rPr>
+    </w:lvl>
+    <w:lvl w:ilvl="5" w:tentative="1">
+      <w:start w:val="1"/>
+      <w:numFmt w:val="bullet"/>
+      <w:lvlText w:val=""/>
+      <w:lvlJc w:val="left"/>
+      <w:pPr>
+        <w:tabs>
+          <w:tab w:val="num" w:pos="4320"/>
+        </w:tabs>
+        <w:ind w:left="4320" w:hanging="360"/>
+      </w:pPr>
+      <w:rPr>
+        <w:rFonts w:ascii="Wingdings" w:hAnsi="Wingdings" w:hint="default"/>
+        <w:sz w:val="20"/>
+      </w:rPr>
+    </w:lvl>
+    <w:lvl w:ilvl="6" w:tentative="1">
+      <w:start w:val="1"/>
+      <w:numFmt w:val="bullet"/>
+      <w:lvlText w:val=""/>
+      <w:lvlJc w:val="left"/>
+      <w:pPr>
+        <w:tabs>
+          <w:tab w:val="num" w:pos="5040"/>
+        </w:tabs>
+        <w:ind w:left="5040" w:hanging="360"/>
+      </w:pPr>
+      <w:rPr>
+        <w:rFonts w:ascii="Wingdings" w:hAnsi="Wingdings" w:hint="default"/>
+        <w:sz w:val="20"/>
+      </w:rPr>
+    </w:lvl>
+    <w:lvl w:ilvl="7" w:tentative="1">
+      <w:start w:val="1"/>
+      <w:numFmt w:val="bullet"/>
+      <w:lvlText w:val=""/>
+      <w:lvlJc w:val="left"/>
+      <w:pPr>
+        <w:tabs>
+          <w:tab w:val="num" w:pos="5760"/>
+        </w:tabs>
+        <w:ind w:left="5760" w:hanging="360"/>
+      </w:pPr>
+      <w:rPr>
+        <w:rFonts w:ascii="Wingdings" w:hAnsi="Wingdings" w:hint="default"/>
+        <w:sz w:val="20"/>
+      </w:rPr>
+    </w:lvl>
+    <w:lvl w:ilvl="8" w:tentative="1">
+      <w:start w:val="1"/>
+      <w:numFmt w:val="bullet"/>
+      <w:lvlText w:val=""/>
+      <w:lvlJc w:val="left"/>
+      <w:pPr>
+        <w:tabs>
+          <w:tab w:val="num" w:pos="6480"/>
+        </w:tabs>
+        <w:ind w:left="6480" w:hanging="360"/>
+      </w:pPr>
+      <w:rPr>
+        <w:rFonts w:ascii="Wingdings" w:hAnsi="Wingdings" w:hint="default"/>
+        <w:sz w:val="20"/>
+      </w:rPr>
+    </w:lvl>
+  </w:abstractNum>
+  <w:abstractNum w:abstractNumId="12">
+    <w:nsid w:val="43DC165D"/>
+    <w:multiLevelType w:val="hybridMultilevel"/>
+    <w:tmpl w:val="2B64E78C"/>
+    <w:lvl w:ilvl="0" w:tplc="04190001">
+      <w:start w:val="1"/>
+      <w:numFmt w:val="bullet"/>
+      <w:lvlText w:val=""/>
+      <w:lvlJc w:val="left"/>
+      <w:pPr>
+        <w:ind w:left="1080" w:hanging="360"/>
+      </w:pPr>
+      <w:rPr>
+        <w:rFonts w:ascii="Symbol" w:hAnsi="Symbol" w:hint="default"/>
+      </w:rPr>
+    </w:lvl>
+    <w:lvl w:ilvl="1" w:tplc="04190003" w:tentative="1">
+      <w:start w:val="1"/>
+      <w:numFmt w:val="bullet"/>
+      <w:lvlText w:val="o"/>
+      <w:lvlJc w:val="left"/>
+      <w:pPr>
+        <w:ind w:left="1800" w:hanging="360"/>
+      </w:pPr>
+      <w:rPr>
+        <w:rFonts w:ascii="Courier New" w:hAnsi="Courier New" w:cs="Courier New" w:hint="default"/>
+      </w:rPr>
+    </w:lvl>
+    <w:lvl w:ilvl="2" w:tplc="04190005" w:tentative="1">
+      <w:start w:val="1"/>
+      <w:numFmt w:val="bullet"/>
+      <w:lvlText w:val=""/>
+      <w:lvlJc w:val="left"/>
+      <w:pPr>
+        <w:ind w:left="2520" w:hanging="360"/>
+      </w:pPr>
+      <w:rPr>
+        <w:rFonts w:ascii="Wingdings" w:hAnsi="Wingdings" w:hint="default"/>
+      </w:rPr>
+    </w:lvl>
+    <w:lvl w:ilvl="3" w:tplc="04190001" w:tentative="1">
+      <w:start w:val="1"/>
+      <w:numFmt w:val="bullet"/>
+      <w:lvlText w:val=""/>
+      <w:lvlJc w:val="left"/>
+      <w:pPr>
+        <w:ind w:left="3240" w:hanging="360"/>
+      </w:pPr>
+      <w:rPr>
+        <w:rFonts w:ascii="Symbol" w:hAnsi="Symbol" w:hint="default"/>
+      </w:rPr>
+    </w:lvl>
+    <w:lvl w:ilvl="4" w:tplc="04190003" w:tentative="1">
+      <w:start w:val="1"/>
+      <w:numFmt w:val="bullet"/>
+      <w:lvlText w:val="o"/>
+      <w:lvlJc w:val="left"/>
+      <w:pPr>
+        <w:ind w:left="3960" w:hanging="360"/>
+      </w:pPr>
+      <w:rPr>
+        <w:rFonts w:ascii="Courier New" w:hAnsi="Courier New" w:cs="Courier New" w:hint="default"/>
+      </w:rPr>
+    </w:lvl>
+    <w:lvl w:ilvl="5" w:tplc="04190005" w:tentative="1">
+      <w:start w:val="1"/>
+      <w:numFmt w:val="bullet"/>
+      <w:lvlText w:val=""/>
+      <w:lvlJc w:val="left"/>
+      <w:pPr>
+        <w:ind w:left="4680" w:hanging="360"/>
+      </w:pPr>
+      <w:rPr>
+        <w:rFonts w:ascii="Wingdings" w:hAnsi="Wingdings" w:hint="default"/>
+      </w:rPr>
+    </w:lvl>
+    <w:lvl w:ilvl="6" w:tplc="04190001" w:tentative="1">
+      <w:start w:val="1"/>
+      <w:numFmt w:val="bullet"/>
+      <w:lvlText w:val=""/>
+      <w:lvlJc w:val="left"/>
+      <w:pPr>
+        <w:ind w:left="5400" w:hanging="360"/>
+      </w:pPr>
+      <w:rPr>
+        <w:rFonts w:ascii="Symbol" w:hAnsi="Symbol" w:hint="default"/>
+      </w:rPr>
+    </w:lvl>
+    <w:lvl w:ilvl="7" w:tplc="04190003" w:tentative="1">
+      <w:start w:val="1"/>
+      <w:numFmt w:val="bullet"/>
+      <w:lvlText w:val="o"/>
+      <w:lvlJc w:val="left"/>
+      <w:pPr>
+        <w:ind w:left="6120" w:hanging="360"/>
+      </w:pPr>
+      <w:rPr>
+        <w:rFonts w:ascii="Courier New" w:hAnsi="Courier New" w:cs="Courier New" w:hint="default"/>
+      </w:rPr>
+    </w:lvl>
+    <w:lvl w:ilvl="8" w:tplc="04190005" w:tentative="1">
+      <w:start w:val="1"/>
+      <w:numFmt w:val="bullet"/>
+      <w:lvlText w:val=""/>
+      <w:lvlJc w:val="left"/>
+      <w:pPr>
+        <w:ind w:left="6840" w:hanging="360"/>
+      </w:pPr>
+      <w:rPr>
+        <w:rFonts w:ascii="Wingdings" w:hAnsi="Wingdings" w:hint="default"/>
+      </w:rPr>
+    </w:lvl>
+  </w:abstractNum>
+  <w:abstractNum w:abstractNumId="13">
+    <w:nsid w:val="4B1705E7"/>
+    <w:multiLevelType w:val="hybridMultilevel"/>
+    <w:tmpl w:val="339AF584"/>
+    <w:lvl w:ilvl="0" w:tplc="0419000F">
+      <w:start w:val="1"/>
+      <w:numFmt w:val="decimal"/>
+      <w:lvlText w:val="%1."/>
+      <w:lvlJc w:val="left"/>
+      <w:pPr>
+        <w:ind w:left="720" w:hanging="360"/>
+      </w:pPr>
+    </w:lvl>
+    <w:lvl w:ilvl="1" w:tplc="04190019" w:tentative="1">
+      <w:start w:val="1"/>
+      <w:numFmt w:val="lowerLetter"/>
+      <w:lvlText w:val="%2."/>
+      <w:lvlJc w:val="left"/>
+      <w:pPr>
+        <w:ind w:left="1440" w:hanging="360"/>
+      </w:pPr>
+    </w:lvl>
+    <w:lvl w:ilvl="2" w:tplc="0419001B" w:tentative="1">
+      <w:start w:val="1"/>
+      <w:numFmt w:val="lowerRoman"/>
+      <w:lvlText w:val="%3."/>
+      <w:lvlJc w:val="right"/>
+      <w:pPr>
+        <w:ind w:left="2160" w:hanging="180"/>
+      </w:pPr>
+    </w:lvl>
+    <w:lvl w:ilvl="3" w:tplc="0419000F" w:tentative="1">
+      <w:start w:val="1"/>
+      <w:numFmt w:val="decimal"/>
+      <w:lvlText w:val="%4."/>
+      <w:lvlJc w:val="left"/>
+      <w:pPr>
+        <w:ind w:left="2880" w:hanging="360"/>
+      </w:pPr>
+    </w:lvl>
+    <w:lvl w:ilvl="4" w:tplc="04190019" w:tentative="1">
+      <w:start w:val="1"/>
+      <w:numFmt w:val="lowerLetter"/>
+      <w:lvlText w:val="%5."/>
+      <w:lvlJc w:val="left"/>
+      <w:pPr>
+        <w:ind w:left="3600" w:hanging="360"/>
+      </w:pPr>
+    </w:lvl>
+    <w:lvl w:ilvl="5" w:tplc="0419001B" w:tentative="1">
+      <w:start w:val="1"/>
+      <w:numFmt w:val="lowerRoman"/>
+      <w:lvlText w:val="%6."/>
+      <w:lvlJc w:val="right"/>
+      <w:pPr>
+        <w:ind w:left="4320" w:hanging="180"/>
+      </w:pPr>
+    </w:lvl>
+    <w:lvl w:ilvl="6" w:tplc="0419000F" w:tentative="1">
+      <w:start w:val="1"/>
+      <w:numFmt w:val="decimal"/>
+      <w:lvlText w:val="%7."/>
+      <w:lvlJc w:val="left"/>
+      <w:pPr>
+        <w:ind w:left="5040" w:hanging="360"/>
+      </w:pPr>
+    </w:lvl>
+    <w:lvl w:ilvl="7" w:tplc="04190019" w:tentative="1">
+      <w:start w:val="1"/>
+      <w:numFmt w:val="lowerLetter"/>
+      <w:lvlText w:val="%8."/>
+      <w:lvlJc w:val="left"/>
+      <w:pPr>
+        <w:ind w:left="5760" w:hanging="360"/>
+      </w:pPr>
+    </w:lvl>
+    <w:lvl w:ilvl="8" w:tplc="0419001B" w:tentative="1">
+      <w:start w:val="1"/>
+      <w:numFmt w:val="lowerRoman"/>
+      <w:lvlText w:val="%9."/>
+      <w:lvlJc w:val="right"/>
+      <w:pPr>
+        <w:ind w:left="6480" w:hanging="180"/>
+      </w:pPr>
+    </w:lvl>
+  </w:abstractNum>
+  <w:abstractNum w:abstractNumId="14">
     <w:nsid w:val="504106AF"/>
     <w:multiLevelType w:val="hybridMultilevel"/>
     <w:tmpl w:val="2DC8A884"/>
@@ -11208,7 +13098,7 @@
       </w:rPr>
     </w:lvl>
   </w:abstractNum>
-  <w:abstractNum w:abstractNumId="5">
+  <w:abstractNum w:abstractNumId="15">
     <w:nsid w:val="51D2346C"/>
     <w:multiLevelType w:val="hybridMultilevel"/>
     <w:tmpl w:val="A8E60824"/>
@@ -11321,7 +13211,7 @@
       </w:rPr>
     </w:lvl>
   </w:abstractNum>
-  <w:abstractNum w:abstractNumId="6">
+  <w:abstractNum w:abstractNumId="16">
     <w:nsid w:val="5EAA5C88"/>
     <w:multiLevelType w:val="hybridMultilevel"/>
     <w:tmpl w:val="273C6AAC"/>
@@ -11434,7 +13324,269 @@
       </w:rPr>
     </w:lvl>
   </w:abstractNum>
-  <w:abstractNum w:abstractNumId="7">
+  <w:abstractNum w:abstractNumId="17">
+    <w:nsid w:val="621636C5"/>
+    <w:multiLevelType w:val="multilevel"/>
+    <w:tmpl w:val="C19E5F3C"/>
+    <w:lvl w:ilvl="0">
+      <w:start w:val="1"/>
+      <w:numFmt w:val="bullet"/>
+      <w:lvlText w:val=""/>
+      <w:lvlJc w:val="left"/>
+      <w:pPr>
+        <w:tabs>
+          <w:tab w:val="num" w:pos="720"/>
+        </w:tabs>
+        <w:ind w:left="720" w:hanging="360"/>
+      </w:pPr>
+      <w:rPr>
+        <w:rFonts w:ascii="Symbol" w:hAnsi="Symbol" w:hint="default"/>
+        <w:sz w:val="20"/>
+      </w:rPr>
+    </w:lvl>
+    <w:lvl w:ilvl="1" w:tentative="1">
+      <w:start w:val="1"/>
+      <w:numFmt w:val="bullet"/>
+      <w:lvlText w:val="o"/>
+      <w:lvlJc w:val="left"/>
+      <w:pPr>
+        <w:tabs>
+          <w:tab w:val="num" w:pos="1440"/>
+        </w:tabs>
+        <w:ind w:left="1440" w:hanging="360"/>
+      </w:pPr>
+      <w:rPr>
+        <w:rFonts w:ascii="Courier New" w:hAnsi="Courier New" w:hint="default"/>
+        <w:sz w:val="20"/>
+      </w:rPr>
+    </w:lvl>
+    <w:lvl w:ilvl="2" w:tentative="1">
+      <w:start w:val="1"/>
+      <w:numFmt w:val="bullet"/>
+      <w:lvlText w:val=""/>
+      <w:lvlJc w:val="left"/>
+      <w:pPr>
+        <w:tabs>
+          <w:tab w:val="num" w:pos="2160"/>
+        </w:tabs>
+        <w:ind w:left="2160" w:hanging="360"/>
+      </w:pPr>
+      <w:rPr>
+        <w:rFonts w:ascii="Wingdings" w:hAnsi="Wingdings" w:hint="default"/>
+        <w:sz w:val="20"/>
+      </w:rPr>
+    </w:lvl>
+    <w:lvl w:ilvl="3" w:tentative="1">
+      <w:start w:val="1"/>
+      <w:numFmt w:val="bullet"/>
+      <w:lvlText w:val=""/>
+      <w:lvlJc w:val="left"/>
+      <w:pPr>
+        <w:tabs>
+          <w:tab w:val="num" w:pos="2880"/>
+        </w:tabs>
+        <w:ind w:left="2880" w:hanging="360"/>
+      </w:pPr>
+      <w:rPr>
+        <w:rFonts w:ascii="Wingdings" w:hAnsi="Wingdings" w:hint="default"/>
+        <w:sz w:val="20"/>
+      </w:rPr>
+    </w:lvl>
+    <w:lvl w:ilvl="4" w:tentative="1">
+      <w:start w:val="1"/>
+      <w:numFmt w:val="bullet"/>
+      <w:lvlText w:val=""/>
+      <w:lvlJc w:val="left"/>
+      <w:pPr>
+        <w:tabs>
+          <w:tab w:val="num" w:pos="3600"/>
+        </w:tabs>
+        <w:ind w:left="3600" w:hanging="360"/>
+      </w:pPr>
+      <w:rPr>
+        <w:rFonts w:ascii="Wingdings" w:hAnsi="Wingdings" w:hint="default"/>
+        <w:sz w:val="20"/>
+      </w:rPr>
+    </w:lvl>
+    <w:lvl w:ilvl="5" w:tentative="1">
+      <w:start w:val="1"/>
+      <w:numFmt w:val="bullet"/>
+      <w:lvlText w:val=""/>
+      <w:lvlJc w:val="left"/>
+      <w:pPr>
+        <w:tabs>
+          <w:tab w:val="num" w:pos="4320"/>
+        </w:tabs>
+        <w:ind w:left="4320" w:hanging="360"/>
+      </w:pPr>
+      <w:rPr>
+        <w:rFonts w:ascii="Wingdings" w:hAnsi="Wingdings" w:hint="default"/>
+        <w:sz w:val="20"/>
+      </w:rPr>
+    </w:lvl>
+    <w:lvl w:ilvl="6" w:tentative="1">
+      <w:start w:val="1"/>
+      <w:numFmt w:val="bullet"/>
+      <w:lvlText w:val=""/>
+      <w:lvlJc w:val="left"/>
+      <w:pPr>
+        <w:tabs>
+          <w:tab w:val="num" w:pos="5040"/>
+        </w:tabs>
+        <w:ind w:left="5040" w:hanging="360"/>
+      </w:pPr>
+      <w:rPr>
+        <w:rFonts w:ascii="Wingdings" w:hAnsi="Wingdings" w:hint="default"/>
+        <w:sz w:val="20"/>
+      </w:rPr>
+    </w:lvl>
+    <w:lvl w:ilvl="7" w:tentative="1">
+      <w:start w:val="1"/>
+      <w:numFmt w:val="bullet"/>
+      <w:lvlText w:val=""/>
+      <w:lvlJc w:val="left"/>
+      <w:pPr>
+        <w:tabs>
+          <w:tab w:val="num" w:pos="5760"/>
+        </w:tabs>
+        <w:ind w:left="5760" w:hanging="360"/>
+      </w:pPr>
+      <w:rPr>
+        <w:rFonts w:ascii="Wingdings" w:hAnsi="Wingdings" w:hint="default"/>
+        <w:sz w:val="20"/>
+      </w:rPr>
+    </w:lvl>
+    <w:lvl w:ilvl="8" w:tentative="1">
+      <w:start w:val="1"/>
+      <w:numFmt w:val="bullet"/>
+      <w:lvlText w:val=""/>
+      <w:lvlJc w:val="left"/>
+      <w:pPr>
+        <w:tabs>
+          <w:tab w:val="num" w:pos="6480"/>
+        </w:tabs>
+        <w:ind w:left="6480" w:hanging="360"/>
+      </w:pPr>
+      <w:rPr>
+        <w:rFonts w:ascii="Wingdings" w:hAnsi="Wingdings" w:hint="default"/>
+        <w:sz w:val="20"/>
+      </w:rPr>
+    </w:lvl>
+  </w:abstractNum>
+  <w:abstractNum w:abstractNumId="18">
+    <w:nsid w:val="6C86311E"/>
+    <w:multiLevelType w:val="hybridMultilevel"/>
+    <w:tmpl w:val="F29E581E"/>
+    <w:lvl w:ilvl="0" w:tplc="04190001">
+      <w:start w:val="1"/>
+      <w:numFmt w:val="bullet"/>
+      <w:lvlText w:val=""/>
+      <w:lvlJc w:val="left"/>
+      <w:pPr>
+        <w:ind w:left="1080" w:hanging="360"/>
+      </w:pPr>
+      <w:rPr>
+        <w:rFonts w:ascii="Symbol" w:hAnsi="Symbol" w:hint="default"/>
+      </w:rPr>
+    </w:lvl>
+    <w:lvl w:ilvl="1" w:tplc="04190003" w:tentative="1">
+      <w:start w:val="1"/>
+      <w:numFmt w:val="bullet"/>
+      <w:lvlText w:val="o"/>
+      <w:lvlJc w:val="left"/>
+      <w:pPr>
+        <w:ind w:left="1800" w:hanging="360"/>
+      </w:pPr>
+      <w:rPr>
+        <w:rFonts w:ascii="Courier New" w:hAnsi="Courier New" w:cs="Courier New" w:hint="default"/>
+      </w:rPr>
+    </w:lvl>
+    <w:lvl w:ilvl="2" w:tplc="04190005" w:tentative="1">
+      <w:start w:val="1"/>
+      <w:numFmt w:val="bullet"/>
+      <w:lvlText w:val=""/>
+      <w:lvlJc w:val="left"/>
+      <w:pPr>
+        <w:ind w:left="2520" w:hanging="360"/>
+      </w:pPr>
+      <w:rPr>
+        <w:rFonts w:ascii="Wingdings" w:hAnsi="Wingdings" w:hint="default"/>
+      </w:rPr>
+    </w:lvl>
+    <w:lvl w:ilvl="3" w:tplc="04190001" w:tentative="1">
+      <w:start w:val="1"/>
+      <w:numFmt w:val="bullet"/>
+      <w:lvlText w:val=""/>
+      <w:lvlJc w:val="left"/>
+      <w:pPr>
+        <w:ind w:left="3240" w:hanging="360"/>
+      </w:pPr>
+      <w:rPr>
+        <w:rFonts w:ascii="Symbol" w:hAnsi="Symbol" w:hint="default"/>
+      </w:rPr>
+    </w:lvl>
+    <w:lvl w:ilvl="4" w:tplc="04190003" w:tentative="1">
+      <w:start w:val="1"/>
+      <w:numFmt w:val="bullet"/>
+      <w:lvlText w:val="o"/>
+      <w:lvlJc w:val="left"/>
+      <w:pPr>
+        <w:ind w:left="3960" w:hanging="360"/>
+      </w:pPr>
+      <w:rPr>
+        <w:rFonts w:ascii="Courier New" w:hAnsi="Courier New" w:cs="Courier New" w:hint="default"/>
+      </w:rPr>
+    </w:lvl>
+    <w:lvl w:ilvl="5" w:tplc="04190005" w:tentative="1">
+      <w:start w:val="1"/>
+      <w:numFmt w:val="bullet"/>
+      <w:lvlText w:val=""/>
+      <w:lvlJc w:val="left"/>
+      <w:pPr>
+        <w:ind w:left="4680" w:hanging="360"/>
+      </w:pPr>
+      <w:rPr>
+        <w:rFonts w:ascii="Wingdings" w:hAnsi="Wingdings" w:hint="default"/>
+      </w:rPr>
+    </w:lvl>
+    <w:lvl w:ilvl="6" w:tplc="04190001" w:tentative="1">
+      <w:start w:val="1"/>
+      <w:numFmt w:val="bullet"/>
+      <w:lvlText w:val=""/>
+      <w:lvlJc w:val="left"/>
+      <w:pPr>
+        <w:ind w:left="5400" w:hanging="360"/>
+      </w:pPr>
+      <w:rPr>
+        <w:rFonts w:ascii="Symbol" w:hAnsi="Symbol" w:hint="default"/>
+      </w:rPr>
+    </w:lvl>
+    <w:lvl w:ilvl="7" w:tplc="04190003" w:tentative="1">
+      <w:start w:val="1"/>
+      <w:numFmt w:val="bullet"/>
+      <w:lvlText w:val="o"/>
+      <w:lvlJc w:val="left"/>
+      <w:pPr>
+        <w:ind w:left="6120" w:hanging="360"/>
+      </w:pPr>
+      <w:rPr>
+        <w:rFonts w:ascii="Courier New" w:hAnsi="Courier New" w:cs="Courier New" w:hint="default"/>
+      </w:rPr>
+    </w:lvl>
+    <w:lvl w:ilvl="8" w:tplc="04190005" w:tentative="1">
+      <w:start w:val="1"/>
+      <w:numFmt w:val="bullet"/>
+      <w:lvlText w:val=""/>
+      <w:lvlJc w:val="left"/>
+      <w:pPr>
+        <w:ind w:left="6840" w:hanging="360"/>
+      </w:pPr>
+      <w:rPr>
+        <w:rFonts w:ascii="Wingdings" w:hAnsi="Wingdings" w:hint="default"/>
+      </w:rPr>
+    </w:lvl>
+  </w:abstractNum>
+  <w:abstractNum w:abstractNumId="19">
     <w:nsid w:val="79C42AD2"/>
     <w:multiLevelType w:val="multilevel"/>
     <w:tmpl w:val="C3E6D4BC"/>
@@ -11556,28 +13708,64 @@
     </w:lvl>
   </w:abstractNum>
   <w:num w:numId="1">
+    <w:abstractNumId w:val="19"/>
+  </w:num>
+  <w:num w:numId="2">
+    <w:abstractNumId w:val="16"/>
+  </w:num>
+  <w:num w:numId="3">
+    <w:abstractNumId w:val="3"/>
+  </w:num>
+  <w:num w:numId="4">
+    <w:abstractNumId w:val="9"/>
+  </w:num>
+  <w:num w:numId="5">
+    <w:abstractNumId w:val="15"/>
+  </w:num>
+  <w:num w:numId="6">
+    <w:abstractNumId w:val="1"/>
+  </w:num>
+  <w:num w:numId="7">
+    <w:abstractNumId w:val="14"/>
+  </w:num>
+  <w:num w:numId="8">
+    <w:abstractNumId w:val="4"/>
+  </w:num>
+  <w:num w:numId="9">
+    <w:abstractNumId w:val="17"/>
+  </w:num>
+  <w:num w:numId="10">
+    <w:abstractNumId w:val="13"/>
+  </w:num>
+  <w:num w:numId="11">
+    <w:abstractNumId w:val="0"/>
+  </w:num>
+  <w:num w:numId="12">
+    <w:abstractNumId w:val="6"/>
+  </w:num>
+  <w:num w:numId="13">
+    <w:abstractNumId w:val="8"/>
+  </w:num>
+  <w:num w:numId="14">
+    <w:abstractNumId w:val="2"/>
+  </w:num>
+  <w:num w:numId="15">
+    <w:abstractNumId w:val="5"/>
+  </w:num>
+  <w:num w:numId="16">
+    <w:abstractNumId w:val="11"/>
+  </w:num>
+  <w:num w:numId="17">
     <w:abstractNumId w:val="7"/>
   </w:num>
-  <w:num w:numId="2">
-    <w:abstractNumId w:val="6"/>
+  <w:num w:numId="18">
+    <w:abstractNumId w:val="18"/>
   </w:num>
-  <w:num w:numId="3">
-    <w:abstractNumId w:val="1"/>
+  <w:num w:numId="19">
+    <w:abstractNumId w:val="10"/>
   </w:num>
-  <w:num w:numId="4">
-    <w:abstractNumId w:val="3"/>
-  </w:num>
-  <w:num w:numId="5">
-    <w:abstractNumId w:val="5"/>
-  </w:num>
-  <w:num w:numId="6">
-    <w:abstractNumId w:val="0"/>
-  </w:num>
-  <w:num w:numId="7">
-    <w:abstractNumId w:val="4"/>
-  </w:num>
-  <w:num w:numId="8">
-    <w:abstractNumId w:val="2"/>
+  <w:num w:numId="20">
+    <w:abstractNumId w:val="12"/>
   </w:num>
 </w:numbering>
 </file>
@@ -13116,7 +15304,7 @@
 </file>
 
 <file path=customXml/itemProps1.xml><?xml version="1.0" encoding="utf-8"?>
-<ds:datastoreItem xmlns:ds="http://schemas.openxmlformats.org/officeDocument/2006/customXml" ds:itemID="{32C01AD1-2344-4AAF-B2D5-E368B77DBFC8}">
+<ds:datastoreItem xmlns:ds="http://schemas.openxmlformats.org/officeDocument/2006/customXml" ds:itemID="{F86FDC1D-C0B4-4444-92D1-A9912970F95E}">
   <ds:schemaRefs>
     <ds:schemaRef ds:uri="http://schemas.openxmlformats.org/officeDocument/2006/bibliography"/>
   </ds:schemaRefs>

--- a/Документация/Исполнитель 2/Занятие 2/02 ТехЗадание.docx
+++ b/Документация/Исполнитель 2/Занятие 2/02 ТехЗадание.docx
@@ -1,6 +1,6 @@
 
 <file path=word/document.xml><?xml version="1.0" encoding="utf-8"?>
-<w:document xmlns:wpc="http://schemas.microsoft.com/office/word/2010/wordprocessingCanvas" xmlns:mc="http://schemas.openxmlformats.org/markup-compatibility/2006" xmlns:o="urn:schemas-microsoft-com:office:office" xmlns:r="http://schemas.openxmlformats.org/officeDocument/2006/relationships" xmlns:m="http://schemas.openxmlformats.org/officeDocument/2006/math" xmlns:v="urn:schemas-microsoft-com:vml" xmlns:wp14="http://schemas.microsoft.com/office/word/2010/wordprocessingDrawing" xmlns:wp="http://schemas.openxmlformats.org/drawingml/2006/wordprocessingDrawing" xmlns:w10="urn:schemas-microsoft-com:office:word" xmlns:w="http://schemas.openxmlformats.org/wordprocessingml/2006/main" xmlns:w14="http://schemas.microsoft.com/office/word/2010/wordml" xmlns:wpg="http://schemas.microsoft.com/office/word/2010/wordprocessingGroup" xmlns:wpi="http://schemas.microsoft.com/office/word/2010/wordprocessingInk" xmlns:wne="http://schemas.microsoft.com/office/word/2006/wordml" xmlns:wps="http://schemas.microsoft.com/office/word/2010/wordprocessingShape" mc:Ignorable="w14 wp14">
+<w:document xmlns:wpc="http://schemas.microsoft.com/office/word/2010/wordprocessingCanvas" xmlns:cx="http://schemas.microsoft.com/office/drawing/2014/chartex" xmlns:cx1="http://schemas.microsoft.com/office/drawing/2015/9/8/chartex" xmlns:cx2="http://schemas.microsoft.com/office/drawing/2015/10/21/chartex" xmlns:cx3="http://schemas.microsoft.com/office/drawing/2016/5/9/chartex" xmlns:cx4="http://schemas.microsoft.com/office/drawing/2016/5/10/chartex" xmlns:cx5="http://schemas.microsoft.com/office/drawing/2016/5/11/chartex" xmlns:cx6="http://schemas.microsoft.com/office/drawing/2016/5/12/chartex" xmlns:cx7="http://schemas.microsoft.com/office/drawing/2016/5/13/chartex" xmlns:cx8="http://schemas.microsoft.com/office/drawing/2016/5/14/chartex" xmlns:mc="http://schemas.openxmlformats.org/markup-compatibility/2006" xmlns:aink="http://schemas.microsoft.com/office/drawing/2016/ink" xmlns:am3d="http://schemas.microsoft.com/office/drawing/2017/model3d" xmlns:o="urn:schemas-microsoft-com:office:office" xmlns:r="http://schemas.openxmlformats.org/officeDocument/2006/relationships" xmlns:m="http://schemas.openxmlformats.org/officeDocument/2006/math" xmlns:v="urn:schemas-microsoft-com:vml" xmlns:wp14="http://schemas.microsoft.com/office/word/2010/wordprocessingDrawing" xmlns:wp="http://schemas.openxmlformats.org/drawingml/2006/wordprocessingDrawing" xmlns:w10="urn:schemas-microsoft-com:office:word" xmlns:w="http://schemas.openxmlformats.org/wordprocessingml/2006/main" xmlns:w14="http://schemas.microsoft.com/office/word/2010/wordml" xmlns:w15="http://schemas.microsoft.com/office/word/2012/wordml" xmlns:w16cex="http://schemas.microsoft.com/office/word/2018/wordml/cex" xmlns:w16cid="http://schemas.microsoft.com/office/word/2016/wordml/cid" xmlns:w16="http://schemas.microsoft.com/office/word/2018/wordml" xmlns:w16se="http://schemas.microsoft.com/office/word/2015/wordml/symex" xmlns:wpg="http://schemas.microsoft.com/office/word/2010/wordprocessingGroup" xmlns:wpi="http://schemas.microsoft.com/office/word/2010/wordprocessingInk" xmlns:wne="http://schemas.microsoft.com/office/word/2006/wordml" xmlns:wps="http://schemas.microsoft.com/office/word/2010/wordprocessingShape" mc:Ignorable="w14 w15 w16se w16cid w16 w16cex wp14">
   <w:body>
     <w:p>
       <w:pPr>
@@ -6821,7 +6821,15 @@
           <w:sz w:val="28"/>
           <w:szCs w:val="28"/>
         </w:rPr>
-        <w:t>в) обработка данных внутри выбранного эксперимента:</w:t>
+        <w:t xml:space="preserve">в) </w:t>
+      </w:r>
+      <w:r>
+        <w:rPr>
+          <w:color w:val="0F1115"/>
+          <w:sz w:val="28"/>
+          <w:szCs w:val="28"/>
+        </w:rPr>
+        <w:t>обработка данных внутри выбранного эксперимента:</w:t>
       </w:r>
     </w:p>
     <w:p>
@@ -6864,7 +6872,6 @@
           <w:color w:val="0F1115"/>
           <w:sz w:val="28"/>
           <w:szCs w:val="28"/>
-          <w:highlight w:val="cyan"/>
         </w:rPr>
       </w:pPr>
       <w:r>
@@ -6873,7 +6880,7 @@
           <w:sz w:val="28"/>
           <w:szCs w:val="28"/>
         </w:rPr>
-        <w:t>сортировка по заданному ключу в отобранной группе данных;</w:t>
+        <w:t>сортировка по</w:t>
       </w:r>
       <w:r>
         <w:rPr>
@@ -6881,37 +6888,23 @@
           <w:sz w:val="28"/>
           <w:szCs w:val="28"/>
         </w:rPr>
+        <w:t xml:space="preserve"> столбцу</w:t>
+      </w:r>
+      <w:r>
+        <w:rPr>
+          <w:color w:val="0F1115"/>
+          <w:sz w:val="28"/>
+          <w:szCs w:val="28"/>
+        </w:rPr>
+        <w:t xml:space="preserve"> в отобранной группе данных;</w:t>
+      </w:r>
+      <w:r>
+        <w:rPr>
+          <w:color w:val="0F1115"/>
+          <w:sz w:val="28"/>
+          <w:szCs w:val="28"/>
+        </w:rPr>
         <w:t xml:space="preserve"> </w:t>
-      </w:r>
-      <w:r>
-        <w:rPr>
-          <w:i/>
-          <w:color w:val="0F1115"/>
-          <w:sz w:val="28"/>
-          <w:szCs w:val="28"/>
-          <w:highlight w:val="cyan"/>
-        </w:rPr>
-        <w:t>это более трудоемкая задача, чем сортировка по стол</w:t>
-      </w:r>
-      <w:r>
-        <w:rPr>
-          <w:i/>
-          <w:color w:val="0F1115"/>
-          <w:sz w:val="28"/>
-          <w:szCs w:val="28"/>
-          <w:highlight w:val="cyan"/>
-        </w:rPr>
-        <w:t>ь</w:t>
-      </w:r>
-      <w:r>
-        <w:rPr>
-          <w:i/>
-          <w:color w:val="0F1115"/>
-          <w:sz w:val="28"/>
-          <w:szCs w:val="28"/>
-          <w:highlight w:val="cyan"/>
-        </w:rPr>
-        <w:t>бцу таблицы, проверим</w:t>
       </w:r>
     </w:p>
     <w:p>
@@ -6936,7 +6929,7 @@
           <w:sz w:val="28"/>
           <w:szCs w:val="28"/>
         </w:rPr>
-        <w:t>фильтрация кадров по диапазонам допустимых значений для указанных каналов</w:t>
+        <w:t>фильтрация</w:t>
       </w:r>
       <w:r>
         <w:rPr>
@@ -6944,16 +6937,23 @@
           <w:sz w:val="28"/>
           <w:szCs w:val="28"/>
         </w:rPr>
-        <w:t xml:space="preserve"> </w:t>
+        <w:t xml:space="preserve"> кадров по </w:t>
       </w:r>
       <w:r>
         <w:rPr>
           <w:color w:val="0F1115"/>
           <w:sz w:val="28"/>
           <w:szCs w:val="28"/>
-          <w:highlight w:val="cyan"/>
-        </w:rPr>
-        <w:t>или номерам измерений</w:t>
+        </w:rPr>
+        <w:t xml:space="preserve">номерам измерений или </w:t>
+      </w:r>
+      <w:r>
+        <w:rPr>
+          <w:color w:val="0F1115"/>
+          <w:sz w:val="28"/>
+          <w:szCs w:val="28"/>
+        </w:rPr>
+        <w:t>диапазонам допустимых значений для указанных каналов</w:t>
       </w:r>
       <w:r>
         <w:rPr>
@@ -7031,7 +7031,6 @@
           <w:sz w:val="28"/>
           <w:szCs w:val="28"/>
         </w:rPr>
-        <w:lastRenderedPageBreak/>
         <w:t>проведение научно-технических расчетов по отобранному подмножеству экспериментальных данных:</w:t>
       </w:r>
     </w:p>
@@ -7057,6 +7056,7 @@
           <w:sz w:val="28"/>
           <w:szCs w:val="28"/>
         </w:rPr>
+        <w:lastRenderedPageBreak/>
         <w:t>расчет гистограмм по измерениям для отдельных каналов;</w:t>
       </w:r>
     </w:p>
@@ -7657,7 +7657,6 @@
                 <w:sz w:val="24"/>
                 <w:szCs w:val="24"/>
               </w:rPr>
-              <w:lastRenderedPageBreak/>
               <w:t>ОС</w:t>
             </w:r>
           </w:p>
@@ -7912,6 +7911,7 @@
       </w:pPr>
       <w:bookmarkStart w:id="13" w:name="_Toc222992637"/>
       <w:r>
+        <w:lastRenderedPageBreak/>
         <w:t>Требования к информационной и программной совместимости</w:t>
       </w:r>
       <w:bookmarkEnd w:id="13"/>
@@ -7920,6 +7920,7 @@
       <w:pPr>
         <w:spacing w:line="360" w:lineRule="auto"/>
         <w:ind w:firstLine="708"/>
+        <w:jc w:val="both"/>
         <w:rPr>
           <w:sz w:val="28"/>
           <w:szCs w:val="28"/>
@@ -8924,7 +8925,6 @@
               <w:rPr>
                 <w:iCs/>
               </w:rPr>
-              <w:lastRenderedPageBreak/>
               <w:t>Р</w:t>
             </w:r>
           </w:p>
@@ -8964,6 +8964,7 @@
       </w:pPr>
       <w:bookmarkStart w:id="16" w:name="_Toc222992640"/>
       <w:r>
+        <w:lastRenderedPageBreak/>
         <w:t>Стадии и этапы разработки</w:t>
       </w:r>
       <w:bookmarkEnd w:id="16"/>
@@ -9196,21 +9197,7 @@
               <w:rPr>
                 <w:iCs/>
               </w:rPr>
-              <w:t xml:space="preserve">Разработка технического проекта </w:t>
-            </w:r>
-            <w:r>
-              <w:rPr>
-                <w:iCs/>
-                <w:strike/>
-                <w:highlight w:val="cyan"/>
-              </w:rPr>
-              <w:t>для</w:t>
-            </w:r>
-            <w:r>
-              <w:rPr>
-                <w:iCs/>
-              </w:rPr>
-              <w:t xml:space="preserve"> программных средств, используемых для регистрации объектов и обработки данных</w:t>
+              <w:t>Разработка проектной документации программного комплекса</w:t>
             </w:r>
           </w:p>
         </w:tc>
@@ -9454,64 +9441,16 @@
           <w:p>
             <w:pPr>
               <w:rPr>
-                <w:iCs/>
-              </w:rPr>
-            </w:pPr>
-            <w:r>
-              <w:rPr>
-                <w:iCs/>
-              </w:rPr>
-              <w:t xml:space="preserve">Разработка </w:t>
-            </w:r>
-            <w:r>
-              <w:rPr>
-                <w:iCs/>
-              </w:rPr>
-              <w:t xml:space="preserve">программных средств, используемых для регистрации объектов и обработки данных </w:t>
-            </w:r>
-            <w:r>
-              <w:rPr>
-                <w:iCs/>
-                <w:highlight w:val="cyan"/>
-              </w:rPr>
-              <w:t>и документации по испытаниям и их использованию.</w:t>
-            </w:r>
-          </w:p>
-          <w:p>
-            <w:pPr>
-              <w:rPr>
                 <w:i/>
                 <w:iCs/>
               </w:rPr>
             </w:pPr>
             <w:r>
               <w:rPr>
-                <w:i/>
-                <w:iCs/>
-                <w:highlight w:val="cyan"/>
-              </w:rPr>
-              <w:t>Сократить название, те</w:t>
-            </w:r>
-            <w:proofErr w:type="gramStart"/>
-            <w:r>
-              <w:rPr>
-                <w:i/>
-                <w:iCs/>
-                <w:highlight w:val="cyan"/>
-              </w:rPr>
-              <w:t>кст впр</w:t>
-            </w:r>
-            <w:proofErr w:type="gramEnd"/>
-            <w:r>
-              <w:rPr>
-                <w:i/>
-                <w:iCs/>
-                <w:highlight w:val="cyan"/>
-              </w:rPr>
-              <w:t>аво</w:t>
-            </w:r>
-            <w:bookmarkStart w:id="17" w:name="_GoBack"/>
-            <w:bookmarkEnd w:id="17"/>
+                <w:iCs/>
+              </w:rPr>
+              <w:t>Реализация программного комплекса</w:t>
+            </w:r>
           </w:p>
         </w:tc>
         <w:tc>
@@ -9533,8 +9472,9 @@
             <w:r>
               <w:rPr>
                 <w:iCs/>
-              </w:rPr>
-              <w:t>23</w:t>
+                <w:lang w:val="en-US"/>
+              </w:rPr>
+              <w:t>30</w:t>
             </w:r>
             <w:r>
               <w:rPr>
@@ -9638,20 +9578,7 @@
               <w:rPr>
                 <w:iCs/>
               </w:rPr>
-              <w:t>включающий</w:t>
-            </w:r>
-            <w:r>
-              <w:rPr>
-                <w:iCs/>
-                <w:highlight w:val="cyan"/>
-              </w:rPr>
-              <w:t xml:space="preserve"> документации по испытаниям и их использованию</w:t>
-            </w:r>
-            <w:r>
-              <w:rPr>
-                <w:iCs/>
-              </w:rPr>
-              <w:t xml:space="preserve">: </w:t>
+              <w:t xml:space="preserve">включающий: </w:t>
             </w:r>
           </w:p>
           <w:p>
@@ -9834,11 +9761,12 @@
           <w:numId w:val="1"/>
         </w:numPr>
       </w:pPr>
-      <w:bookmarkStart w:id="18" w:name="_Toc222992641"/>
-      <w:r>
+      <w:bookmarkStart w:id="17" w:name="_Toc222992641"/>
+      <w:r>
+        <w:lastRenderedPageBreak/>
         <w:t>Порядок контроля и приемки</w:t>
       </w:r>
-      <w:bookmarkEnd w:id="18"/>
+      <w:bookmarkEnd w:id="17"/>
     </w:p>
     <w:p/>
     <w:p>
@@ -10934,8 +10862,8 @@
       </w:r>
     </w:p>
     <w:sectPr>
-      <w:footerReference w:type="even" r:id="rId9"/>
-      <w:footerReference w:type="default" r:id="rId10"/>
+      <w:footerReference w:type="even" r:id="rId8"/>
+      <w:footerReference w:type="default" r:id="rId9"/>
       <w:pgSz w:w="11906" w:h="16838"/>
       <w:pgMar w:top="1134" w:right="850" w:bottom="1134" w:left="1701" w:header="708" w:footer="708" w:gutter="0"/>
       <w:pgBorders w:display="firstPage" w:offsetFrom="page">
@@ -10953,7 +10881,7 @@
 </file>
 
 <file path=word/endnotes.xml><?xml version="1.0" encoding="utf-8"?>
-<w:endnotes xmlns:wpc="http://schemas.microsoft.com/office/word/2010/wordprocessingCanvas" xmlns:mc="http://schemas.openxmlformats.org/markup-compatibility/2006" xmlns:o="urn:schemas-microsoft-com:office:office" xmlns:r="http://schemas.openxmlformats.org/officeDocument/2006/relationships" xmlns:m="http://schemas.openxmlformats.org/officeDocument/2006/math" xmlns:v="urn:schemas-microsoft-com:vml" xmlns:wp14="http://schemas.microsoft.com/office/word/2010/wordprocessingDrawing" xmlns:wp="http://schemas.openxmlformats.org/drawingml/2006/wordprocessingDrawing" xmlns:w10="urn:schemas-microsoft-com:office:word" xmlns:w="http://schemas.openxmlformats.org/wordprocessingml/2006/main" xmlns:w14="http://schemas.microsoft.com/office/word/2010/wordml" xmlns:wpg="http://schemas.microsoft.com/office/word/2010/wordprocessingGroup" xmlns:wpi="http://schemas.microsoft.com/office/word/2010/wordprocessingInk" xmlns:wne="http://schemas.microsoft.com/office/word/2006/wordml" xmlns:wps="http://schemas.microsoft.com/office/word/2010/wordprocessingShape" mc:Ignorable="w14 wp14">
+<w:endnotes xmlns:wpc="http://schemas.microsoft.com/office/word/2010/wordprocessingCanvas" xmlns:cx="http://schemas.microsoft.com/office/drawing/2014/chartex" xmlns:cx1="http://schemas.microsoft.com/office/drawing/2015/9/8/chartex" xmlns:cx2="http://schemas.microsoft.com/office/drawing/2015/10/21/chartex" xmlns:cx3="http://schemas.microsoft.com/office/drawing/2016/5/9/chartex" xmlns:cx4="http://schemas.microsoft.com/office/drawing/2016/5/10/chartex" xmlns:cx5="http://schemas.microsoft.com/office/drawing/2016/5/11/chartex" xmlns:cx6="http://schemas.microsoft.com/office/drawing/2016/5/12/chartex" xmlns:cx7="http://schemas.microsoft.com/office/drawing/2016/5/13/chartex" xmlns:cx8="http://schemas.microsoft.com/office/drawing/2016/5/14/chartex" xmlns:mc="http://schemas.openxmlformats.org/markup-compatibility/2006" xmlns:aink="http://schemas.microsoft.com/office/drawing/2016/ink" xmlns:am3d="http://schemas.microsoft.com/office/drawing/2017/model3d" xmlns:o="urn:schemas-microsoft-com:office:office" xmlns:r="http://schemas.openxmlformats.org/officeDocument/2006/relationships" xmlns:m="http://schemas.openxmlformats.org/officeDocument/2006/math" xmlns:v="urn:schemas-microsoft-com:vml" xmlns:wp14="http://schemas.microsoft.com/office/word/2010/wordprocessingDrawing" xmlns:wp="http://schemas.openxmlformats.org/drawingml/2006/wordprocessingDrawing" xmlns:w10="urn:schemas-microsoft-com:office:word" xmlns:w="http://schemas.openxmlformats.org/wordprocessingml/2006/main" xmlns:w14="http://schemas.microsoft.com/office/word/2010/wordml" xmlns:w15="http://schemas.microsoft.com/office/word/2012/wordml" xmlns:w16cex="http://schemas.microsoft.com/office/word/2018/wordml/cex" xmlns:w16cid="http://schemas.microsoft.com/office/word/2016/wordml/cid" xmlns:w16="http://schemas.microsoft.com/office/word/2018/wordml" xmlns:w16se="http://schemas.microsoft.com/office/word/2015/wordml/symex" xmlns:wpg="http://schemas.microsoft.com/office/word/2010/wordprocessingGroup" xmlns:wpi="http://schemas.microsoft.com/office/word/2010/wordprocessingInk" xmlns:wne="http://schemas.microsoft.com/office/word/2006/wordml" xmlns:wps="http://schemas.microsoft.com/office/word/2010/wordprocessingShape" mc:Ignorable="w14 w15 w16se w16cid w16 w16cex wp14">
   <w:endnote w:type="separator" w:id="-1">
     <w:p>
       <w:r>
@@ -10972,7 +10900,7 @@
 </file>
 
 <file path=word/footer1.xml><?xml version="1.0" encoding="utf-8"?>
-<w:ftr xmlns:wpc="http://schemas.microsoft.com/office/word/2010/wordprocessingCanvas" xmlns:mc="http://schemas.openxmlformats.org/markup-compatibility/2006" xmlns:o="urn:schemas-microsoft-com:office:office" xmlns:r="http://schemas.openxmlformats.org/officeDocument/2006/relationships" xmlns:m="http://schemas.openxmlformats.org/officeDocument/2006/math" xmlns:v="urn:schemas-microsoft-com:vml" xmlns:wp14="http://schemas.microsoft.com/office/word/2010/wordprocessingDrawing" xmlns:wp="http://schemas.openxmlformats.org/drawingml/2006/wordprocessingDrawing" xmlns:w10="urn:schemas-microsoft-com:office:word" xmlns:w="http://schemas.openxmlformats.org/wordprocessingml/2006/main" xmlns:w14="http://schemas.microsoft.com/office/word/2010/wordml" xmlns:wpg="http://schemas.microsoft.com/office/word/2010/wordprocessingGroup" xmlns:wpi="http://schemas.microsoft.com/office/word/2010/wordprocessingInk" xmlns:wne="http://schemas.microsoft.com/office/word/2006/wordml" xmlns:wps="http://schemas.microsoft.com/office/word/2010/wordprocessingShape" mc:Ignorable="w14 wp14">
+<w:ftr xmlns:wpc="http://schemas.microsoft.com/office/word/2010/wordprocessingCanvas" xmlns:cx="http://schemas.microsoft.com/office/drawing/2014/chartex" xmlns:cx1="http://schemas.microsoft.com/office/drawing/2015/9/8/chartex" xmlns:cx2="http://schemas.microsoft.com/office/drawing/2015/10/21/chartex" xmlns:cx3="http://schemas.microsoft.com/office/drawing/2016/5/9/chartex" xmlns:cx4="http://schemas.microsoft.com/office/drawing/2016/5/10/chartex" xmlns:cx5="http://schemas.microsoft.com/office/drawing/2016/5/11/chartex" xmlns:cx6="http://schemas.microsoft.com/office/drawing/2016/5/12/chartex" xmlns:cx7="http://schemas.microsoft.com/office/drawing/2016/5/13/chartex" xmlns:cx8="http://schemas.microsoft.com/office/drawing/2016/5/14/chartex" xmlns:mc="http://schemas.openxmlformats.org/markup-compatibility/2006" xmlns:aink="http://schemas.microsoft.com/office/drawing/2016/ink" xmlns:am3d="http://schemas.microsoft.com/office/drawing/2017/model3d" xmlns:o="urn:schemas-microsoft-com:office:office" xmlns:r="http://schemas.openxmlformats.org/officeDocument/2006/relationships" xmlns:m="http://schemas.openxmlformats.org/officeDocument/2006/math" xmlns:v="urn:schemas-microsoft-com:vml" xmlns:wp14="http://schemas.microsoft.com/office/word/2010/wordprocessingDrawing" xmlns:wp="http://schemas.openxmlformats.org/drawingml/2006/wordprocessingDrawing" xmlns:w10="urn:schemas-microsoft-com:office:word" xmlns:w="http://schemas.openxmlformats.org/wordprocessingml/2006/main" xmlns:w14="http://schemas.microsoft.com/office/word/2010/wordml" xmlns:w15="http://schemas.microsoft.com/office/word/2012/wordml" xmlns:w16cex="http://schemas.microsoft.com/office/word/2018/wordml/cex" xmlns:w16cid="http://schemas.microsoft.com/office/word/2016/wordml/cid" xmlns:w16="http://schemas.microsoft.com/office/word/2018/wordml" xmlns:w16se="http://schemas.microsoft.com/office/word/2015/wordml/symex" xmlns:wpg="http://schemas.microsoft.com/office/word/2010/wordprocessingGroup" xmlns:wpi="http://schemas.microsoft.com/office/word/2010/wordprocessingInk" xmlns:wne="http://schemas.microsoft.com/office/word/2006/wordml" xmlns:wps="http://schemas.microsoft.com/office/word/2010/wordprocessingShape" mc:Ignorable="w14 w15 w16se w16cid w16 w16cex wp14">
   <w:sdt>
     <w:sdtPr>
       <w:rPr>
@@ -11028,7 +10956,7 @@
 </file>
 
 <file path=word/footer2.xml><?xml version="1.0" encoding="utf-8"?>
-<w:ftr xmlns:wpc="http://schemas.microsoft.com/office/word/2010/wordprocessingCanvas" xmlns:mc="http://schemas.openxmlformats.org/markup-compatibility/2006" xmlns:o="urn:schemas-microsoft-com:office:office" xmlns:r="http://schemas.openxmlformats.org/officeDocument/2006/relationships" xmlns:m="http://schemas.openxmlformats.org/officeDocument/2006/math" xmlns:v="urn:schemas-microsoft-com:vml" xmlns:wp14="http://schemas.microsoft.com/office/word/2010/wordprocessingDrawing" xmlns:wp="http://schemas.openxmlformats.org/drawingml/2006/wordprocessingDrawing" xmlns:w10="urn:schemas-microsoft-com:office:word" xmlns:w="http://schemas.openxmlformats.org/wordprocessingml/2006/main" xmlns:w14="http://schemas.microsoft.com/office/word/2010/wordml" xmlns:wpg="http://schemas.microsoft.com/office/word/2010/wordprocessingGroup" xmlns:wpi="http://schemas.microsoft.com/office/word/2010/wordprocessingInk" xmlns:wne="http://schemas.microsoft.com/office/word/2006/wordml" xmlns:wps="http://schemas.microsoft.com/office/word/2010/wordprocessingShape" mc:Ignorable="w14 wp14">
+<w:ftr xmlns:wpc="http://schemas.microsoft.com/office/word/2010/wordprocessingCanvas" xmlns:cx="http://schemas.microsoft.com/office/drawing/2014/chartex" xmlns:cx1="http://schemas.microsoft.com/office/drawing/2015/9/8/chartex" xmlns:cx2="http://schemas.microsoft.com/office/drawing/2015/10/21/chartex" xmlns:cx3="http://schemas.microsoft.com/office/drawing/2016/5/9/chartex" xmlns:cx4="http://schemas.microsoft.com/office/drawing/2016/5/10/chartex" xmlns:cx5="http://schemas.microsoft.com/office/drawing/2016/5/11/chartex" xmlns:cx6="http://schemas.microsoft.com/office/drawing/2016/5/12/chartex" xmlns:cx7="http://schemas.microsoft.com/office/drawing/2016/5/13/chartex" xmlns:cx8="http://schemas.microsoft.com/office/drawing/2016/5/14/chartex" xmlns:mc="http://schemas.openxmlformats.org/markup-compatibility/2006" xmlns:aink="http://schemas.microsoft.com/office/drawing/2016/ink" xmlns:am3d="http://schemas.microsoft.com/office/drawing/2017/model3d" xmlns:o="urn:schemas-microsoft-com:office:office" xmlns:r="http://schemas.openxmlformats.org/officeDocument/2006/relationships" xmlns:m="http://schemas.openxmlformats.org/officeDocument/2006/math" xmlns:v="urn:schemas-microsoft-com:vml" xmlns:wp14="http://schemas.microsoft.com/office/word/2010/wordprocessingDrawing" xmlns:wp="http://schemas.openxmlformats.org/drawingml/2006/wordprocessingDrawing" xmlns:w10="urn:schemas-microsoft-com:office:word" xmlns:w="http://schemas.openxmlformats.org/wordprocessingml/2006/main" xmlns:w14="http://schemas.microsoft.com/office/word/2010/wordml" xmlns:w15="http://schemas.microsoft.com/office/word/2012/wordml" xmlns:w16cex="http://schemas.microsoft.com/office/word/2018/wordml/cex" xmlns:w16cid="http://schemas.microsoft.com/office/word/2016/wordml/cid" xmlns:w16="http://schemas.microsoft.com/office/word/2018/wordml" xmlns:w16se="http://schemas.microsoft.com/office/word/2015/wordml/symex" xmlns:wpg="http://schemas.microsoft.com/office/word/2010/wordprocessingGroup" xmlns:wpi="http://schemas.microsoft.com/office/word/2010/wordprocessingInk" xmlns:wne="http://schemas.microsoft.com/office/word/2006/wordml" xmlns:wps="http://schemas.microsoft.com/office/word/2010/wordprocessingShape" mc:Ignorable="w14 w15 w16se w16cid w16 w16cex wp14">
   <w:sdt>
     <w:sdtPr>
       <w:rPr>
@@ -11097,7 +11025,7 @@
 </file>
 
 <file path=word/footnotes.xml><?xml version="1.0" encoding="utf-8"?>
-<w:footnotes xmlns:wpc="http://schemas.microsoft.com/office/word/2010/wordprocessingCanvas" xmlns:mc="http://schemas.openxmlformats.org/markup-compatibility/2006" xmlns:o="urn:schemas-microsoft-com:office:office" xmlns:r="http://schemas.openxmlformats.org/officeDocument/2006/relationships" xmlns:m="http://schemas.openxmlformats.org/officeDocument/2006/math" xmlns:v="urn:schemas-microsoft-com:vml" xmlns:wp14="http://schemas.microsoft.com/office/word/2010/wordprocessingDrawing" xmlns:wp="http://schemas.openxmlformats.org/drawingml/2006/wordprocessingDrawing" xmlns:w10="urn:schemas-microsoft-com:office:word" xmlns:w="http://schemas.openxmlformats.org/wordprocessingml/2006/main" xmlns:w14="http://schemas.microsoft.com/office/word/2010/wordml" xmlns:wpg="http://schemas.microsoft.com/office/word/2010/wordprocessingGroup" xmlns:wpi="http://schemas.microsoft.com/office/word/2010/wordprocessingInk" xmlns:wne="http://schemas.microsoft.com/office/word/2006/wordml" xmlns:wps="http://schemas.microsoft.com/office/word/2010/wordprocessingShape" mc:Ignorable="w14 wp14">
+<w:footnotes xmlns:wpc="http://schemas.microsoft.com/office/word/2010/wordprocessingCanvas" xmlns:cx="http://schemas.microsoft.com/office/drawing/2014/chartex" xmlns:cx1="http://schemas.microsoft.com/office/drawing/2015/9/8/chartex" xmlns:cx2="http://schemas.microsoft.com/office/drawing/2015/10/21/chartex" xmlns:cx3="http://schemas.microsoft.com/office/drawing/2016/5/9/chartex" xmlns:cx4="http://schemas.microsoft.com/office/drawing/2016/5/10/chartex" xmlns:cx5="http://schemas.microsoft.com/office/drawing/2016/5/11/chartex" xmlns:cx6="http://schemas.microsoft.com/office/drawing/2016/5/12/chartex" xmlns:cx7="http://schemas.microsoft.com/office/drawing/2016/5/13/chartex" xmlns:cx8="http://schemas.microsoft.com/office/drawing/2016/5/14/chartex" xmlns:mc="http://schemas.openxmlformats.org/markup-compatibility/2006" xmlns:aink="http://schemas.microsoft.com/office/drawing/2016/ink" xmlns:am3d="http://schemas.microsoft.com/office/drawing/2017/model3d" xmlns:o="urn:schemas-microsoft-com:office:office" xmlns:r="http://schemas.openxmlformats.org/officeDocument/2006/relationships" xmlns:m="http://schemas.openxmlformats.org/officeDocument/2006/math" xmlns:v="urn:schemas-microsoft-com:vml" xmlns:wp14="http://schemas.microsoft.com/office/word/2010/wordprocessingDrawing" xmlns:wp="http://schemas.openxmlformats.org/drawingml/2006/wordprocessingDrawing" xmlns:w10="urn:schemas-microsoft-com:office:word" xmlns:w="http://schemas.openxmlformats.org/wordprocessingml/2006/main" xmlns:w14="http://schemas.microsoft.com/office/word/2010/wordml" xmlns:w15="http://schemas.microsoft.com/office/word/2012/wordml" xmlns:w16cex="http://schemas.microsoft.com/office/word/2018/wordml/cex" xmlns:w16cid="http://schemas.microsoft.com/office/word/2016/wordml/cid" xmlns:w16="http://schemas.microsoft.com/office/word/2018/wordml" xmlns:w16se="http://schemas.microsoft.com/office/word/2015/wordml/symex" xmlns:wpg="http://schemas.microsoft.com/office/word/2010/wordprocessingGroup" xmlns:wpi="http://schemas.microsoft.com/office/word/2010/wordprocessingInk" xmlns:wne="http://schemas.microsoft.com/office/word/2006/wordml" xmlns:wps="http://schemas.microsoft.com/office/word/2010/wordprocessingShape" mc:Ignorable="w14 w15 w16se w16cid w16 w16cex wp14">
   <w:footnote w:type="separator" w:id="-1">
     <w:p>
       <w:r>
@@ -11116,8 +11044,8 @@
 </file>
 
 <file path=word/numbering.xml><?xml version="1.0" encoding="utf-8"?>
-<w:numbering xmlns:wpc="http://schemas.microsoft.com/office/word/2010/wordprocessingCanvas" xmlns:mc="http://schemas.openxmlformats.org/markup-compatibility/2006" xmlns:o="urn:schemas-microsoft-com:office:office" xmlns:r="http://schemas.openxmlformats.org/officeDocument/2006/relationships" xmlns:m="http://schemas.openxmlformats.org/officeDocument/2006/math" xmlns:v="urn:schemas-microsoft-com:vml" xmlns:wp14="http://schemas.microsoft.com/office/word/2010/wordprocessingDrawing" xmlns:wp="http://schemas.openxmlformats.org/drawingml/2006/wordprocessingDrawing" xmlns:w10="urn:schemas-microsoft-com:office:word" xmlns:w="http://schemas.openxmlformats.org/wordprocessingml/2006/main" xmlns:w14="http://schemas.microsoft.com/office/word/2010/wordml" xmlns:wpg="http://schemas.microsoft.com/office/word/2010/wordprocessingGroup" xmlns:wpi="http://schemas.microsoft.com/office/word/2010/wordprocessingInk" xmlns:wne="http://schemas.microsoft.com/office/word/2006/wordml" xmlns:wps="http://schemas.microsoft.com/office/word/2010/wordprocessingShape" mc:Ignorable="w14 wp14">
-  <w:abstractNum w:abstractNumId="0">
+<w:numbering xmlns:wpc="http://schemas.microsoft.com/office/word/2010/wordprocessingCanvas" xmlns:cx="http://schemas.microsoft.com/office/drawing/2014/chartex" xmlns:cx1="http://schemas.microsoft.com/office/drawing/2015/9/8/chartex" xmlns:cx2="http://schemas.microsoft.com/office/drawing/2015/10/21/chartex" xmlns:cx3="http://schemas.microsoft.com/office/drawing/2016/5/9/chartex" xmlns:cx4="http://schemas.microsoft.com/office/drawing/2016/5/10/chartex" xmlns:cx5="http://schemas.microsoft.com/office/drawing/2016/5/11/chartex" xmlns:cx6="http://schemas.microsoft.com/office/drawing/2016/5/12/chartex" xmlns:cx7="http://schemas.microsoft.com/office/drawing/2016/5/13/chartex" xmlns:cx8="http://schemas.microsoft.com/office/drawing/2016/5/14/chartex" xmlns:mc="http://schemas.openxmlformats.org/markup-compatibility/2006" xmlns:aink="http://schemas.microsoft.com/office/drawing/2016/ink" xmlns:am3d="http://schemas.microsoft.com/office/drawing/2017/model3d" xmlns:o="urn:schemas-microsoft-com:office:office" xmlns:r="http://schemas.openxmlformats.org/officeDocument/2006/relationships" xmlns:m="http://schemas.openxmlformats.org/officeDocument/2006/math" xmlns:v="urn:schemas-microsoft-com:vml" xmlns:wp14="http://schemas.microsoft.com/office/word/2010/wordprocessingDrawing" xmlns:wp="http://schemas.openxmlformats.org/drawingml/2006/wordprocessingDrawing" xmlns:w10="urn:schemas-microsoft-com:office:word" xmlns:w="http://schemas.openxmlformats.org/wordprocessingml/2006/main" xmlns:w14="http://schemas.microsoft.com/office/word/2010/wordml" xmlns:w15="http://schemas.microsoft.com/office/word/2012/wordml" xmlns:w16cex="http://schemas.microsoft.com/office/word/2018/wordml/cex" xmlns:w16cid="http://schemas.microsoft.com/office/word/2016/wordml/cid" xmlns:w16="http://schemas.microsoft.com/office/word/2018/wordml" xmlns:w16se="http://schemas.microsoft.com/office/word/2015/wordml/symex" xmlns:wpg="http://schemas.microsoft.com/office/word/2010/wordprocessingGroup" xmlns:wpi="http://schemas.microsoft.com/office/word/2010/wordprocessingInk" xmlns:wne="http://schemas.microsoft.com/office/word/2006/wordml" xmlns:wps="http://schemas.microsoft.com/office/word/2010/wordprocessingShape" mc:Ignorable="w14 w15 w16se w16cid w16 w16cex wp14">
+  <w:abstractNum w:abstractNumId="0" w15:restartNumberingAfterBreak="0">
     <w:nsid w:val="05041E52"/>
     <w:multiLevelType w:val="multilevel"/>
     <w:tmpl w:val="D6D064A8"/>
@@ -11266,7 +11194,7 @@
       </w:rPr>
     </w:lvl>
   </w:abstractNum>
-  <w:abstractNum w:abstractNumId="1">
+  <w:abstractNum w:abstractNumId="1" w15:restartNumberingAfterBreak="0">
     <w:nsid w:val="06133034"/>
     <w:multiLevelType w:val="multilevel"/>
     <w:tmpl w:val="03066AA4"/>
@@ -11383,7 +11311,7 @@
       </w:pPr>
     </w:lvl>
   </w:abstractNum>
-  <w:abstractNum w:abstractNumId="2">
+  <w:abstractNum w:abstractNumId="2" w15:restartNumberingAfterBreak="0">
     <w:nsid w:val="168944D6"/>
     <w:multiLevelType w:val="multilevel"/>
     <w:tmpl w:val="4D0C1A50"/>
@@ -11528,7 +11456,7 @@
       </w:rPr>
     </w:lvl>
   </w:abstractNum>
-  <w:abstractNum w:abstractNumId="3">
+  <w:abstractNum w:abstractNumId="3" w15:restartNumberingAfterBreak="0">
     <w:nsid w:val="16BF4555"/>
     <w:multiLevelType w:val="multilevel"/>
     <w:tmpl w:val="F0D60BD8"/>
@@ -11649,7 +11577,7 @@
       </w:rPr>
     </w:lvl>
   </w:abstractNum>
-  <w:abstractNum w:abstractNumId="4">
+  <w:abstractNum w:abstractNumId="4" w15:restartNumberingAfterBreak="0">
     <w:nsid w:val="1DEC2234"/>
     <w:multiLevelType w:val="multilevel"/>
     <w:tmpl w:val="C98479AC"/>
@@ -11798,7 +11726,7 @@
       </w:rPr>
     </w:lvl>
   </w:abstractNum>
-  <w:abstractNum w:abstractNumId="5">
+  <w:abstractNum w:abstractNumId="5" w15:restartNumberingAfterBreak="0">
     <w:nsid w:val="1EBE25FE"/>
     <w:multiLevelType w:val="multilevel"/>
     <w:tmpl w:val="0B808D10"/>
@@ -11940,7 +11868,7 @@
       </w:rPr>
     </w:lvl>
   </w:abstractNum>
-  <w:abstractNum w:abstractNumId="6">
+  <w:abstractNum w:abstractNumId="6" w15:restartNumberingAfterBreak="0">
     <w:nsid w:val="2A70539B"/>
     <w:multiLevelType w:val="multilevel"/>
     <w:tmpl w:val="669AA510"/>
@@ -12089,7 +12017,7 @@
       </w:rPr>
     </w:lvl>
   </w:abstractNum>
-  <w:abstractNum w:abstractNumId="7">
+  <w:abstractNum w:abstractNumId="7" w15:restartNumberingAfterBreak="0">
     <w:nsid w:val="2D387863"/>
     <w:multiLevelType w:val="multilevel"/>
     <w:tmpl w:val="0608ACEC"/>
@@ -12231,7 +12159,7 @@
       </w:rPr>
     </w:lvl>
   </w:abstractNum>
-  <w:abstractNum w:abstractNumId="8">
+  <w:abstractNum w:abstractNumId="8" w15:restartNumberingAfterBreak="0">
     <w:nsid w:val="3584476A"/>
     <w:multiLevelType w:val="multilevel"/>
     <w:tmpl w:val="4D0C1A50"/>
@@ -12376,7 +12304,7 @@
       </w:rPr>
     </w:lvl>
   </w:abstractNum>
-  <w:abstractNum w:abstractNumId="9">
+  <w:abstractNum w:abstractNumId="9" w15:restartNumberingAfterBreak="0">
     <w:nsid w:val="38CE678E"/>
     <w:multiLevelType w:val="multilevel"/>
     <w:tmpl w:val="CA3E600C"/>
@@ -12499,7 +12427,7 @@
       </w:pPr>
     </w:lvl>
   </w:abstractNum>
-  <w:abstractNum w:abstractNumId="10">
+  <w:abstractNum w:abstractNumId="10" w15:restartNumberingAfterBreak="0">
     <w:nsid w:val="3BE9085D"/>
     <w:multiLevelType w:val="multilevel"/>
     <w:tmpl w:val="4D0C1A50"/>
@@ -12644,7 +12572,7 @@
       </w:rPr>
     </w:lvl>
   </w:abstractNum>
-  <w:abstractNum w:abstractNumId="11">
+  <w:abstractNum w:abstractNumId="11" w15:restartNumberingAfterBreak="0">
     <w:nsid w:val="3E3233DC"/>
     <w:multiLevelType w:val="multilevel"/>
     <w:tmpl w:val="C134775E"/>
@@ -12786,7 +12714,7 @@
       </w:rPr>
     </w:lvl>
   </w:abstractNum>
-  <w:abstractNum w:abstractNumId="12">
+  <w:abstractNum w:abstractNumId="12" w15:restartNumberingAfterBreak="0">
     <w:nsid w:val="43DC165D"/>
     <w:multiLevelType w:val="hybridMultilevel"/>
     <w:tmpl w:val="2B64E78C"/>
@@ -12899,7 +12827,7 @@
       </w:rPr>
     </w:lvl>
   </w:abstractNum>
-  <w:abstractNum w:abstractNumId="13">
+  <w:abstractNum w:abstractNumId="13" w15:restartNumberingAfterBreak="0">
     <w:nsid w:val="4B1705E7"/>
     <w:multiLevelType w:val="hybridMultilevel"/>
     <w:tmpl w:val="339AF584"/>
@@ -12985,7 +12913,7 @@
       </w:pPr>
     </w:lvl>
   </w:abstractNum>
-  <w:abstractNum w:abstractNumId="14">
+  <w:abstractNum w:abstractNumId="14" w15:restartNumberingAfterBreak="0">
     <w:nsid w:val="504106AF"/>
     <w:multiLevelType w:val="hybridMultilevel"/>
     <w:tmpl w:val="2DC8A884"/>
@@ -13098,7 +13026,7 @@
       </w:rPr>
     </w:lvl>
   </w:abstractNum>
-  <w:abstractNum w:abstractNumId="15">
+  <w:abstractNum w:abstractNumId="15" w15:restartNumberingAfterBreak="0">
     <w:nsid w:val="51D2346C"/>
     <w:multiLevelType w:val="hybridMultilevel"/>
     <w:tmpl w:val="A8E60824"/>
@@ -13211,7 +13139,7 @@
       </w:rPr>
     </w:lvl>
   </w:abstractNum>
-  <w:abstractNum w:abstractNumId="16">
+  <w:abstractNum w:abstractNumId="16" w15:restartNumberingAfterBreak="0">
     <w:nsid w:val="5EAA5C88"/>
     <w:multiLevelType w:val="hybridMultilevel"/>
     <w:tmpl w:val="273C6AAC"/>
@@ -13324,7 +13252,7 @@
       </w:rPr>
     </w:lvl>
   </w:abstractNum>
-  <w:abstractNum w:abstractNumId="17">
+  <w:abstractNum w:abstractNumId="17" w15:restartNumberingAfterBreak="0">
     <w:nsid w:val="621636C5"/>
     <w:multiLevelType w:val="multilevel"/>
     <w:tmpl w:val="C19E5F3C"/>
@@ -13473,7 +13401,7 @@
       </w:rPr>
     </w:lvl>
   </w:abstractNum>
-  <w:abstractNum w:abstractNumId="18">
+  <w:abstractNum w:abstractNumId="18" w15:restartNumberingAfterBreak="0">
     <w:nsid w:val="6C86311E"/>
     <w:multiLevelType w:val="hybridMultilevel"/>
     <w:tmpl w:val="F29E581E"/>
@@ -13586,7 +13514,7 @@
       </w:rPr>
     </w:lvl>
   </w:abstractNum>
-  <w:abstractNum w:abstractNumId="19">
+  <w:abstractNum w:abstractNumId="19" w15:restartNumberingAfterBreak="0">
     <w:nsid w:val="79C42AD2"/>
     <w:multiLevelType w:val="multilevel"/>
     <w:tmpl w:val="C3E6D4BC"/>
@@ -13771,7 +13699,7 @@
 </file>
 
 <file path=word/styles.xml><?xml version="1.0" encoding="utf-8"?>
-<w:styles xmlns:mc="http://schemas.openxmlformats.org/markup-compatibility/2006" xmlns:r="http://schemas.openxmlformats.org/officeDocument/2006/relationships" xmlns:w="http://schemas.openxmlformats.org/wordprocessingml/2006/main" xmlns:w14="http://schemas.microsoft.com/office/word/2010/wordml" mc:Ignorable="w14">
+<w:styles xmlns:mc="http://schemas.openxmlformats.org/markup-compatibility/2006" xmlns:r="http://schemas.openxmlformats.org/officeDocument/2006/relationships" xmlns:w="http://schemas.openxmlformats.org/wordprocessingml/2006/main" xmlns:w14="http://schemas.microsoft.com/office/word/2010/wordml" xmlns:w15="http://schemas.microsoft.com/office/word/2012/wordml" xmlns:w16cex="http://schemas.microsoft.com/office/word/2018/wordml/cex" xmlns:w16cid="http://schemas.microsoft.com/office/word/2016/wordml/cid" xmlns:w16="http://schemas.microsoft.com/office/word/2018/wordml" xmlns:w16se="http://schemas.microsoft.com/office/word/2015/wordml/symex" mc:Ignorable="w14 w15 w16se w16cid w16 w16cex">
   <w:docDefaults>
     <w:rPrDefault>
       <w:rPr>
@@ -13785,145 +13713,383 @@
     </w:rPrDefault>
     <w:pPrDefault/>
   </w:docDefaults>
-  <w:latentStyles w:defLockedState="0" w:defUIPriority="99" w:defSemiHidden="1" w:defUnhideWhenUsed="1" w:defQFormat="0" w:count="267">
-    <w:lsdException w:name="Normal" w:semiHidden="0" w:uiPriority="0" w:unhideWhenUsed="0" w:qFormat="1"/>
-    <w:lsdException w:name="heading 1" w:semiHidden="0" w:uiPriority="9" w:unhideWhenUsed="0" w:qFormat="1"/>
-    <w:lsdException w:name="heading 2" w:uiPriority="9" w:qFormat="1"/>
-    <w:lsdException w:name="heading 3" w:uiPriority="9" w:qFormat="1"/>
-    <w:lsdException w:name="heading 4" w:uiPriority="9" w:qFormat="1"/>
-    <w:lsdException w:name="heading 5" w:uiPriority="9" w:qFormat="1"/>
-    <w:lsdException w:name="heading 6" w:uiPriority="9" w:qFormat="1"/>
-    <w:lsdException w:name="heading 7" w:uiPriority="9" w:qFormat="1"/>
-    <w:lsdException w:name="heading 8" w:uiPriority="9" w:qFormat="1"/>
-    <w:lsdException w:name="heading 9" w:uiPriority="9" w:qFormat="1"/>
-    <w:lsdException w:name="toc 1" w:uiPriority="39"/>
-    <w:lsdException w:name="toc 2" w:uiPriority="39"/>
-    <w:lsdException w:name="toc 3" w:uiPriority="39"/>
-    <w:lsdException w:name="toc 4" w:uiPriority="39"/>
-    <w:lsdException w:name="toc 5" w:uiPriority="39"/>
-    <w:lsdException w:name="toc 6" w:uiPriority="39"/>
-    <w:lsdException w:name="toc 7" w:uiPriority="39"/>
-    <w:lsdException w:name="toc 8" w:uiPriority="39"/>
-    <w:lsdException w:name="toc 9" w:uiPriority="39"/>
-    <w:lsdException w:name="caption" w:uiPriority="35" w:qFormat="1"/>
-    <w:lsdException w:name="Title" w:semiHidden="0" w:uiPriority="10" w:unhideWhenUsed="0" w:qFormat="1"/>
-    <w:lsdException w:name="Default Paragraph Font" w:uiPriority="1"/>
-    <w:lsdException w:name="Body Text" w:uiPriority="0"/>
-    <w:lsdException w:name="Subtitle" w:semiHidden="0" w:uiPriority="11" w:unhideWhenUsed="0" w:qFormat="1"/>
-    <w:lsdException w:name="Strong" w:semiHidden="0" w:uiPriority="22" w:unhideWhenUsed="0" w:qFormat="1"/>
-    <w:lsdException w:name="Emphasis" w:semiHidden="0" w:uiPriority="20" w:unhideWhenUsed="0" w:qFormat="1"/>
-    <w:lsdException w:name="Table Grid" w:semiHidden="0" w:uiPriority="0" w:unhideWhenUsed="0"/>
-    <w:lsdException w:name="Placeholder Text" w:unhideWhenUsed="0"/>
-    <w:lsdException w:name="No Spacing" w:semiHidden="0" w:uiPriority="1" w:unhideWhenUsed="0" w:qFormat="1"/>
-    <w:lsdException w:name="Light Shading" w:semiHidden="0" w:uiPriority="60" w:unhideWhenUsed="0"/>
-    <w:lsdException w:name="Light List" w:semiHidden="0" w:uiPriority="61" w:unhideWhenUsed="0"/>
-    <w:lsdException w:name="Light Grid" w:semiHidden="0" w:uiPriority="62" w:unhideWhenUsed="0"/>
-    <w:lsdException w:name="Medium Shading 1" w:semiHidden="0" w:uiPriority="63" w:unhideWhenUsed="0"/>
-    <w:lsdException w:name="Medium Shading 2" w:semiHidden="0" w:uiPriority="64" w:unhideWhenUsed="0"/>
-    <w:lsdException w:name="Medium List 1" w:semiHidden="0" w:uiPriority="65" w:unhideWhenUsed="0"/>
-    <w:lsdException w:name="Medium List 2" w:semiHidden="0" w:uiPriority="66" w:unhideWhenUsed="0"/>
-    <w:lsdException w:name="Medium Grid 1" w:semiHidden="0" w:uiPriority="67" w:unhideWhenUsed="0"/>
-    <w:lsdException w:name="Medium Grid 2" w:semiHidden="0" w:uiPriority="68" w:unhideWhenUsed="0"/>
-    <w:lsdException w:name="Medium Grid 3" w:semiHidden="0" w:uiPriority="69" w:unhideWhenUsed="0"/>
-    <w:lsdException w:name="Dark List" w:semiHidden="0" w:uiPriority="70" w:unhideWhenUsed="0"/>
-    <w:lsdException w:name="Colorful Shading" w:semiHidden="0" w:uiPriority="71" w:unhideWhenUsed="0"/>
-    <w:lsdException w:name="Colorful List" w:semiHidden="0" w:uiPriority="72" w:unhideWhenUsed="0"/>
-    <w:lsdException w:name="Colorful Grid" w:semiHidden="0" w:uiPriority="73" w:unhideWhenUsed="0"/>
-    <w:lsdException w:name="Light Shading Accent 1" w:semiHidden="0" w:uiPriority="60" w:unhideWhenUsed="0"/>
-    <w:lsdException w:name="Light List Accent 1" w:semiHidden="0" w:uiPriority="61" w:unhideWhenUsed="0"/>
-    <w:lsdException w:name="Light Grid Accent 1" w:semiHidden="0" w:uiPriority="62" w:unhideWhenUsed="0"/>
-    <w:lsdException w:name="Medium Shading 1 Accent 1" w:semiHidden="0" w:uiPriority="63" w:unhideWhenUsed="0"/>
-    <w:lsdException w:name="Medium Shading 2 Accent 1" w:semiHidden="0" w:uiPriority="64" w:unhideWhenUsed="0"/>
-    <w:lsdException w:name="Medium List 1 Accent 1" w:semiHidden="0" w:uiPriority="65" w:unhideWhenUsed="0"/>
-    <w:lsdException w:name="Revision" w:unhideWhenUsed="0"/>
-    <w:lsdException w:name="List Paragraph" w:semiHidden="0" w:uiPriority="34" w:unhideWhenUsed="0" w:qFormat="1"/>
-    <w:lsdException w:name="Quote" w:semiHidden="0" w:uiPriority="29" w:unhideWhenUsed="0" w:qFormat="1"/>
-    <w:lsdException w:name="Intense Quote" w:semiHidden="0" w:uiPriority="30" w:unhideWhenUsed="0" w:qFormat="1"/>
-    <w:lsdException w:name="Medium List 2 Accent 1" w:semiHidden="0" w:uiPriority="66" w:unhideWhenUsed="0"/>
-    <w:lsdException w:name="Medium Grid 1 Accent 1" w:semiHidden="0" w:uiPriority="67" w:unhideWhenUsed="0"/>
-    <w:lsdException w:name="Medium Grid 2 Accent 1" w:semiHidden="0" w:uiPriority="68" w:unhideWhenUsed="0"/>
-    <w:lsdException w:name="Medium Grid 3 Accent 1" w:semiHidden="0" w:uiPriority="69" w:unhideWhenUsed="0"/>
-    <w:lsdException w:name="Dark List Accent 1" w:semiHidden="0" w:uiPriority="70" w:unhideWhenUsed="0"/>
-    <w:lsdException w:name="Colorful Shading Accent 1" w:semiHidden="0" w:uiPriority="71" w:unhideWhenUsed="0"/>
-    <w:lsdException w:name="Colorful List Accent 1" w:semiHidden="0" w:uiPriority="72" w:unhideWhenUsed="0"/>
-    <w:lsdException w:name="Colorful Grid Accent 1" w:semiHidden="0" w:uiPriority="73" w:unhideWhenUsed="0"/>
-    <w:lsdException w:name="Light Shading Accent 2" w:semiHidden="0" w:uiPriority="60" w:unhideWhenUsed="0"/>
-    <w:lsdException w:name="Light List Accent 2" w:semiHidden="0" w:uiPriority="61" w:unhideWhenUsed="0"/>
-    <w:lsdException w:name="Light Grid Accent 2" w:semiHidden="0" w:uiPriority="62" w:unhideWhenUsed="0"/>
-    <w:lsdException w:name="Medium Shading 1 Accent 2" w:semiHidden="0" w:uiPriority="63" w:unhideWhenUsed="0"/>
-    <w:lsdException w:name="Medium Shading 2 Accent 2" w:semiHidden="0" w:uiPriority="64" w:unhideWhenUsed="0"/>
-    <w:lsdException w:name="Medium List 1 Accent 2" w:semiHidden="0" w:uiPriority="65" w:unhideWhenUsed="0"/>
-    <w:lsdException w:name="Medium List 2 Accent 2" w:semiHidden="0" w:uiPriority="66" w:unhideWhenUsed="0"/>
-    <w:lsdException w:name="Medium Grid 1 Accent 2" w:semiHidden="0" w:uiPriority="67" w:unhideWhenUsed="0"/>
-    <w:lsdException w:name="Medium Grid 2 Accent 2" w:semiHidden="0" w:uiPriority="68" w:unhideWhenUsed="0"/>
-    <w:lsdException w:name="Medium Grid 3 Accent 2" w:semiHidden="0" w:uiPriority="69" w:unhideWhenUsed="0"/>
-    <w:lsdException w:name="Dark List Accent 2" w:semiHidden="0" w:uiPriority="70" w:unhideWhenUsed="0"/>
-    <w:lsdException w:name="Colorful Shading Accent 2" w:semiHidden="0" w:uiPriority="71" w:unhideWhenUsed="0"/>
-    <w:lsdException w:name="Colorful List Accent 2" w:semiHidden="0" w:uiPriority="72" w:unhideWhenUsed="0"/>
-    <w:lsdException w:name="Colorful Grid Accent 2" w:semiHidden="0" w:uiPriority="73" w:unhideWhenUsed="0"/>
-    <w:lsdException w:name="Light Shading Accent 3" w:semiHidden="0" w:uiPriority="60" w:unhideWhenUsed="0"/>
-    <w:lsdException w:name="Light List Accent 3" w:semiHidden="0" w:uiPriority="61" w:unhideWhenUsed="0"/>
-    <w:lsdException w:name="Light Grid Accent 3" w:semiHidden="0" w:uiPriority="62" w:unhideWhenUsed="0"/>
-    <w:lsdException w:name="Medium Shading 1 Accent 3" w:semiHidden="0" w:uiPriority="63" w:unhideWhenUsed="0"/>
-    <w:lsdException w:name="Medium Shading 2 Accent 3" w:semiHidden="0" w:uiPriority="64" w:unhideWhenUsed="0"/>
-    <w:lsdException w:name="Medium List 1 Accent 3" w:semiHidden="0" w:uiPriority="65" w:unhideWhenUsed="0"/>
-    <w:lsdException w:name="Medium List 2 Accent 3" w:semiHidden="0" w:uiPriority="66" w:unhideWhenUsed="0"/>
-    <w:lsdException w:name="Medium Grid 1 Accent 3" w:semiHidden="0" w:uiPriority="67" w:unhideWhenUsed="0"/>
-    <w:lsdException w:name="Medium Grid 2 Accent 3" w:semiHidden="0" w:uiPriority="68" w:unhideWhenUsed="0"/>
-    <w:lsdException w:name="Medium Grid 3 Accent 3" w:semiHidden="0" w:uiPriority="69" w:unhideWhenUsed="0"/>
-    <w:lsdException w:name="Dark List Accent 3" w:semiHidden="0" w:uiPriority="70" w:unhideWhenUsed="0"/>
-    <w:lsdException w:name="Colorful Shading Accent 3" w:semiHidden="0" w:uiPriority="71" w:unhideWhenUsed="0"/>
-    <w:lsdException w:name="Colorful List Accent 3" w:semiHidden="0" w:uiPriority="72" w:unhideWhenUsed="0"/>
-    <w:lsdException w:name="Colorful Grid Accent 3" w:semiHidden="0" w:uiPriority="73" w:unhideWhenUsed="0"/>
-    <w:lsdException w:name="Light Shading Accent 4" w:semiHidden="0" w:uiPriority="60" w:unhideWhenUsed="0"/>
-    <w:lsdException w:name="Light List Accent 4" w:semiHidden="0" w:uiPriority="61" w:unhideWhenUsed="0"/>
-    <w:lsdException w:name="Light Grid Accent 4" w:semiHidden="0" w:uiPriority="62" w:unhideWhenUsed="0"/>
-    <w:lsdException w:name="Medium Shading 1 Accent 4" w:semiHidden="0" w:uiPriority="63" w:unhideWhenUsed="0"/>
-    <w:lsdException w:name="Medium Shading 2 Accent 4" w:semiHidden="0" w:uiPriority="64" w:unhideWhenUsed="0"/>
-    <w:lsdException w:name="Medium List 1 Accent 4" w:semiHidden="0" w:uiPriority="65" w:unhideWhenUsed="0"/>
-    <w:lsdException w:name="Medium List 2 Accent 4" w:semiHidden="0" w:uiPriority="66" w:unhideWhenUsed="0"/>
-    <w:lsdException w:name="Medium Grid 1 Accent 4" w:semiHidden="0" w:uiPriority="67" w:unhideWhenUsed="0"/>
-    <w:lsdException w:name="Medium Grid 2 Accent 4" w:semiHidden="0" w:uiPriority="68" w:unhideWhenUsed="0"/>
-    <w:lsdException w:name="Medium Grid 3 Accent 4" w:semiHidden="0" w:uiPriority="69" w:unhideWhenUsed="0"/>
-    <w:lsdException w:name="Dark List Accent 4" w:semiHidden="0" w:uiPriority="70" w:unhideWhenUsed="0"/>
-    <w:lsdException w:name="Colorful Shading Accent 4" w:semiHidden="0" w:uiPriority="71" w:unhideWhenUsed="0"/>
-    <w:lsdException w:name="Colorful List Accent 4" w:semiHidden="0" w:uiPriority="72" w:unhideWhenUsed="0"/>
-    <w:lsdException w:name="Colorful Grid Accent 4" w:semiHidden="0" w:uiPriority="73" w:unhideWhenUsed="0"/>
-    <w:lsdException w:name="Light Shading Accent 5" w:semiHidden="0" w:uiPriority="60" w:unhideWhenUsed="0"/>
-    <w:lsdException w:name="Light List Accent 5" w:semiHidden="0" w:uiPriority="61" w:unhideWhenUsed="0"/>
-    <w:lsdException w:name="Light Grid Accent 5" w:semiHidden="0" w:uiPriority="62" w:unhideWhenUsed="0"/>
-    <w:lsdException w:name="Medium Shading 1 Accent 5" w:semiHidden="0" w:uiPriority="63" w:unhideWhenUsed="0"/>
-    <w:lsdException w:name="Medium Shading 2 Accent 5" w:semiHidden="0" w:uiPriority="64" w:unhideWhenUsed="0"/>
-    <w:lsdException w:name="Medium List 1 Accent 5" w:semiHidden="0" w:uiPriority="65" w:unhideWhenUsed="0"/>
-    <w:lsdException w:name="Medium List 2 Accent 5" w:semiHidden="0" w:uiPriority="66" w:unhideWhenUsed="0"/>
-    <w:lsdException w:name="Medium Grid 1 Accent 5" w:semiHidden="0" w:uiPriority="67" w:unhideWhenUsed="0"/>
-    <w:lsdException w:name="Medium Grid 2 Accent 5" w:semiHidden="0" w:uiPriority="68" w:unhideWhenUsed="0"/>
-    <w:lsdException w:name="Medium Grid 3 Accent 5" w:semiHidden="0" w:uiPriority="69" w:unhideWhenUsed="0"/>
-    <w:lsdException w:name="Dark List Accent 5" w:semiHidden="0" w:uiPriority="70" w:unhideWhenUsed="0"/>
-    <w:lsdException w:name="Colorful Shading Accent 5" w:semiHidden="0" w:uiPriority="71" w:unhideWhenUsed="0"/>
-    <w:lsdException w:name="Colorful List Accent 5" w:semiHidden="0" w:uiPriority="72" w:unhideWhenUsed="0"/>
-    <w:lsdException w:name="Colorful Grid Accent 5" w:semiHidden="0" w:uiPriority="73" w:unhideWhenUsed="0"/>
-    <w:lsdException w:name="Light Shading Accent 6" w:semiHidden="0" w:uiPriority="60" w:unhideWhenUsed="0"/>
-    <w:lsdException w:name="Light List Accent 6" w:semiHidden="0" w:uiPriority="61" w:unhideWhenUsed="0"/>
-    <w:lsdException w:name="Light Grid Accent 6" w:semiHidden="0" w:uiPriority="62" w:unhideWhenUsed="0"/>
-    <w:lsdException w:name="Medium Shading 1 Accent 6" w:semiHidden="0" w:uiPriority="63" w:unhideWhenUsed="0"/>
-    <w:lsdException w:name="Medium Shading 2 Accent 6" w:semiHidden="0" w:uiPriority="64" w:unhideWhenUsed="0"/>
-    <w:lsdException w:name="Medium List 1 Accent 6" w:semiHidden="0" w:uiPriority="65" w:unhideWhenUsed="0"/>
-    <w:lsdException w:name="Medium List 2 Accent 6" w:semiHidden="0" w:uiPriority="66" w:unhideWhenUsed="0"/>
-    <w:lsdException w:name="Medium Grid 1 Accent 6" w:semiHidden="0" w:uiPriority="67" w:unhideWhenUsed="0"/>
-    <w:lsdException w:name="Medium Grid 2 Accent 6" w:semiHidden="0" w:uiPriority="68" w:unhideWhenUsed="0"/>
-    <w:lsdException w:name="Medium Grid 3 Accent 6" w:semiHidden="0" w:uiPriority="69" w:unhideWhenUsed="0"/>
-    <w:lsdException w:name="Dark List Accent 6" w:semiHidden="0" w:uiPriority="70" w:unhideWhenUsed="0"/>
-    <w:lsdException w:name="Colorful Shading Accent 6" w:semiHidden="0" w:uiPriority="71" w:unhideWhenUsed="0"/>
-    <w:lsdException w:name="Colorful List Accent 6" w:semiHidden="0" w:uiPriority="72" w:unhideWhenUsed="0"/>
-    <w:lsdException w:name="Colorful Grid Accent 6" w:semiHidden="0" w:uiPriority="73" w:unhideWhenUsed="0"/>
-    <w:lsdException w:name="Subtle Emphasis" w:semiHidden="0" w:uiPriority="19" w:unhideWhenUsed="0" w:qFormat="1"/>
-    <w:lsdException w:name="Intense Emphasis" w:semiHidden="0" w:uiPriority="21" w:unhideWhenUsed="0" w:qFormat="1"/>
-    <w:lsdException w:name="Subtle Reference" w:semiHidden="0" w:uiPriority="31" w:unhideWhenUsed="0" w:qFormat="1"/>
-    <w:lsdException w:name="Intense Reference" w:semiHidden="0" w:uiPriority="32" w:unhideWhenUsed="0" w:qFormat="1"/>
-    <w:lsdException w:name="Book Title" w:semiHidden="0" w:uiPriority="33" w:unhideWhenUsed="0" w:qFormat="1"/>
-    <w:lsdException w:name="Bibliography" w:uiPriority="37"/>
-    <w:lsdException w:name="TOC Heading" w:uiPriority="39" w:qFormat="1"/>
+  <w:latentStyles w:defLockedState="0" w:defUIPriority="99" w:defSemiHidden="0" w:defUnhideWhenUsed="0" w:defQFormat="0" w:count="376">
+    <w:lsdException w:name="Normal" w:uiPriority="0" w:qFormat="1"/>
+    <w:lsdException w:name="heading 1" w:uiPriority="9" w:qFormat="1"/>
+    <w:lsdException w:name="heading 2" w:semiHidden="1" w:uiPriority="9" w:unhideWhenUsed="1" w:qFormat="1"/>
+    <w:lsdException w:name="heading 3" w:semiHidden="1" w:uiPriority="9" w:unhideWhenUsed="1" w:qFormat="1"/>
+    <w:lsdException w:name="heading 4" w:semiHidden="1" w:uiPriority="9" w:unhideWhenUsed="1" w:qFormat="1"/>
+    <w:lsdException w:name="heading 5" w:semiHidden="1" w:uiPriority="9" w:unhideWhenUsed="1" w:qFormat="1"/>
+    <w:lsdException w:name="heading 6" w:semiHidden="1" w:uiPriority="9" w:unhideWhenUsed="1" w:qFormat="1"/>
+    <w:lsdException w:name="heading 7" w:semiHidden="1" w:uiPriority="9" w:unhideWhenUsed="1" w:qFormat="1"/>
+    <w:lsdException w:name="heading 8" w:semiHidden="1" w:uiPriority="9" w:unhideWhenUsed="1" w:qFormat="1"/>
+    <w:lsdException w:name="heading 9" w:semiHidden="1" w:uiPriority="9" w:unhideWhenUsed="1" w:qFormat="1"/>
+    <w:lsdException w:name="index 1" w:semiHidden="1" w:unhideWhenUsed="1"/>
+    <w:lsdException w:name="index 2" w:semiHidden="1" w:unhideWhenUsed="1"/>
+    <w:lsdException w:name="index 3" w:semiHidden="1" w:unhideWhenUsed="1"/>
+    <w:lsdException w:name="index 4" w:semiHidden="1" w:unhideWhenUsed="1"/>
+    <w:lsdException w:name="index 5" w:semiHidden="1" w:unhideWhenUsed="1"/>
+    <w:lsdException w:name="index 6" w:semiHidden="1" w:unhideWhenUsed="1"/>
+    <w:lsdException w:name="index 7" w:semiHidden="1" w:unhideWhenUsed="1"/>
+    <w:lsdException w:name="index 8" w:semiHidden="1" w:unhideWhenUsed="1"/>
+    <w:lsdException w:name="index 9" w:semiHidden="1" w:unhideWhenUsed="1"/>
+    <w:lsdException w:name="toc 1" w:semiHidden="1" w:uiPriority="39" w:unhideWhenUsed="1"/>
+    <w:lsdException w:name="toc 2" w:semiHidden="1" w:uiPriority="39" w:unhideWhenUsed="1"/>
+    <w:lsdException w:name="toc 3" w:semiHidden="1" w:uiPriority="39" w:unhideWhenUsed="1"/>
+    <w:lsdException w:name="toc 4" w:semiHidden="1" w:uiPriority="39" w:unhideWhenUsed="1"/>
+    <w:lsdException w:name="toc 5" w:semiHidden="1" w:uiPriority="39" w:unhideWhenUsed="1"/>
+    <w:lsdException w:name="toc 6" w:semiHidden="1" w:uiPriority="39" w:unhideWhenUsed="1"/>
+    <w:lsdException w:name="toc 7" w:semiHidden="1" w:uiPriority="39" w:unhideWhenUsed="1"/>
+    <w:lsdException w:name="toc 8" w:semiHidden="1" w:uiPriority="39" w:unhideWhenUsed="1"/>
+    <w:lsdException w:name="toc 9" w:semiHidden="1" w:uiPriority="39" w:unhideWhenUsed="1"/>
+    <w:lsdException w:name="Normal Indent" w:semiHidden="1" w:unhideWhenUsed="1"/>
+    <w:lsdException w:name="footnote text" w:semiHidden="1" w:unhideWhenUsed="1"/>
+    <w:lsdException w:name="annotation text" w:semiHidden="1" w:unhideWhenUsed="1"/>
+    <w:lsdException w:name="header" w:semiHidden="1" w:unhideWhenUsed="1"/>
+    <w:lsdException w:name="footer" w:semiHidden="1" w:unhideWhenUsed="1"/>
+    <w:lsdException w:name="index heading" w:semiHidden="1" w:unhideWhenUsed="1"/>
+    <w:lsdException w:name="caption" w:semiHidden="1" w:uiPriority="35" w:unhideWhenUsed="1" w:qFormat="1"/>
+    <w:lsdException w:name="table of figures" w:semiHidden="1" w:unhideWhenUsed="1"/>
+    <w:lsdException w:name="envelope address" w:semiHidden="1" w:unhideWhenUsed="1"/>
+    <w:lsdException w:name="envelope return" w:semiHidden="1" w:unhideWhenUsed="1"/>
+    <w:lsdException w:name="footnote reference" w:semiHidden="1" w:unhideWhenUsed="1"/>
+    <w:lsdException w:name="annotation reference" w:semiHidden="1" w:unhideWhenUsed="1"/>
+    <w:lsdException w:name="line number" w:semiHidden="1" w:unhideWhenUsed="1"/>
+    <w:lsdException w:name="page number" w:semiHidden="1" w:unhideWhenUsed="1"/>
+    <w:lsdException w:name="endnote reference" w:semiHidden="1" w:unhideWhenUsed="1"/>
+    <w:lsdException w:name="endnote text" w:semiHidden="1" w:unhideWhenUsed="1"/>
+    <w:lsdException w:name="table of authorities" w:semiHidden="1" w:unhideWhenUsed="1"/>
+    <w:lsdException w:name="macro" w:semiHidden="1" w:unhideWhenUsed="1"/>
+    <w:lsdException w:name="toa heading" w:semiHidden="1" w:unhideWhenUsed="1"/>
+    <w:lsdException w:name="List" w:semiHidden="1" w:unhideWhenUsed="1"/>
+    <w:lsdException w:name="List Bullet" w:semiHidden="1" w:unhideWhenUsed="1"/>
+    <w:lsdException w:name="List Number" w:semiHidden="1" w:unhideWhenUsed="1"/>
+    <w:lsdException w:name="List 2" w:semiHidden="1" w:unhideWhenUsed="1"/>
+    <w:lsdException w:name="List 3" w:semiHidden="1" w:unhideWhenUsed="1"/>
+    <w:lsdException w:name="List 4" w:semiHidden="1" w:unhideWhenUsed="1"/>
+    <w:lsdException w:name="List 5" w:semiHidden="1" w:unhideWhenUsed="1"/>
+    <w:lsdException w:name="List Bullet 2" w:semiHidden="1" w:unhideWhenUsed="1"/>
+    <w:lsdException w:name="List Bullet 3" w:semiHidden="1" w:unhideWhenUsed="1"/>
+    <w:lsdException w:name="List Bullet 4" w:semiHidden="1" w:unhideWhenUsed="1"/>
+    <w:lsdException w:name="List Bullet 5" w:semiHidden="1" w:unhideWhenUsed="1"/>
+    <w:lsdException w:name="List Number 2" w:semiHidden="1" w:unhideWhenUsed="1"/>
+    <w:lsdException w:name="List Number 3" w:semiHidden="1" w:unhideWhenUsed="1"/>
+    <w:lsdException w:name="List Number 4" w:semiHidden="1" w:unhideWhenUsed="1"/>
+    <w:lsdException w:name="List Number 5" w:semiHidden="1" w:unhideWhenUsed="1"/>
+    <w:lsdException w:name="Title" w:uiPriority="10" w:qFormat="1"/>
+    <w:lsdException w:name="Closing" w:semiHidden="1" w:unhideWhenUsed="1"/>
+    <w:lsdException w:name="Signature" w:semiHidden="1" w:unhideWhenUsed="1"/>
+    <w:lsdException w:name="Default Paragraph Font" w:semiHidden="1" w:uiPriority="1" w:unhideWhenUsed="1"/>
+    <w:lsdException w:name="Body Text" w:semiHidden="1" w:uiPriority="0" w:unhideWhenUsed="1"/>
+    <w:lsdException w:name="Body Text Indent" w:semiHidden="1" w:unhideWhenUsed="1"/>
+    <w:lsdException w:name="List Continue" w:semiHidden="1" w:unhideWhenUsed="1"/>
+    <w:lsdException w:name="List Continue 2" w:semiHidden="1" w:unhideWhenUsed="1"/>
+    <w:lsdException w:name="List Continue 3" w:semiHidden="1" w:unhideWhenUsed="1"/>
+    <w:lsdException w:name="List Continue 4" w:semiHidden="1" w:unhideWhenUsed="1"/>
+    <w:lsdException w:name="List Continue 5" w:semiHidden="1" w:unhideWhenUsed="1"/>
+    <w:lsdException w:name="Message Header" w:semiHidden="1" w:unhideWhenUsed="1"/>
+    <w:lsdException w:name="Subtitle" w:uiPriority="11" w:qFormat="1"/>
+    <w:lsdException w:name="Salutation" w:semiHidden="1" w:unhideWhenUsed="1"/>
+    <w:lsdException w:name="Date" w:semiHidden="1" w:unhideWhenUsed="1"/>
+    <w:lsdException w:name="Body Text First Indent" w:semiHidden="1" w:unhideWhenUsed="1"/>
+    <w:lsdException w:name="Body Text First Indent 2" w:semiHidden="1" w:unhideWhenUsed="1"/>
+    <w:lsdException w:name="Note Heading" w:semiHidden="1" w:unhideWhenUsed="1"/>
+    <w:lsdException w:name="Body Text 2" w:semiHidden="1" w:unhideWhenUsed="1"/>
+    <w:lsdException w:name="Body Text 3" w:semiHidden="1" w:unhideWhenUsed="1"/>
+    <w:lsdException w:name="Body Text Indent 2" w:semiHidden="1" w:unhideWhenUsed="1"/>
+    <w:lsdException w:name="Body Text Indent 3" w:semiHidden="1" w:unhideWhenUsed="1"/>
+    <w:lsdException w:name="Block Text" w:semiHidden="1" w:unhideWhenUsed="1"/>
+    <w:lsdException w:name="Hyperlink" w:semiHidden="1" w:unhideWhenUsed="1"/>
+    <w:lsdException w:name="FollowedHyperlink" w:semiHidden="1" w:unhideWhenUsed="1"/>
+    <w:lsdException w:name="Strong" w:uiPriority="22" w:qFormat="1"/>
+    <w:lsdException w:name="Emphasis" w:uiPriority="20" w:qFormat="1"/>
+    <w:lsdException w:name="Document Map" w:semiHidden="1" w:unhideWhenUsed="1"/>
+    <w:lsdException w:name="Plain Text" w:semiHidden="1" w:unhideWhenUsed="1"/>
+    <w:lsdException w:name="E-mail Signature" w:semiHidden="1" w:unhideWhenUsed="1"/>
+    <w:lsdException w:name="HTML Top of Form" w:semiHidden="1" w:unhideWhenUsed="1"/>
+    <w:lsdException w:name="HTML Bottom of Form" w:semiHidden="1" w:unhideWhenUsed="1"/>
+    <w:lsdException w:name="Normal (Web)" w:semiHidden="1" w:unhideWhenUsed="1"/>
+    <w:lsdException w:name="HTML Acronym" w:semiHidden="1" w:unhideWhenUsed="1"/>
+    <w:lsdException w:name="HTML Address" w:semiHidden="1" w:unhideWhenUsed="1"/>
+    <w:lsdException w:name="HTML Cite" w:semiHidden="1" w:unhideWhenUsed="1"/>
+    <w:lsdException w:name="HTML Code" w:semiHidden="1" w:unhideWhenUsed="1"/>
+    <w:lsdException w:name="HTML Definition" w:semiHidden="1" w:unhideWhenUsed="1"/>
+    <w:lsdException w:name="HTML Keyboard" w:semiHidden="1" w:unhideWhenUsed="1"/>
+    <w:lsdException w:name="HTML Preformatted" w:semiHidden="1" w:unhideWhenUsed="1"/>
+    <w:lsdException w:name="HTML Sample" w:semiHidden="1" w:unhideWhenUsed="1"/>
+    <w:lsdException w:name="HTML Typewriter" w:semiHidden="1" w:unhideWhenUsed="1"/>
+    <w:lsdException w:name="HTML Variable" w:semiHidden="1" w:unhideWhenUsed="1"/>
+    <w:lsdException w:name="Normal Table" w:semiHidden="1" w:unhideWhenUsed="1"/>
+    <w:lsdException w:name="annotation subject" w:semiHidden="1" w:unhideWhenUsed="1"/>
+    <w:lsdException w:name="No List" w:semiHidden="1" w:unhideWhenUsed="1"/>
+    <w:lsdException w:name="Outline List 1" w:semiHidden="1" w:unhideWhenUsed="1"/>
+    <w:lsdException w:name="Outline List 2" w:semiHidden="1" w:unhideWhenUsed="1"/>
+    <w:lsdException w:name="Outline List 3" w:semiHidden="1" w:unhideWhenUsed="1"/>
+    <w:lsdException w:name="Table Simple 1" w:semiHidden="1" w:unhideWhenUsed="1"/>
+    <w:lsdException w:name="Table Simple 2" w:semiHidden="1" w:unhideWhenUsed="1"/>
+    <w:lsdException w:name="Table Simple 3" w:semiHidden="1" w:unhideWhenUsed="1"/>
+    <w:lsdException w:name="Table Classic 1" w:semiHidden="1" w:unhideWhenUsed="1"/>
+    <w:lsdException w:name="Table Classic 2" w:semiHidden="1" w:unhideWhenUsed="1"/>
+    <w:lsdException w:name="Table Classic 3" w:semiHidden="1" w:unhideWhenUsed="1"/>
+    <w:lsdException w:name="Table Classic 4" w:semiHidden="1" w:unhideWhenUsed="1"/>
+    <w:lsdException w:name="Table Colorful 1" w:semiHidden="1" w:unhideWhenUsed="1"/>
+    <w:lsdException w:name="Table Colorful 2" w:semiHidden="1" w:unhideWhenUsed="1"/>
+    <w:lsdException w:name="Table Colorful 3" w:semiHidden="1" w:unhideWhenUsed="1"/>
+    <w:lsdException w:name="Table Columns 1" w:semiHidden="1" w:unhideWhenUsed="1"/>
+    <w:lsdException w:name="Table Columns 2" w:semiHidden="1" w:unhideWhenUsed="1"/>
+    <w:lsdException w:name="Table Columns 3" w:semiHidden="1" w:unhideWhenUsed="1"/>
+    <w:lsdException w:name="Table Columns 4" w:semiHidden="1" w:unhideWhenUsed="1"/>
+    <w:lsdException w:name="Table Columns 5" w:semiHidden="1" w:unhideWhenUsed="1"/>
+    <w:lsdException w:name="Table Grid 1" w:semiHidden="1" w:unhideWhenUsed="1"/>
+    <w:lsdException w:name="Table Grid 2" w:semiHidden="1" w:unhideWhenUsed="1"/>
+    <w:lsdException w:name="Table Grid 3" w:semiHidden="1" w:unhideWhenUsed="1"/>
+    <w:lsdException w:name="Table Grid 4" w:semiHidden="1" w:unhideWhenUsed="1"/>
+    <w:lsdException w:name="Table Grid 5" w:semiHidden="1" w:unhideWhenUsed="1"/>
+    <w:lsdException w:name="Table Grid 6" w:semiHidden="1" w:unhideWhenUsed="1"/>
+    <w:lsdException w:name="Table Grid 7" w:semiHidden="1" w:unhideWhenUsed="1"/>
+    <w:lsdException w:name="Table Grid 8" w:semiHidden="1" w:unhideWhenUsed="1"/>
+    <w:lsdException w:name="Table List 1" w:semiHidden="1" w:unhideWhenUsed="1"/>
+    <w:lsdException w:name="Table List 2" w:semiHidden="1" w:unhideWhenUsed="1"/>
+    <w:lsdException w:name="Table List 3" w:semiHidden="1" w:unhideWhenUsed="1"/>
+    <w:lsdException w:name="Table List 4" w:semiHidden="1" w:unhideWhenUsed="1"/>
+    <w:lsdException w:name="Table List 5" w:semiHidden="1" w:unhideWhenUsed="1"/>
+    <w:lsdException w:name="Table List 6" w:semiHidden="1" w:unhideWhenUsed="1"/>
+    <w:lsdException w:name="Table List 7" w:semiHidden="1" w:unhideWhenUsed="1"/>
+    <w:lsdException w:name="Table List 8" w:semiHidden="1" w:unhideWhenUsed="1"/>
+    <w:lsdException w:name="Table 3D effects 1" w:semiHidden="1" w:unhideWhenUsed="1"/>
+    <w:lsdException w:name="Table 3D effects 2" w:semiHidden="1" w:unhideWhenUsed="1"/>
+    <w:lsdException w:name="Table 3D effects 3" w:semiHidden="1" w:unhideWhenUsed="1"/>
+    <w:lsdException w:name="Table Contemporary" w:semiHidden="1" w:unhideWhenUsed="1"/>
+    <w:lsdException w:name="Table Elegant" w:semiHidden="1" w:unhideWhenUsed="1"/>
+    <w:lsdException w:name="Table Professional" w:semiHidden="1" w:unhideWhenUsed="1"/>
+    <w:lsdException w:name="Table Subtle 1" w:semiHidden="1" w:unhideWhenUsed="1"/>
+    <w:lsdException w:name="Table Subtle 2" w:semiHidden="1" w:unhideWhenUsed="1"/>
+    <w:lsdException w:name="Table Web 1" w:semiHidden="1" w:unhideWhenUsed="1"/>
+    <w:lsdException w:name="Table Web 2" w:semiHidden="1" w:unhideWhenUsed="1"/>
+    <w:lsdException w:name="Table Web 3" w:semiHidden="1" w:unhideWhenUsed="1"/>
+    <w:lsdException w:name="Balloon Text" w:semiHidden="1" w:unhideWhenUsed="1"/>
+    <w:lsdException w:name="Table Grid" w:uiPriority="0"/>
+    <w:lsdException w:name="Table Theme" w:semiHidden="1" w:unhideWhenUsed="1"/>
+    <w:lsdException w:name="Placeholder Text" w:semiHidden="1"/>
+    <w:lsdException w:name="No Spacing" w:uiPriority="1" w:qFormat="1"/>
+    <w:lsdException w:name="Light Shading" w:uiPriority="60"/>
+    <w:lsdException w:name="Light List" w:uiPriority="61"/>
+    <w:lsdException w:name="Light Grid" w:uiPriority="62"/>
+    <w:lsdException w:name="Medium Shading 1" w:uiPriority="63"/>
+    <w:lsdException w:name="Medium Shading 2" w:uiPriority="64"/>
+    <w:lsdException w:name="Medium List 1" w:uiPriority="65"/>
+    <w:lsdException w:name="Medium List 2" w:uiPriority="66"/>
+    <w:lsdException w:name="Medium Grid 1" w:uiPriority="67"/>
+    <w:lsdException w:name="Medium Grid 2" w:uiPriority="68"/>
+    <w:lsdException w:name="Medium Grid 3" w:uiPriority="69"/>
+    <w:lsdException w:name="Dark List" w:uiPriority="70"/>
+    <w:lsdException w:name="Colorful Shading" w:uiPriority="71"/>
+    <w:lsdException w:name="Colorful List" w:uiPriority="72"/>
+    <w:lsdException w:name="Colorful Grid" w:uiPriority="73"/>
+    <w:lsdException w:name="Light Shading Accent 1" w:uiPriority="60"/>
+    <w:lsdException w:name="Light List Accent 1" w:uiPriority="61"/>
+    <w:lsdException w:name="Light Grid Accent 1" w:uiPriority="62"/>
+    <w:lsdException w:name="Medium Shading 1 Accent 1" w:uiPriority="63"/>
+    <w:lsdException w:name="Medium Shading 2 Accent 1" w:uiPriority="64"/>
+    <w:lsdException w:name="Medium List 1 Accent 1" w:uiPriority="65"/>
+    <w:lsdException w:name="Revision" w:semiHidden="1"/>
+    <w:lsdException w:name="List Paragraph" w:uiPriority="34" w:qFormat="1"/>
+    <w:lsdException w:name="Quote" w:uiPriority="29" w:qFormat="1"/>
+    <w:lsdException w:name="Intense Quote" w:uiPriority="30" w:qFormat="1"/>
+    <w:lsdException w:name="Medium List 2 Accent 1" w:uiPriority="66"/>
+    <w:lsdException w:name="Medium Grid 1 Accent 1" w:uiPriority="67"/>
+    <w:lsdException w:name="Medium Grid 2 Accent 1" w:uiPriority="68"/>
+    <w:lsdException w:name="Medium Grid 3 Accent 1" w:uiPriority="69"/>
+    <w:lsdException w:name="Dark List Accent 1" w:uiPriority="70"/>
+    <w:lsdException w:name="Colorful Shading Accent 1" w:uiPriority="71"/>
+    <w:lsdException w:name="Colorful List Accent 1" w:uiPriority="72"/>
+    <w:lsdException w:name="Colorful Grid Accent 1" w:uiPriority="73"/>
+    <w:lsdException w:name="Light Shading Accent 2" w:uiPriority="60"/>
+    <w:lsdException w:name="Light List Accent 2" w:uiPriority="61"/>
+    <w:lsdException w:name="Light Grid Accent 2" w:uiPriority="62"/>
+    <w:lsdException w:name="Medium Shading 1 Accent 2" w:uiPriority="63"/>
+    <w:lsdException w:name="Medium Shading 2 Accent 2" w:uiPriority="64"/>
+    <w:lsdException w:name="Medium List 1 Accent 2" w:uiPriority="65"/>
+    <w:lsdException w:name="Medium List 2 Accent 2" w:uiPriority="66"/>
+    <w:lsdException w:name="Medium Grid 1 Accent 2" w:uiPriority="67"/>
+    <w:lsdException w:name="Medium Grid 2 Accent 2" w:uiPriority="68"/>
+    <w:lsdException w:name="Medium Grid 3 Accent 2" w:uiPriority="69"/>
+    <w:lsdException w:name="Dark List Accent 2" w:uiPriority="70"/>
+    <w:lsdException w:name="Colorful Shading Accent 2" w:uiPriority="71"/>
+    <w:lsdException w:name="Colorful List Accent 2" w:uiPriority="72"/>
+    <w:lsdException w:name="Colorful Grid Accent 2" w:uiPriority="73"/>
+    <w:lsdException w:name="Light Shading Accent 3" w:uiPriority="60"/>
+    <w:lsdException w:name="Light List Accent 3" w:uiPriority="61"/>
+    <w:lsdException w:name="Light Grid Accent 3" w:uiPriority="62"/>
+    <w:lsdException w:name="Medium Shading 1 Accent 3" w:uiPriority="63"/>
+    <w:lsdException w:name="Medium Shading 2 Accent 3" w:uiPriority="64"/>
+    <w:lsdException w:name="Medium List 1 Accent 3" w:uiPriority="65"/>
+    <w:lsdException w:name="Medium List 2 Accent 3" w:uiPriority="66"/>
+    <w:lsdException w:name="Medium Grid 1 Accent 3" w:uiPriority="67"/>
+    <w:lsdException w:name="Medium Grid 2 Accent 3" w:uiPriority="68"/>
+    <w:lsdException w:name="Medium Grid 3 Accent 3" w:uiPriority="69"/>
+    <w:lsdException w:name="Dark List Accent 3" w:uiPriority="70"/>
+    <w:lsdException w:name="Colorful Shading Accent 3" w:uiPriority="71"/>
+    <w:lsdException w:name="Colorful List Accent 3" w:uiPriority="72"/>
+    <w:lsdException w:name="Colorful Grid Accent 3" w:uiPriority="73"/>
+    <w:lsdException w:name="Light Shading Accent 4" w:uiPriority="60"/>
+    <w:lsdException w:name="Light List Accent 4" w:uiPriority="61"/>
+    <w:lsdException w:name="Light Grid Accent 4" w:uiPriority="62"/>
+    <w:lsdException w:name="Medium Shading 1 Accent 4" w:uiPriority="63"/>
+    <w:lsdException w:name="Medium Shading 2 Accent 4" w:uiPriority="64"/>
+    <w:lsdException w:name="Medium List 1 Accent 4" w:uiPriority="65"/>
+    <w:lsdException w:name="Medium List 2 Accent 4" w:uiPriority="66"/>
+    <w:lsdException w:name="Medium Grid 1 Accent 4" w:uiPriority="67"/>
+    <w:lsdException w:name="Medium Grid 2 Accent 4" w:uiPriority="68"/>
+    <w:lsdException w:name="Medium Grid 3 Accent 4" w:uiPriority="69"/>
+    <w:lsdException w:name="Dark List Accent 4" w:uiPriority="70"/>
+    <w:lsdException w:name="Colorful Shading Accent 4" w:uiPriority="71"/>
+    <w:lsdException w:name="Colorful List Accent 4" w:uiPriority="72"/>
+    <w:lsdException w:name="Colorful Grid Accent 4" w:uiPriority="73"/>
+    <w:lsdException w:name="Light Shading Accent 5" w:uiPriority="60"/>
+    <w:lsdException w:name="Light List Accent 5" w:uiPriority="61"/>
+    <w:lsdException w:name="Light Grid Accent 5" w:uiPriority="62"/>
+    <w:lsdException w:name="Medium Shading 1 Accent 5" w:uiPriority="63"/>
+    <w:lsdException w:name="Medium Shading 2 Accent 5" w:uiPriority="64"/>
+    <w:lsdException w:name="Medium List 1 Accent 5" w:uiPriority="65"/>
+    <w:lsdException w:name="Medium List 2 Accent 5" w:uiPriority="66"/>
+    <w:lsdException w:name="Medium Grid 1 Accent 5" w:uiPriority="67"/>
+    <w:lsdException w:name="Medium Grid 2 Accent 5" w:uiPriority="68"/>
+    <w:lsdException w:name="Medium Grid 3 Accent 5" w:uiPriority="69"/>
+    <w:lsdException w:name="Dark List Accent 5" w:uiPriority="70"/>
+    <w:lsdException w:name="Colorful Shading Accent 5" w:uiPriority="71"/>
+    <w:lsdException w:name="Colorful List Accent 5" w:uiPriority="72"/>
+    <w:lsdException w:name="Colorful Grid Accent 5" w:uiPriority="73"/>
+    <w:lsdException w:name="Light Shading Accent 6" w:uiPriority="60"/>
+    <w:lsdException w:name="Light List Accent 6" w:uiPriority="61"/>
+    <w:lsdException w:name="Light Grid Accent 6" w:uiPriority="62"/>
+    <w:lsdException w:name="Medium Shading 1 Accent 6" w:uiPriority="63"/>
+    <w:lsdException w:name="Medium Shading 2 Accent 6" w:uiPriority="64"/>
+    <w:lsdException w:name="Medium List 1 Accent 6" w:uiPriority="65"/>
+    <w:lsdException w:name="Medium List 2 Accent 6" w:uiPriority="66"/>
+    <w:lsdException w:name="Medium Grid 1 Accent 6" w:uiPriority="67"/>
+    <w:lsdException w:name="Medium Grid 2 Accent 6" w:uiPriority="68"/>
+    <w:lsdException w:name="Medium Grid 3 Accent 6" w:uiPriority="69"/>
+    <w:lsdException w:name="Dark List Accent 6" w:uiPriority="70"/>
+    <w:lsdException w:name="Colorful Shading Accent 6" w:uiPriority="71"/>
+    <w:lsdException w:name="Colorful List Accent 6" w:uiPriority="72"/>
+    <w:lsdException w:name="Colorful Grid Accent 6" w:uiPriority="73"/>
+    <w:lsdException w:name="Subtle Emphasis" w:uiPriority="19" w:qFormat="1"/>
+    <w:lsdException w:name="Intense Emphasis" w:uiPriority="21" w:qFormat="1"/>
+    <w:lsdException w:name="Subtle Reference" w:uiPriority="31" w:qFormat="1"/>
+    <w:lsdException w:name="Intense Reference" w:uiPriority="32" w:qFormat="1"/>
+    <w:lsdException w:name="Book Title" w:uiPriority="33" w:qFormat="1"/>
+    <w:lsdException w:name="Bibliography" w:semiHidden="1" w:uiPriority="37" w:unhideWhenUsed="1"/>
+    <w:lsdException w:name="TOC Heading" w:semiHidden="1" w:uiPriority="39" w:unhideWhenUsed="1" w:qFormat="1"/>
+    <w:lsdException w:name="Plain Table 1" w:uiPriority="41"/>
+    <w:lsdException w:name="Plain Table 2" w:uiPriority="42"/>
+    <w:lsdException w:name="Plain Table 3" w:uiPriority="43"/>
+    <w:lsdException w:name="Plain Table 4" w:uiPriority="44"/>
+    <w:lsdException w:name="Plain Table 5" w:uiPriority="45"/>
+    <w:lsdException w:name="Grid Table Light" w:uiPriority="40"/>
+    <w:lsdException w:name="Grid Table 1 Light" w:uiPriority="46"/>
+    <w:lsdException w:name="Grid Table 2" w:uiPriority="47"/>
+    <w:lsdException w:name="Grid Table 3" w:uiPriority="48"/>
+    <w:lsdException w:name="Grid Table 4" w:uiPriority="49"/>
+    <w:lsdException w:name="Grid Table 5 Dark" w:uiPriority="50"/>
+    <w:lsdException w:name="Grid Table 6 Colorful" w:uiPriority="51"/>
+    <w:lsdException w:name="Grid Table 7 Colorful" w:uiPriority="52"/>
+    <w:lsdException w:name="Grid Table 1 Light Accent 1" w:uiPriority="46"/>
+    <w:lsdException w:name="Grid Table 2 Accent 1" w:uiPriority="47"/>
+    <w:lsdException w:name="Grid Table 3 Accent 1" w:uiPriority="48"/>
+    <w:lsdException w:name="Grid Table 4 Accent 1" w:uiPriority="49"/>
+    <w:lsdException w:name="Grid Table 5 Dark Accent 1" w:uiPriority="50"/>
+    <w:lsdException w:name="Grid Table 6 Colorful Accent 1" w:uiPriority="51"/>
+    <w:lsdException w:name="Grid Table 7 Colorful Accent 1" w:uiPriority="52"/>
+    <w:lsdException w:name="Grid Table 1 Light Accent 2" w:uiPriority="46"/>
+    <w:lsdException w:name="Grid Table 2 Accent 2" w:uiPriority="47"/>
+    <w:lsdException w:name="Grid Table 3 Accent 2" w:uiPriority="48"/>
+    <w:lsdException w:name="Grid Table 4 Accent 2" w:uiPriority="49"/>
+    <w:lsdException w:name="Grid Table 5 Dark Accent 2" w:uiPriority="50"/>
+    <w:lsdException w:name="Grid Table 6 Colorful Accent 2" w:uiPriority="51"/>
+    <w:lsdException w:name="Grid Table 7 Colorful Accent 2" w:uiPriority="52"/>
+    <w:lsdException w:name="Grid Table 1 Light Accent 3" w:uiPriority="46"/>
+    <w:lsdException w:name="Grid Table 2 Accent 3" w:uiPriority="47"/>
+    <w:lsdException w:name="Grid Table 3 Accent 3" w:uiPriority="48"/>
+    <w:lsdException w:name="Grid Table 4 Accent 3" w:uiPriority="49"/>
+    <w:lsdException w:name="Grid Table 5 Dark Accent 3" w:uiPriority="50"/>
+    <w:lsdException w:name="Grid Table 6 Colorful Accent 3" w:uiPriority="51"/>
+    <w:lsdException w:name="Grid Table 7 Colorful Accent 3" w:uiPriority="52"/>
+    <w:lsdException w:name="Grid Table 1 Light Accent 4" w:uiPriority="46"/>
+    <w:lsdException w:name="Grid Table 2 Accent 4" w:uiPriority="47"/>
+    <w:lsdException w:name="Grid Table 3 Accent 4" w:uiPriority="48"/>
+    <w:lsdException w:name="Grid Table 4 Accent 4" w:uiPriority="49"/>
+    <w:lsdException w:name="Grid Table 5 Dark Accent 4" w:uiPriority="50"/>
+    <w:lsdException w:name="Grid Table 6 Colorful Accent 4" w:uiPriority="51"/>
+    <w:lsdException w:name="Grid Table 7 Colorful Accent 4" w:uiPriority="52"/>
+    <w:lsdException w:name="Grid Table 1 Light Accent 5" w:uiPriority="46"/>
+    <w:lsdException w:name="Grid Table 2 Accent 5" w:uiPriority="47"/>
+    <w:lsdException w:name="Grid Table 3 Accent 5" w:uiPriority="48"/>
+    <w:lsdException w:name="Grid Table 4 Accent 5" w:uiPriority="49"/>
+    <w:lsdException w:name="Grid Table 5 Dark Accent 5" w:uiPriority="50"/>
+    <w:lsdException w:name="Grid Table 6 Colorful Accent 5" w:uiPriority="51"/>
+    <w:lsdException w:name="Grid Table 7 Colorful Accent 5" w:uiPriority="52"/>
+    <w:lsdException w:name="Grid Table 1 Light Accent 6" w:uiPriority="46"/>
+    <w:lsdException w:name="Grid Table 2 Accent 6" w:uiPriority="47"/>
+    <w:lsdException w:name="Grid Table 3 Accent 6" w:uiPriority="48"/>
+    <w:lsdException w:name="Grid Table 4 Accent 6" w:uiPriority="49"/>
+    <w:lsdException w:name="Grid Table 5 Dark Accent 6" w:uiPriority="50"/>
+    <w:lsdException w:name="Grid Table 6 Colorful Accent 6" w:uiPriority="51"/>
+    <w:lsdException w:name="Grid Table 7 Colorful Accent 6" w:uiPriority="52"/>
+    <w:lsdException w:name="List Table 1 Light" w:uiPriority="46"/>
+    <w:lsdException w:name="List Table 2" w:uiPriority="47"/>
+    <w:lsdException w:name="List Table 3" w:uiPriority="48"/>
+    <w:lsdException w:name="List Table 4" w:uiPriority="49"/>
+    <w:lsdException w:name="List Table 5 Dark" w:uiPriority="50"/>
+    <w:lsdException w:name="List Table 6 Colorful" w:uiPriority="51"/>
+    <w:lsdException w:name="List Table 7 Colorful" w:uiPriority="52"/>
+    <w:lsdException w:name="List Table 1 Light Accent 1" w:uiPriority="46"/>
+    <w:lsdException w:name="List Table 2 Accent 1" w:uiPriority="47"/>
+    <w:lsdException w:name="List Table 3 Accent 1" w:uiPriority="48"/>
+    <w:lsdException w:name="List Table 4 Accent 1" w:uiPriority="49"/>
+    <w:lsdException w:name="List Table 5 Dark Accent 1" w:uiPriority="50"/>
+    <w:lsdException w:name="List Table 6 Colorful Accent 1" w:uiPriority="51"/>
+    <w:lsdException w:name="List Table 7 Colorful Accent 1" w:uiPriority="52"/>
+    <w:lsdException w:name="List Table 1 Light Accent 2" w:uiPriority="46"/>
+    <w:lsdException w:name="List Table 2 Accent 2" w:uiPriority="47"/>
+    <w:lsdException w:name="List Table 3 Accent 2" w:uiPriority="48"/>
+    <w:lsdException w:name="List Table 4 Accent 2" w:uiPriority="49"/>
+    <w:lsdException w:name="List Table 5 Dark Accent 2" w:uiPriority="50"/>
+    <w:lsdException w:name="List Table 6 Colorful Accent 2" w:uiPriority="51"/>
+    <w:lsdException w:name="List Table 7 Colorful Accent 2" w:uiPriority="52"/>
+    <w:lsdException w:name="List Table 1 Light Accent 3" w:uiPriority="46"/>
+    <w:lsdException w:name="List Table 2 Accent 3" w:uiPriority="47"/>
+    <w:lsdException w:name="List Table 3 Accent 3" w:uiPriority="48"/>
+    <w:lsdException w:name="List Table 4 Accent 3" w:uiPriority="49"/>
+    <w:lsdException w:name="List Table 5 Dark Accent 3" w:uiPriority="50"/>
+    <w:lsdException w:name="List Table 6 Colorful Accent 3" w:uiPriority="51"/>
+    <w:lsdException w:name="List Table 7 Colorful Accent 3" w:uiPriority="52"/>
+    <w:lsdException w:name="List Table 1 Light Accent 4" w:uiPriority="46"/>
+    <w:lsdException w:name="List Table 2 Accent 4" w:uiPriority="47"/>
+    <w:lsdException w:name="List Table 3 Accent 4" w:uiPriority="48"/>
+    <w:lsdException w:name="List Table 4 Accent 4" w:uiPriority="49"/>
+    <w:lsdException w:name="List Table 5 Dark Accent 4" w:uiPriority="50"/>
+    <w:lsdException w:name="List Table 6 Colorful Accent 4" w:uiPriority="51"/>
+    <w:lsdException w:name="List Table 7 Colorful Accent 4" w:uiPriority="52"/>
+    <w:lsdException w:name="List Table 1 Light Accent 5" w:uiPriority="46"/>
+    <w:lsdException w:name="List Table 2 Accent 5" w:uiPriority="47"/>
+    <w:lsdException w:name="List Table 3 Accent 5" w:uiPriority="48"/>
+    <w:lsdException w:name="List Table 4 Accent 5" w:uiPriority="49"/>
+    <w:lsdException w:name="List Table 5 Dark Accent 5" w:uiPriority="50"/>
+    <w:lsdException w:name="List Table 6 Colorful Accent 5" w:uiPriority="51"/>
+    <w:lsdException w:name="List Table 7 Colorful Accent 5" w:uiPriority="52"/>
+    <w:lsdException w:name="List Table 1 Light Accent 6" w:uiPriority="46"/>
+    <w:lsdException w:name="List Table 2 Accent 6" w:uiPriority="47"/>
+    <w:lsdException w:name="List Table 3 Accent 6" w:uiPriority="48"/>
+    <w:lsdException w:name="List Table 4 Accent 6" w:uiPriority="49"/>
+    <w:lsdException w:name="List Table 5 Dark Accent 6" w:uiPriority="50"/>
+    <w:lsdException w:name="List Table 6 Colorful Accent 6" w:uiPriority="51"/>
+    <w:lsdException w:name="List Table 7 Colorful Accent 6" w:uiPriority="52"/>
+    <w:lsdException w:name="Mention" w:semiHidden="1" w:unhideWhenUsed="1"/>
+    <w:lsdException w:name="Smart Hyperlink" w:semiHidden="1" w:unhideWhenUsed="1"/>
+    <w:lsdException w:name="Hashtag" w:semiHidden="1" w:unhideWhenUsed="1"/>
+    <w:lsdException w:name="Unresolved Mention" w:semiHidden="1" w:unhideWhenUsed="1"/>
+    <w:lsdException w:name="Smart Link" w:semiHidden="1" w:unhideWhenUsed="1"/>
   </w:latentStyles>
   <w:style w:type="paragraph" w:default="1" w:styleId="a">
     <w:name w:val="Normal"/>
@@ -14037,7 +14203,6 @@
       <w14:ligatures w14:val="none"/>
     </w:rPr>
     <w:tblPr>
-      <w:tblInd w:w="0" w:type="dxa"/>
       <w:tblBorders>
         <w:top w:val="single" w:sz="4" w:space="0" w:color="auto"/>
         <w:left w:val="single" w:sz="4" w:space="0" w:color="auto"/>
@@ -14046,629 +14211,6 @@
         <w:insideH w:val="single" w:sz="4" w:space="0" w:color="auto"/>
         <w:insideV w:val="single" w:sz="4" w:space="0" w:color="auto"/>
       </w:tblBorders>
-      <w:tblCellMar>
-        <w:top w:w="0" w:type="dxa"/>
-        <w:left w:w="108" w:type="dxa"/>
-        <w:bottom w:w="0" w:type="dxa"/>
-        <w:right w:w="108" w:type="dxa"/>
-      </w:tblCellMar>
-    </w:tblPr>
-  </w:style>
-  <w:style w:type="character" w:customStyle="1" w:styleId="10">
-    <w:name w:val="Заголовок 1 Знак"/>
-    <w:basedOn w:val="a0"/>
-    <w:link w:val="1"/>
-    <w:uiPriority w:val="9"/>
-    <w:rsid w:val="00395D04"/>
-    <w:rPr>
-      <w:rFonts w:ascii="Times New Roman" w:eastAsiaTheme="majorEastAsia" w:hAnsi="Times New Roman" w:cstheme="majorBidi"/>
-      <w:b/>
-      <w:color w:val="000000" w:themeColor="text1"/>
-      <w:kern w:val="0"/>
-      <w:sz w:val="28"/>
-      <w:szCs w:val="32"/>
-      <w:lang w:eastAsia="ru-RU"/>
-      <w14:ligatures w14:val="none"/>
-    </w:rPr>
-  </w:style>
-  <w:style w:type="paragraph" w:styleId="a4">
-    <w:name w:val="TOC Heading"/>
-    <w:basedOn w:val="1"/>
-    <w:next w:val="a"/>
-    <w:uiPriority w:val="39"/>
-    <w:unhideWhenUsed/>
-    <w:qFormat/>
-    <w:rsid w:val="00395D04"/>
-    <w:pPr>
-      <w:spacing w:before="480" w:line="276" w:lineRule="auto"/>
-      <w:outlineLvl w:val="9"/>
-    </w:pPr>
-    <w:rPr>
-      <w:b w:val="0"/>
-      <w:bCs/>
-      <w:szCs w:val="28"/>
-    </w:rPr>
-  </w:style>
-  <w:style w:type="paragraph" w:styleId="21">
-    <w:name w:val="toc 2"/>
-    <w:basedOn w:val="a"/>
-    <w:next w:val="a"/>
-    <w:autoRedefine/>
-    <w:uiPriority w:val="39"/>
-    <w:unhideWhenUsed/>
-    <w:rsid w:val="00395D04"/>
-    <w:pPr>
-      <w:spacing w:before="120"/>
-      <w:ind w:left="240"/>
-    </w:pPr>
-    <w:rPr>
-      <w:rFonts w:asciiTheme="minorHAnsi" w:hAnsiTheme="minorHAnsi" w:cstheme="minorHAnsi"/>
-      <w:b/>
-      <w:bCs/>
-      <w:sz w:val="22"/>
-      <w:szCs w:val="22"/>
-    </w:rPr>
-  </w:style>
-  <w:style w:type="paragraph" w:styleId="3">
-    <w:name w:val="toc 3"/>
-    <w:basedOn w:val="a"/>
-    <w:next w:val="a"/>
-    <w:autoRedefine/>
-    <w:uiPriority w:val="39"/>
-    <w:semiHidden/>
-    <w:unhideWhenUsed/>
-    <w:rsid w:val="00395D04"/>
-    <w:pPr>
-      <w:ind w:left="480"/>
-    </w:pPr>
-    <w:rPr>
-      <w:rFonts w:asciiTheme="minorHAnsi" w:hAnsiTheme="minorHAnsi" w:cstheme="minorHAnsi"/>
-      <w:sz w:val="20"/>
-      <w:szCs w:val="20"/>
-    </w:rPr>
-  </w:style>
-  <w:style w:type="paragraph" w:styleId="4">
-    <w:name w:val="toc 4"/>
-    <w:basedOn w:val="a"/>
-    <w:next w:val="a"/>
-    <w:autoRedefine/>
-    <w:uiPriority w:val="39"/>
-    <w:semiHidden/>
-    <w:unhideWhenUsed/>
-    <w:rsid w:val="00395D04"/>
-    <w:pPr>
-      <w:ind w:left="720"/>
-    </w:pPr>
-    <w:rPr>
-      <w:rFonts w:asciiTheme="minorHAnsi" w:hAnsiTheme="minorHAnsi" w:cstheme="minorHAnsi"/>
-      <w:sz w:val="20"/>
-      <w:szCs w:val="20"/>
-    </w:rPr>
-  </w:style>
-  <w:style w:type="paragraph" w:styleId="5">
-    <w:name w:val="toc 5"/>
-    <w:basedOn w:val="a"/>
-    <w:next w:val="a"/>
-    <w:autoRedefine/>
-    <w:uiPriority w:val="39"/>
-    <w:semiHidden/>
-    <w:unhideWhenUsed/>
-    <w:rsid w:val="00395D04"/>
-    <w:pPr>
-      <w:ind w:left="960"/>
-    </w:pPr>
-    <w:rPr>
-      <w:rFonts w:asciiTheme="minorHAnsi" w:hAnsiTheme="minorHAnsi" w:cstheme="minorHAnsi"/>
-      <w:sz w:val="20"/>
-      <w:szCs w:val="20"/>
-    </w:rPr>
-  </w:style>
-  <w:style w:type="paragraph" w:styleId="6">
-    <w:name w:val="toc 6"/>
-    <w:basedOn w:val="a"/>
-    <w:next w:val="a"/>
-    <w:autoRedefine/>
-    <w:uiPriority w:val="39"/>
-    <w:semiHidden/>
-    <w:unhideWhenUsed/>
-    <w:rsid w:val="00395D04"/>
-    <w:pPr>
-      <w:ind w:left="1200"/>
-    </w:pPr>
-    <w:rPr>
-      <w:rFonts w:asciiTheme="minorHAnsi" w:hAnsiTheme="minorHAnsi" w:cstheme="minorHAnsi"/>
-      <w:sz w:val="20"/>
-      <w:szCs w:val="20"/>
-    </w:rPr>
-  </w:style>
-  <w:style w:type="paragraph" w:styleId="7">
-    <w:name w:val="toc 7"/>
-    <w:basedOn w:val="a"/>
-    <w:next w:val="a"/>
-    <w:autoRedefine/>
-    <w:uiPriority w:val="39"/>
-    <w:semiHidden/>
-    <w:unhideWhenUsed/>
-    <w:rsid w:val="00395D04"/>
-    <w:pPr>
-      <w:ind w:left="1440"/>
-    </w:pPr>
-    <w:rPr>
-      <w:rFonts w:asciiTheme="minorHAnsi" w:hAnsiTheme="minorHAnsi" w:cstheme="minorHAnsi"/>
-      <w:sz w:val="20"/>
-      <w:szCs w:val="20"/>
-    </w:rPr>
-  </w:style>
-  <w:style w:type="paragraph" w:styleId="8">
-    <w:name w:val="toc 8"/>
-    <w:basedOn w:val="a"/>
-    <w:next w:val="a"/>
-    <w:autoRedefine/>
-    <w:uiPriority w:val="39"/>
-    <w:semiHidden/>
-    <w:unhideWhenUsed/>
-    <w:rsid w:val="00395D04"/>
-    <w:pPr>
-      <w:ind w:left="1680"/>
-    </w:pPr>
-    <w:rPr>
-      <w:rFonts w:asciiTheme="minorHAnsi" w:hAnsiTheme="minorHAnsi" w:cstheme="minorHAnsi"/>
-      <w:sz w:val="20"/>
-      <w:szCs w:val="20"/>
-    </w:rPr>
-  </w:style>
-  <w:style w:type="paragraph" w:styleId="9">
-    <w:name w:val="toc 9"/>
-    <w:basedOn w:val="a"/>
-    <w:next w:val="a"/>
-    <w:autoRedefine/>
-    <w:uiPriority w:val="39"/>
-    <w:semiHidden/>
-    <w:unhideWhenUsed/>
-    <w:rsid w:val="00395D04"/>
-    <w:pPr>
-      <w:ind w:left="1920"/>
-    </w:pPr>
-    <w:rPr>
-      <w:rFonts w:asciiTheme="minorHAnsi" w:hAnsiTheme="minorHAnsi" w:cstheme="minorHAnsi"/>
-      <w:sz w:val="20"/>
-      <w:szCs w:val="20"/>
-    </w:rPr>
-  </w:style>
-  <w:style w:type="character" w:styleId="a5">
-    <w:name w:val="Hyperlink"/>
-    <w:basedOn w:val="a0"/>
-    <w:uiPriority w:val="99"/>
-    <w:unhideWhenUsed/>
-    <w:rsid w:val="00395D04"/>
-    <w:rPr>
-      <w:color w:val="0563C1" w:themeColor="hyperlink"/>
-      <w:u w:val="single"/>
-    </w:rPr>
-  </w:style>
-  <w:style w:type="paragraph" w:styleId="a6">
-    <w:name w:val="List Paragraph"/>
-    <w:basedOn w:val="a"/>
-    <w:uiPriority w:val="34"/>
-    <w:qFormat/>
-    <w:rsid w:val="00395D04"/>
-    <w:pPr>
-      <w:ind w:left="720"/>
-      <w:contextualSpacing/>
-    </w:pPr>
-  </w:style>
-  <w:style w:type="character" w:customStyle="1" w:styleId="20">
-    <w:name w:val="Заголовок 2 Знак"/>
-    <w:basedOn w:val="a0"/>
-    <w:link w:val="2"/>
-    <w:uiPriority w:val="9"/>
-    <w:rsid w:val="00395D04"/>
-    <w:rPr>
-      <w:rFonts w:ascii="Times New Roman" w:eastAsiaTheme="majorEastAsia" w:hAnsi="Times New Roman" w:cstheme="majorBidi"/>
-      <w:b/>
-      <w:color w:val="000000" w:themeColor="text1"/>
-      <w:kern w:val="0"/>
-      <w:sz w:val="28"/>
-      <w:szCs w:val="26"/>
-      <w:lang w:eastAsia="ru-RU"/>
-      <w14:ligatures w14:val="none"/>
-    </w:rPr>
-  </w:style>
-  <w:style w:type="paragraph" w:styleId="a7">
-    <w:name w:val="Body Text"/>
-    <w:basedOn w:val="a"/>
-    <w:link w:val="a8"/>
-    <w:rsid w:val="00CE400B"/>
-    <w:pPr>
-      <w:spacing w:after="120"/>
-    </w:pPr>
-  </w:style>
-  <w:style w:type="character" w:customStyle="1" w:styleId="a8">
-    <w:name w:val="Основной текст Знак"/>
-    <w:basedOn w:val="a0"/>
-    <w:link w:val="a7"/>
-    <w:rsid w:val="00CE400B"/>
-    <w:rPr>
-      <w:rFonts w:ascii="Times New Roman" w:eastAsia="Times New Roman" w:hAnsi="Times New Roman" w:cs="Times New Roman"/>
-      <w:kern w:val="0"/>
-      <w:lang w:eastAsia="ru-RU"/>
-      <w14:ligatures w14:val="none"/>
-    </w:rPr>
-  </w:style>
-  <w:style w:type="paragraph" w:customStyle="1" w:styleId="ds-markdown-paragraph">
-    <w:name w:val="ds-markdown-paragraph"/>
-    <w:basedOn w:val="a"/>
-    <w:rsid w:val="003912A9"/>
-    <w:pPr>
-      <w:spacing w:before="100" w:beforeAutospacing="1" w:after="100" w:afterAutospacing="1"/>
-    </w:pPr>
-  </w:style>
-  <w:style w:type="character" w:styleId="a9">
-    <w:name w:val="Strong"/>
-    <w:basedOn w:val="a0"/>
-    <w:uiPriority w:val="22"/>
-    <w:qFormat/>
-    <w:rsid w:val="003912A9"/>
-    <w:rPr>
-      <w:b/>
-      <w:bCs/>
-    </w:rPr>
-  </w:style>
-  <w:style w:type="character" w:customStyle="1" w:styleId="apple-converted-space">
-    <w:name w:val="apple-converted-space"/>
-    <w:basedOn w:val="a0"/>
-    <w:rsid w:val="003912A9"/>
-  </w:style>
-  <w:style w:type="paragraph" w:styleId="aa">
-    <w:name w:val="footer"/>
-    <w:basedOn w:val="a"/>
-    <w:link w:val="ab"/>
-    <w:uiPriority w:val="99"/>
-    <w:unhideWhenUsed/>
-    <w:rsid w:val="00EA4D3E"/>
-    <w:pPr>
-      <w:tabs>
-        <w:tab w:val="center" w:pos="4677"/>
-        <w:tab w:val="right" w:pos="9355"/>
-      </w:tabs>
-    </w:pPr>
-  </w:style>
-  <w:style w:type="character" w:customStyle="1" w:styleId="ab">
-    <w:name w:val="Нижний колонтитул Знак"/>
-    <w:basedOn w:val="a0"/>
-    <w:link w:val="aa"/>
-    <w:uiPriority w:val="99"/>
-    <w:rsid w:val="00EA4D3E"/>
-    <w:rPr>
-      <w:rFonts w:ascii="Times New Roman" w:eastAsia="Times New Roman" w:hAnsi="Times New Roman" w:cs="Times New Roman"/>
-      <w:kern w:val="0"/>
-      <w:lang w:eastAsia="ru-RU"/>
-      <w14:ligatures w14:val="none"/>
-    </w:rPr>
-  </w:style>
-  <w:style w:type="character" w:styleId="ac">
-    <w:name w:val="page number"/>
-    <w:basedOn w:val="a0"/>
-    <w:uiPriority w:val="99"/>
-    <w:semiHidden/>
-    <w:unhideWhenUsed/>
-    <w:rsid w:val="00EA4D3E"/>
-  </w:style>
-  <w:style w:type="paragraph" w:styleId="ad">
-    <w:name w:val="Balloon Text"/>
-    <w:basedOn w:val="a"/>
-    <w:link w:val="ae"/>
-    <w:uiPriority w:val="99"/>
-    <w:semiHidden/>
-    <w:unhideWhenUsed/>
-    <w:rsid w:val="003A2DE1"/>
-    <w:rPr>
-      <w:rFonts w:ascii="Tahoma" w:hAnsi="Tahoma" w:cs="Tahoma"/>
-      <w:sz w:val="16"/>
-      <w:szCs w:val="16"/>
-    </w:rPr>
-  </w:style>
-  <w:style w:type="character" w:customStyle="1" w:styleId="ae">
-    <w:name w:val="Текст выноски Знак"/>
-    <w:basedOn w:val="a0"/>
-    <w:link w:val="ad"/>
-    <w:uiPriority w:val="99"/>
-    <w:semiHidden/>
-    <w:rsid w:val="003A2DE1"/>
-    <w:rPr>
-      <w:rFonts w:ascii="Tahoma" w:eastAsia="Times New Roman" w:hAnsi="Tahoma" w:cs="Tahoma"/>
-      <w:kern w:val="0"/>
-      <w:sz w:val="16"/>
-      <w:szCs w:val="16"/>
-      <w:lang w:eastAsia="ru-RU"/>
-      <w14:ligatures w14:val="none"/>
-    </w:rPr>
-  </w:style>
-</w:styles>
-</file>
-
-<file path=word/stylesWithEffects.xml><?xml version="1.0" encoding="utf-8"?>
-<w:styles xmlns:wpc="http://schemas.microsoft.com/office/word/2010/wordprocessingCanvas" xmlns:mc="http://schemas.openxmlformats.org/markup-compatibility/2006" xmlns:o="urn:schemas-microsoft-com:office:office" xmlns:r="http://schemas.openxmlformats.org/officeDocument/2006/relationships" xmlns:m="http://schemas.openxmlformats.org/officeDocument/2006/math" xmlns:v="urn:schemas-microsoft-com:vml" xmlns:wp14="http://schemas.microsoft.com/office/word/2010/wordprocessingDrawing" xmlns:wp="http://schemas.openxmlformats.org/drawingml/2006/wordprocessingDrawing" xmlns:w10="urn:schemas-microsoft-com:office:word" xmlns:w="http://schemas.openxmlformats.org/wordprocessingml/2006/main" xmlns:w14="http://schemas.microsoft.com/office/word/2010/wordml" xmlns:wpg="http://schemas.microsoft.com/office/word/2010/wordprocessingGroup" xmlns:wpi="http://schemas.microsoft.com/office/word/2010/wordprocessingInk" xmlns:wne="http://schemas.microsoft.com/office/word/2006/wordml" xmlns:wps="http://schemas.microsoft.com/office/word/2010/wordprocessingShape" mc:Ignorable="w14 wp14">
-  <w:docDefaults>
-    <w:rPrDefault>
-      <w:rPr>
-        <w:rFonts w:asciiTheme="minorHAnsi" w:eastAsiaTheme="minorHAnsi" w:hAnsiTheme="minorHAnsi" w:cstheme="minorBidi"/>
-        <w:kern w:val="2"/>
-        <w:sz w:val="24"/>
-        <w:szCs w:val="24"/>
-        <w:lang w:val="ru-RU" w:eastAsia="en-US" w:bidi="ar-SA"/>
-        <w14:ligatures w14:val="standardContextual"/>
-      </w:rPr>
-    </w:rPrDefault>
-    <w:pPrDefault/>
-  </w:docDefaults>
-  <w:latentStyles w:defLockedState="0" w:defUIPriority="99" w:defSemiHidden="1" w:defUnhideWhenUsed="1" w:defQFormat="0" w:count="267">
-    <w:lsdException w:name="Normal" w:semiHidden="0" w:uiPriority="0" w:unhideWhenUsed="0" w:qFormat="1"/>
-    <w:lsdException w:name="heading 1" w:semiHidden="0" w:uiPriority="9" w:unhideWhenUsed="0" w:qFormat="1"/>
-    <w:lsdException w:name="heading 2" w:uiPriority="9" w:qFormat="1"/>
-    <w:lsdException w:name="heading 3" w:uiPriority="9" w:qFormat="1"/>
-    <w:lsdException w:name="heading 4" w:uiPriority="9" w:qFormat="1"/>
-    <w:lsdException w:name="heading 5" w:uiPriority="9" w:qFormat="1"/>
-    <w:lsdException w:name="heading 6" w:uiPriority="9" w:qFormat="1"/>
-    <w:lsdException w:name="heading 7" w:uiPriority="9" w:qFormat="1"/>
-    <w:lsdException w:name="heading 8" w:uiPriority="9" w:qFormat="1"/>
-    <w:lsdException w:name="heading 9" w:uiPriority="9" w:qFormat="1"/>
-    <w:lsdException w:name="toc 1" w:uiPriority="39"/>
-    <w:lsdException w:name="toc 2" w:uiPriority="39"/>
-    <w:lsdException w:name="toc 3" w:uiPriority="39"/>
-    <w:lsdException w:name="toc 4" w:uiPriority="39"/>
-    <w:lsdException w:name="toc 5" w:uiPriority="39"/>
-    <w:lsdException w:name="toc 6" w:uiPriority="39"/>
-    <w:lsdException w:name="toc 7" w:uiPriority="39"/>
-    <w:lsdException w:name="toc 8" w:uiPriority="39"/>
-    <w:lsdException w:name="toc 9" w:uiPriority="39"/>
-    <w:lsdException w:name="caption" w:uiPriority="35" w:qFormat="1"/>
-    <w:lsdException w:name="Title" w:semiHidden="0" w:uiPriority="10" w:unhideWhenUsed="0" w:qFormat="1"/>
-    <w:lsdException w:name="Default Paragraph Font" w:uiPriority="1"/>
-    <w:lsdException w:name="Body Text" w:uiPriority="0"/>
-    <w:lsdException w:name="Subtitle" w:semiHidden="0" w:uiPriority="11" w:unhideWhenUsed="0" w:qFormat="1"/>
-    <w:lsdException w:name="Strong" w:semiHidden="0" w:uiPriority="22" w:unhideWhenUsed="0" w:qFormat="1"/>
-    <w:lsdException w:name="Emphasis" w:semiHidden="0" w:uiPriority="20" w:unhideWhenUsed="0" w:qFormat="1"/>
-    <w:lsdException w:name="Table Grid" w:semiHidden="0" w:uiPriority="0" w:unhideWhenUsed="0"/>
-    <w:lsdException w:name="Placeholder Text" w:unhideWhenUsed="0"/>
-    <w:lsdException w:name="No Spacing" w:semiHidden="0" w:uiPriority="1" w:unhideWhenUsed="0" w:qFormat="1"/>
-    <w:lsdException w:name="Light Shading" w:semiHidden="0" w:uiPriority="60" w:unhideWhenUsed="0"/>
-    <w:lsdException w:name="Light List" w:semiHidden="0" w:uiPriority="61" w:unhideWhenUsed="0"/>
-    <w:lsdException w:name="Light Grid" w:semiHidden="0" w:uiPriority="62" w:unhideWhenUsed="0"/>
-    <w:lsdException w:name="Medium Shading 1" w:semiHidden="0" w:uiPriority="63" w:unhideWhenUsed="0"/>
-    <w:lsdException w:name="Medium Shading 2" w:semiHidden="0" w:uiPriority="64" w:unhideWhenUsed="0"/>
-    <w:lsdException w:name="Medium List 1" w:semiHidden="0" w:uiPriority="65" w:unhideWhenUsed="0"/>
-    <w:lsdException w:name="Medium List 2" w:semiHidden="0" w:uiPriority="66" w:unhideWhenUsed="0"/>
-    <w:lsdException w:name="Medium Grid 1" w:semiHidden="0" w:uiPriority="67" w:unhideWhenUsed="0"/>
-    <w:lsdException w:name="Medium Grid 2" w:semiHidden="0" w:uiPriority="68" w:unhideWhenUsed="0"/>
-    <w:lsdException w:name="Medium Grid 3" w:semiHidden="0" w:uiPriority="69" w:unhideWhenUsed="0"/>
-    <w:lsdException w:name="Dark List" w:semiHidden="0" w:uiPriority="70" w:unhideWhenUsed="0"/>
-    <w:lsdException w:name="Colorful Shading" w:semiHidden="0" w:uiPriority="71" w:unhideWhenUsed="0"/>
-    <w:lsdException w:name="Colorful List" w:semiHidden="0" w:uiPriority="72" w:unhideWhenUsed="0"/>
-    <w:lsdException w:name="Colorful Grid" w:semiHidden="0" w:uiPriority="73" w:unhideWhenUsed="0"/>
-    <w:lsdException w:name="Light Shading Accent 1" w:semiHidden="0" w:uiPriority="60" w:unhideWhenUsed="0"/>
-    <w:lsdException w:name="Light List Accent 1" w:semiHidden="0" w:uiPriority="61" w:unhideWhenUsed="0"/>
-    <w:lsdException w:name="Light Grid Accent 1" w:semiHidden="0" w:uiPriority="62" w:unhideWhenUsed="0"/>
-    <w:lsdException w:name="Medium Shading 1 Accent 1" w:semiHidden="0" w:uiPriority="63" w:unhideWhenUsed="0"/>
-    <w:lsdException w:name="Medium Shading 2 Accent 1" w:semiHidden="0" w:uiPriority="64" w:unhideWhenUsed="0"/>
-    <w:lsdException w:name="Medium List 1 Accent 1" w:semiHidden="0" w:uiPriority="65" w:unhideWhenUsed="0"/>
-    <w:lsdException w:name="Revision" w:unhideWhenUsed="0"/>
-    <w:lsdException w:name="List Paragraph" w:semiHidden="0" w:uiPriority="34" w:unhideWhenUsed="0" w:qFormat="1"/>
-    <w:lsdException w:name="Quote" w:semiHidden="0" w:uiPriority="29" w:unhideWhenUsed="0" w:qFormat="1"/>
-    <w:lsdException w:name="Intense Quote" w:semiHidden="0" w:uiPriority="30" w:unhideWhenUsed="0" w:qFormat="1"/>
-    <w:lsdException w:name="Medium List 2 Accent 1" w:semiHidden="0" w:uiPriority="66" w:unhideWhenUsed="0"/>
-    <w:lsdException w:name="Medium Grid 1 Accent 1" w:semiHidden="0" w:uiPriority="67" w:unhideWhenUsed="0"/>
-    <w:lsdException w:name="Medium Grid 2 Accent 1" w:semiHidden="0" w:uiPriority="68" w:unhideWhenUsed="0"/>
-    <w:lsdException w:name="Medium Grid 3 Accent 1" w:semiHidden="0" w:uiPriority="69" w:unhideWhenUsed="0"/>
-    <w:lsdException w:name="Dark List Accent 1" w:semiHidden="0" w:uiPriority="70" w:unhideWhenUsed="0"/>
-    <w:lsdException w:name="Colorful Shading Accent 1" w:semiHidden="0" w:uiPriority="71" w:unhideWhenUsed="0"/>
-    <w:lsdException w:name="Colorful List Accent 1" w:semiHidden="0" w:uiPriority="72" w:unhideWhenUsed="0"/>
-    <w:lsdException w:name="Colorful Grid Accent 1" w:semiHidden="0" w:uiPriority="73" w:unhideWhenUsed="0"/>
-    <w:lsdException w:name="Light Shading Accent 2" w:semiHidden="0" w:uiPriority="60" w:unhideWhenUsed="0"/>
-    <w:lsdException w:name="Light List Accent 2" w:semiHidden="0" w:uiPriority="61" w:unhideWhenUsed="0"/>
-    <w:lsdException w:name="Light Grid Accent 2" w:semiHidden="0" w:uiPriority="62" w:unhideWhenUsed="0"/>
-    <w:lsdException w:name="Medium Shading 1 Accent 2" w:semiHidden="0" w:uiPriority="63" w:unhideWhenUsed="0"/>
-    <w:lsdException w:name="Medium Shading 2 Accent 2" w:semiHidden="0" w:uiPriority="64" w:unhideWhenUsed="0"/>
-    <w:lsdException w:name="Medium List 1 Accent 2" w:semiHidden="0" w:uiPriority="65" w:unhideWhenUsed="0"/>
-    <w:lsdException w:name="Medium List 2 Accent 2" w:semiHidden="0" w:uiPriority="66" w:unhideWhenUsed="0"/>
-    <w:lsdException w:name="Medium Grid 1 Accent 2" w:semiHidden="0" w:uiPriority="67" w:unhideWhenUsed="0"/>
-    <w:lsdException w:name="Medium Grid 2 Accent 2" w:semiHidden="0" w:uiPriority="68" w:unhideWhenUsed="0"/>
-    <w:lsdException w:name="Medium Grid 3 Accent 2" w:semiHidden="0" w:uiPriority="69" w:unhideWhenUsed="0"/>
-    <w:lsdException w:name="Dark List Accent 2" w:semiHidden="0" w:uiPriority="70" w:unhideWhenUsed="0"/>
-    <w:lsdException w:name="Colorful Shading Accent 2" w:semiHidden="0" w:uiPriority="71" w:unhideWhenUsed="0"/>
-    <w:lsdException w:name="Colorful List Accent 2" w:semiHidden="0" w:uiPriority="72" w:unhideWhenUsed="0"/>
-    <w:lsdException w:name="Colorful Grid Accent 2" w:semiHidden="0" w:uiPriority="73" w:unhideWhenUsed="0"/>
-    <w:lsdException w:name="Light Shading Accent 3" w:semiHidden="0" w:uiPriority="60" w:unhideWhenUsed="0"/>
-    <w:lsdException w:name="Light List Accent 3" w:semiHidden="0" w:uiPriority="61" w:unhideWhenUsed="0"/>
-    <w:lsdException w:name="Light Grid Accent 3" w:semiHidden="0" w:uiPriority="62" w:unhideWhenUsed="0"/>
-    <w:lsdException w:name="Medium Shading 1 Accent 3" w:semiHidden="0" w:uiPriority="63" w:unhideWhenUsed="0"/>
-    <w:lsdException w:name="Medium Shading 2 Accent 3" w:semiHidden="0" w:uiPriority="64" w:unhideWhenUsed="0"/>
-    <w:lsdException w:name="Medium List 1 Accent 3" w:semiHidden="0" w:uiPriority="65" w:unhideWhenUsed="0"/>
-    <w:lsdException w:name="Medium List 2 Accent 3" w:semiHidden="0" w:uiPriority="66" w:unhideWhenUsed="0"/>
-    <w:lsdException w:name="Medium Grid 1 Accent 3" w:semiHidden="0" w:uiPriority="67" w:unhideWhenUsed="0"/>
-    <w:lsdException w:name="Medium Grid 2 Accent 3" w:semiHidden="0" w:uiPriority="68" w:unhideWhenUsed="0"/>
-    <w:lsdException w:name="Medium Grid 3 Accent 3" w:semiHidden="0" w:uiPriority="69" w:unhideWhenUsed="0"/>
-    <w:lsdException w:name="Dark List Accent 3" w:semiHidden="0" w:uiPriority="70" w:unhideWhenUsed="0"/>
-    <w:lsdException w:name="Colorful Shading Accent 3" w:semiHidden="0" w:uiPriority="71" w:unhideWhenUsed="0"/>
-    <w:lsdException w:name="Colorful List Accent 3" w:semiHidden="0" w:uiPriority="72" w:unhideWhenUsed="0"/>
-    <w:lsdException w:name="Colorful Grid Accent 3" w:semiHidden="0" w:uiPriority="73" w:unhideWhenUsed="0"/>
-    <w:lsdException w:name="Light Shading Accent 4" w:semiHidden="0" w:uiPriority="60" w:unhideWhenUsed="0"/>
-    <w:lsdException w:name="Light List Accent 4" w:semiHidden="0" w:uiPriority="61" w:unhideWhenUsed="0"/>
-    <w:lsdException w:name="Light Grid Accent 4" w:semiHidden="0" w:uiPriority="62" w:unhideWhenUsed="0"/>
-    <w:lsdException w:name="Medium Shading 1 Accent 4" w:semiHidden="0" w:uiPriority="63" w:unhideWhenUsed="0"/>
-    <w:lsdException w:name="Medium Shading 2 Accent 4" w:semiHidden="0" w:uiPriority="64" w:unhideWhenUsed="0"/>
-    <w:lsdException w:name="Medium List 1 Accent 4" w:semiHidden="0" w:uiPriority="65" w:unhideWhenUsed="0"/>
-    <w:lsdException w:name="Medium List 2 Accent 4" w:semiHidden="0" w:uiPriority="66" w:unhideWhenUsed="0"/>
-    <w:lsdException w:name="Medium Grid 1 Accent 4" w:semiHidden="0" w:uiPriority="67" w:unhideWhenUsed="0"/>
-    <w:lsdException w:name="Medium Grid 2 Accent 4" w:semiHidden="0" w:uiPriority="68" w:unhideWhenUsed="0"/>
-    <w:lsdException w:name="Medium Grid 3 Accent 4" w:semiHidden="0" w:uiPriority="69" w:unhideWhenUsed="0"/>
-    <w:lsdException w:name="Dark List Accent 4" w:semiHidden="0" w:uiPriority="70" w:unhideWhenUsed="0"/>
-    <w:lsdException w:name="Colorful Shading Accent 4" w:semiHidden="0" w:uiPriority="71" w:unhideWhenUsed="0"/>
-    <w:lsdException w:name="Colorful List Accent 4" w:semiHidden="0" w:uiPriority="72" w:unhideWhenUsed="0"/>
-    <w:lsdException w:name="Colorful Grid Accent 4" w:semiHidden="0" w:uiPriority="73" w:unhideWhenUsed="0"/>
-    <w:lsdException w:name="Light Shading Accent 5" w:semiHidden="0" w:uiPriority="60" w:unhideWhenUsed="0"/>
-    <w:lsdException w:name="Light List Accent 5" w:semiHidden="0" w:uiPriority="61" w:unhideWhenUsed="0"/>
-    <w:lsdException w:name="Light Grid Accent 5" w:semiHidden="0" w:uiPriority="62" w:unhideWhenUsed="0"/>
-    <w:lsdException w:name="Medium Shading 1 Accent 5" w:semiHidden="0" w:uiPriority="63" w:unhideWhenUsed="0"/>
-    <w:lsdException w:name="Medium Shading 2 Accent 5" w:semiHidden="0" w:uiPriority="64" w:unhideWhenUsed="0"/>
-    <w:lsdException w:name="Medium List 1 Accent 5" w:semiHidden="0" w:uiPriority="65" w:unhideWhenUsed="0"/>
-    <w:lsdException w:name="Medium List 2 Accent 5" w:semiHidden="0" w:uiPriority="66" w:unhideWhenUsed="0"/>
-    <w:lsdException w:name="Medium Grid 1 Accent 5" w:semiHidden="0" w:uiPriority="67" w:unhideWhenUsed="0"/>
-    <w:lsdException w:name="Medium Grid 2 Accent 5" w:semiHidden="0" w:uiPriority="68" w:unhideWhenUsed="0"/>
-    <w:lsdException w:name="Medium Grid 3 Accent 5" w:semiHidden="0" w:uiPriority="69" w:unhideWhenUsed="0"/>
-    <w:lsdException w:name="Dark List Accent 5" w:semiHidden="0" w:uiPriority="70" w:unhideWhenUsed="0"/>
-    <w:lsdException w:name="Colorful Shading Accent 5" w:semiHidden="0" w:uiPriority="71" w:unhideWhenUsed="0"/>
-    <w:lsdException w:name="Colorful List Accent 5" w:semiHidden="0" w:uiPriority="72" w:unhideWhenUsed="0"/>
-    <w:lsdException w:name="Colorful Grid Accent 5" w:semiHidden="0" w:uiPriority="73" w:unhideWhenUsed="0"/>
-    <w:lsdException w:name="Light Shading Accent 6" w:semiHidden="0" w:uiPriority="60" w:unhideWhenUsed="0"/>
-    <w:lsdException w:name="Light List Accent 6" w:semiHidden="0" w:uiPriority="61" w:unhideWhenUsed="0"/>
-    <w:lsdException w:name="Light Grid Accent 6" w:semiHidden="0" w:uiPriority="62" w:unhideWhenUsed="0"/>
-    <w:lsdException w:name="Medium Shading 1 Accent 6" w:semiHidden="0" w:uiPriority="63" w:unhideWhenUsed="0"/>
-    <w:lsdException w:name="Medium Shading 2 Accent 6" w:semiHidden="0" w:uiPriority="64" w:unhideWhenUsed="0"/>
-    <w:lsdException w:name="Medium List 1 Accent 6" w:semiHidden="0" w:uiPriority="65" w:unhideWhenUsed="0"/>
-    <w:lsdException w:name="Medium List 2 Accent 6" w:semiHidden="0" w:uiPriority="66" w:unhideWhenUsed="0"/>
-    <w:lsdException w:name="Medium Grid 1 Accent 6" w:semiHidden="0" w:uiPriority="67" w:unhideWhenUsed="0"/>
-    <w:lsdException w:name="Medium Grid 2 Accent 6" w:semiHidden="0" w:uiPriority="68" w:unhideWhenUsed="0"/>
-    <w:lsdException w:name="Medium Grid 3 Accent 6" w:semiHidden="0" w:uiPriority="69" w:unhideWhenUsed="0"/>
-    <w:lsdException w:name="Dark List Accent 6" w:semiHidden="0" w:uiPriority="70" w:unhideWhenUsed="0"/>
-    <w:lsdException w:name="Colorful Shading Accent 6" w:semiHidden="0" w:uiPriority="71" w:unhideWhenUsed="0"/>
-    <w:lsdException w:name="Colorful List Accent 6" w:semiHidden="0" w:uiPriority="72" w:unhideWhenUsed="0"/>
-    <w:lsdException w:name="Colorful Grid Accent 6" w:semiHidden="0" w:uiPriority="73" w:unhideWhenUsed="0"/>
-    <w:lsdException w:name="Subtle Emphasis" w:semiHidden="0" w:uiPriority="19" w:unhideWhenUsed="0" w:qFormat="1"/>
-    <w:lsdException w:name="Intense Emphasis" w:semiHidden="0" w:uiPriority="21" w:unhideWhenUsed="0" w:qFormat="1"/>
-    <w:lsdException w:name="Subtle Reference" w:semiHidden="0" w:uiPriority="31" w:unhideWhenUsed="0" w:qFormat="1"/>
-    <w:lsdException w:name="Intense Reference" w:semiHidden="0" w:uiPriority="32" w:unhideWhenUsed="0" w:qFormat="1"/>
-    <w:lsdException w:name="Book Title" w:semiHidden="0" w:uiPriority="33" w:unhideWhenUsed="0" w:qFormat="1"/>
-    <w:lsdException w:name="Bibliography" w:uiPriority="37"/>
-    <w:lsdException w:name="TOC Heading" w:uiPriority="39" w:qFormat="1"/>
-  </w:latentStyles>
-  <w:style w:type="paragraph" w:default="1" w:styleId="a">
-    <w:name w:val="Normal"/>
-    <w:qFormat/>
-    <w:rsid w:val="002E0CBA"/>
-    <w:rPr>
-      <w:rFonts w:ascii="Times New Roman" w:eastAsia="Times New Roman" w:hAnsi="Times New Roman" w:cs="Times New Roman"/>
-      <w:kern w:val="0"/>
-      <w:lang w:eastAsia="ru-RU"/>
-      <w14:ligatures w14:val="none"/>
-    </w:rPr>
-  </w:style>
-  <w:style w:type="paragraph" w:styleId="1">
-    <w:name w:val="heading 1"/>
-    <w:basedOn w:val="a"/>
-    <w:next w:val="a"/>
-    <w:link w:val="10"/>
-    <w:uiPriority w:val="9"/>
-    <w:qFormat/>
-    <w:rsid w:val="00395D04"/>
-    <w:pPr>
-      <w:keepNext/>
-      <w:keepLines/>
-      <w:spacing w:before="240"/>
-      <w:outlineLvl w:val="0"/>
-    </w:pPr>
-    <w:rPr>
-      <w:rFonts w:eastAsiaTheme="majorEastAsia" w:cstheme="majorBidi"/>
-      <w:b/>
-      <w:color w:val="000000" w:themeColor="text1"/>
-      <w:sz w:val="28"/>
-      <w:szCs w:val="32"/>
-    </w:rPr>
-  </w:style>
-  <w:style w:type="paragraph" w:styleId="2">
-    <w:name w:val="heading 2"/>
-    <w:basedOn w:val="a"/>
-    <w:next w:val="a"/>
-    <w:link w:val="20"/>
-    <w:uiPriority w:val="9"/>
-    <w:unhideWhenUsed/>
-    <w:qFormat/>
-    <w:rsid w:val="00395D04"/>
-    <w:pPr>
-      <w:keepNext/>
-      <w:keepLines/>
-      <w:spacing w:before="40"/>
-      <w:outlineLvl w:val="1"/>
-    </w:pPr>
-    <w:rPr>
-      <w:rFonts w:eastAsiaTheme="majorEastAsia" w:cstheme="majorBidi"/>
-      <w:b/>
-      <w:color w:val="000000" w:themeColor="text1"/>
-      <w:sz w:val="28"/>
-      <w:szCs w:val="26"/>
-    </w:rPr>
-  </w:style>
-  <w:style w:type="character" w:default="1" w:styleId="a0">
-    <w:name w:val="Default Paragraph Font"/>
-    <w:uiPriority w:val="1"/>
-    <w:semiHidden/>
-    <w:unhideWhenUsed/>
-  </w:style>
-  <w:style w:type="table" w:default="1" w:styleId="a1">
-    <w:name w:val="Normal Table"/>
-    <w:uiPriority w:val="99"/>
-    <w:semiHidden/>
-    <w:unhideWhenUsed/>
-    <w:tblPr>
-      <w:tblInd w:w="0" w:type="dxa"/>
-      <w:tblCellMar>
-        <w:top w:w="0" w:type="dxa"/>
-        <w:left w:w="108" w:type="dxa"/>
-        <w:bottom w:w="0" w:type="dxa"/>
-        <w:right w:w="108" w:type="dxa"/>
-      </w:tblCellMar>
-    </w:tblPr>
-  </w:style>
-  <w:style w:type="numbering" w:default="1" w:styleId="a2">
-    <w:name w:val="No List"/>
-    <w:uiPriority w:val="99"/>
-    <w:semiHidden/>
-    <w:unhideWhenUsed/>
-  </w:style>
-  <w:style w:type="paragraph" w:styleId="11">
-    <w:name w:val="toc 1"/>
-    <w:basedOn w:val="a"/>
-    <w:next w:val="a"/>
-    <w:autoRedefine/>
-    <w:uiPriority w:val="39"/>
-    <w:rsid w:val="00E3320A"/>
-    <w:pPr>
-      <w:jc w:val="center"/>
-    </w:pPr>
-    <w:rPr>
-      <w:iCs/>
-      <w:sz w:val="22"/>
-      <w:szCs w:val="22"/>
-    </w:rPr>
-  </w:style>
-  <w:style w:type="table" w:styleId="a3">
-    <w:name w:val="Table Grid"/>
-    <w:basedOn w:val="a1"/>
-    <w:rsid w:val="002E0CBA"/>
-    <w:rPr>
-      <w:rFonts w:ascii="Times New Roman" w:eastAsia="Times New Roman" w:hAnsi="Times New Roman" w:cs="Times New Roman"/>
-      <w:kern w:val="0"/>
-      <w:sz w:val="20"/>
-      <w:szCs w:val="20"/>
-      <w:lang w:eastAsia="ru-RU"/>
-      <w14:ligatures w14:val="none"/>
-    </w:rPr>
-    <w:tblPr>
-      <w:tblInd w:w="0" w:type="dxa"/>
-      <w:tblBorders>
-        <w:top w:val="single" w:sz="4" w:space="0" w:color="auto"/>
-        <w:left w:val="single" w:sz="4" w:space="0" w:color="auto"/>
-        <w:bottom w:val="single" w:sz="4" w:space="0" w:color="auto"/>
-        <w:right w:val="single" w:sz="4" w:space="0" w:color="auto"/>
-        <w:insideH w:val="single" w:sz="4" w:space="0" w:color="auto"/>
-        <w:insideV w:val="single" w:sz="4" w:space="0" w:color="auto"/>
-      </w:tblBorders>
-      <w:tblCellMar>
-        <w:top w:w="0" w:type="dxa"/>
-        <w:left w:w="108" w:type="dxa"/>
-        <w:bottom w:w="0" w:type="dxa"/>
-        <w:right w:w="108" w:type="dxa"/>
-      </w:tblCellMar>
     </w:tblPr>
   </w:style>
   <w:style w:type="character" w:customStyle="1" w:styleId="10">
@@ -15293,7 +14835,7 @@
   <a:extraClrSchemeLst/>
   <a:extLst>
     <a:ext uri="{05A4C25C-085E-4340-85A3-A5531E510DB2}">
-      <thm15:themeFamily xmlns="" xmlns:thm15="http://schemas.microsoft.com/office/thememl/2012/main" name="Office Theme" id="{62F939B6-93AF-4DB8-9C6B-D6C7DFDC589F}" vid="{4A3C46E8-61CC-4603-A589-7422A47A8E4A}"/>
+      <thm15:themeFamily xmlns:thm15="http://schemas.microsoft.com/office/thememl/2012/main" name="Office Theme" id="{62F939B6-93AF-4DB8-9C6B-D6C7DFDC589F}" vid="{4A3C46E8-61CC-4603-A589-7422A47A8E4A}"/>
     </a:ext>
   </a:extLst>
 </a:theme>

--- a/Документация/Исполнитель 2/Занятие 2/02 ТехЗадание.docx
+++ b/Документация/Исполнитель 2/Занятие 2/02 ТехЗадание.docx
@@ -54,6 +54,7 @@
             <w:pPr>
               <w:pStyle w:val="TOC1"/>
               <w:widowControl/>
+              <w:suppressAutoHyphens w:val="true"/>
               <w:spacing w:before="0" w:after="0"/>
               <w:rPr>
                 <w:sz w:val="24"/>
@@ -73,6 +74,7 @@
             <w:pPr>
               <w:pStyle w:val="Normal"/>
               <w:widowControl/>
+              <w:suppressAutoHyphens w:val="true"/>
               <w:spacing w:before="0" w:after="0"/>
               <w:jc w:val="start"/>
               <w:rPr>
@@ -84,7 +86,6 @@
               <w:rPr>
                 <w:sz w:val="24"/>
                 <w:szCs w:val="24"/>
-                <w:lang w:val="ru-RU" w:bidi="ar-SA"/>
               </w:rPr>
             </w:r>
           </w:p>
@@ -92,6 +93,7 @@
             <w:pPr>
               <w:pStyle w:val="Normal"/>
               <w:widowControl/>
+              <w:suppressAutoHyphens w:val="true"/>
               <w:spacing w:before="0" w:after="0"/>
               <w:jc w:val="start"/>
               <w:rPr>
@@ -112,6 +114,7 @@
             <w:pPr>
               <w:pStyle w:val="Normal"/>
               <w:widowControl/>
+              <w:suppressAutoHyphens w:val="true"/>
               <w:spacing w:before="0" w:after="0"/>
               <w:jc w:val="start"/>
               <w:rPr>
@@ -132,6 +135,7 @@
             <w:pPr>
               <w:pStyle w:val="Normal"/>
               <w:widowControl/>
+              <w:suppressAutoHyphens w:val="true"/>
               <w:spacing w:before="0" w:after="0"/>
               <w:jc w:val="start"/>
               <w:rPr>
@@ -143,7 +147,6 @@
               <w:rPr>
                 <w:sz w:val="24"/>
                 <w:szCs w:val="24"/>
-                <w:lang w:val="ru-RU" w:bidi="ar-SA"/>
               </w:rPr>
             </w:r>
           </w:p>
@@ -151,6 +154,7 @@
             <w:pPr>
               <w:pStyle w:val="Normal"/>
               <w:widowControl/>
+              <w:suppressAutoHyphens w:val="true"/>
               <w:spacing w:before="0" w:after="0"/>
               <w:jc w:val="end"/>
               <w:rPr>
@@ -171,6 +175,7 @@
             <w:pPr>
               <w:pStyle w:val="Normal"/>
               <w:widowControl/>
+              <w:suppressAutoHyphens w:val="true"/>
               <w:spacing w:before="0" w:after="0"/>
               <w:jc w:val="start"/>
               <w:rPr>
@@ -182,7 +187,6 @@
               <w:rPr>
                 <w:sz w:val="24"/>
                 <w:szCs w:val="24"/>
-                <w:lang w:val="ru-RU" w:bidi="ar-SA"/>
               </w:rPr>
             </w:r>
           </w:p>
@@ -190,6 +194,7 @@
             <w:pPr>
               <w:pStyle w:val="Normal"/>
               <w:widowControl/>
+              <w:suppressAutoHyphens w:val="true"/>
               <w:spacing w:before="0" w:after="0"/>
               <w:jc w:val="end"/>
               <w:rPr>
@@ -210,6 +215,7 @@
             <w:pPr>
               <w:pStyle w:val="Normal"/>
               <w:widowControl/>
+              <w:suppressAutoHyphens w:val="true"/>
               <w:spacing w:before="0" w:after="0"/>
               <w:jc w:val="start"/>
               <w:rPr>
@@ -243,6 +249,7 @@
             <w:pPr>
               <w:pStyle w:val="Normal"/>
               <w:widowControl/>
+              <w:suppressAutoHyphens w:val="true"/>
               <w:spacing w:before="0" w:after="0"/>
               <w:jc w:val="center"/>
               <w:rPr>
@@ -263,6 +270,7 @@
             <w:pPr>
               <w:pStyle w:val="Normal"/>
               <w:widowControl/>
+              <w:suppressAutoHyphens w:val="true"/>
               <w:spacing w:before="0" w:after="0"/>
               <w:jc w:val="center"/>
               <w:rPr>
@@ -274,7 +282,6 @@
               <w:rPr>
                 <w:sz w:val="24"/>
                 <w:szCs w:val="24"/>
-                <w:lang w:val="ru-RU" w:bidi="ar-SA"/>
               </w:rPr>
             </w:r>
           </w:p>
@@ -282,6 +289,7 @@
             <w:pPr>
               <w:pStyle w:val="Normal"/>
               <w:widowControl/>
+              <w:suppressAutoHyphens w:val="true"/>
               <w:spacing w:before="0" w:after="0"/>
               <w:jc w:val="start"/>
               <w:rPr>
@@ -302,6 +310,7 @@
             <w:pPr>
               <w:pStyle w:val="Normal"/>
               <w:widowControl/>
+              <w:suppressAutoHyphens w:val="true"/>
               <w:spacing w:before="0" w:after="0"/>
               <w:jc w:val="start"/>
               <w:rPr>
@@ -322,6 +331,7 @@
             <w:pPr>
               <w:pStyle w:val="Normal"/>
               <w:widowControl/>
+              <w:suppressAutoHyphens w:val="true"/>
               <w:spacing w:before="0" w:after="0"/>
               <w:jc w:val="center"/>
               <w:rPr>
@@ -333,7 +343,6 @@
               <w:rPr>
                 <w:sz w:val="24"/>
                 <w:szCs w:val="24"/>
-                <w:lang w:val="ru-RU" w:bidi="ar-SA"/>
               </w:rPr>
             </w:r>
           </w:p>
@@ -341,6 +350,7 @@
             <w:pPr>
               <w:pStyle w:val="Normal"/>
               <w:widowControl/>
+              <w:suppressAutoHyphens w:val="true"/>
               <w:spacing w:before="0" w:after="0"/>
               <w:jc w:val="end"/>
               <w:rPr>
@@ -361,6 +371,7 @@
             <w:pPr>
               <w:pStyle w:val="Normal"/>
               <w:widowControl/>
+              <w:suppressAutoHyphens w:val="true"/>
               <w:spacing w:before="0" w:after="0"/>
               <w:jc w:val="start"/>
               <w:rPr>
@@ -372,7 +383,6 @@
               <w:rPr>
                 <w:sz w:val="24"/>
                 <w:szCs w:val="24"/>
-                <w:lang w:val="ru-RU" w:bidi="ar-SA"/>
               </w:rPr>
             </w:r>
           </w:p>
@@ -380,6 +390,7 @@
             <w:pPr>
               <w:pStyle w:val="Normal"/>
               <w:widowControl/>
+              <w:suppressAutoHyphens w:val="true"/>
               <w:spacing w:before="0" w:after="0"/>
               <w:jc w:val="end"/>
               <w:rPr>
@@ -400,6 +411,7 @@
             <w:pPr>
               <w:pStyle w:val="Normal"/>
               <w:widowControl/>
+              <w:suppressAutoHyphens w:val="true"/>
               <w:spacing w:before="0" w:after="0"/>
               <w:jc w:val="start"/>
               <w:rPr>
@@ -870,6 +882,7 @@
           <w:r>
             <w:rPr>
               <w:rStyle w:val="Style15"/>
+              <w:vanish w:val="false"/>
               <w:webHidden/>
               <w:sz w:val="24"/>
               <w:szCs w:val="24"/>
@@ -879,6 +892,7 @@
           <w:r>
             <w:rPr>
               <w:rStyle w:val="Style15"/>
+              <w:vanish w:val="false"/>
               <w:webHidden/>
               <w:sz w:val="24"/>
               <w:szCs w:val="24"/>
@@ -889,6 +903,7 @@
             <w:r>
               <w:rPr>
                 <w:rStyle w:val="Style15"/>
+                <w:vanish w:val="false"/>
                 <w:webHidden/>
                 <w:sz w:val="24"/>
                 <w:szCs w:val="24"/>
@@ -917,30 +932,38 @@
             </w:r>
             <w:r>
               <w:rPr>
-                <w:webHidden/>
-              </w:rPr>
-              <w:fldChar w:fldCharType="begin"/>
-            </w:r>
-            <w:r>
-              <w:rPr>
-                <w:webHidden/>
-              </w:rPr>
-              <w:instrText xml:space="preserve">PAGEREF _Toc222992625 \h</w:instrText>
-            </w:r>
-            <w:r>
-              <w:rPr>
-                <w:webHidden/>
-              </w:rPr>
-              <w:fldChar w:fldCharType="separate"/>
-            </w:r>
-            <w:r>
-              <w:rPr>
                 <w:rStyle w:val="Style15"/>
                 <w:vanish w:val="false"/>
                 <w:sz w:val="24"/>
                 <w:szCs w:val="24"/>
               </w:rPr>
               <w:tab/>
+            </w:r>
+            <w:r>
+              <w:rPr>
+                <w:webHidden/>
+              </w:rPr>
+              <w:fldChar w:fldCharType="begin"/>
+            </w:r>
+            <w:r>
+              <w:rPr>
+                <w:webHidden/>
+              </w:rPr>
+              <w:instrText xml:space="preserve">PAGEREF _Toc222992625 \h</w:instrText>
+            </w:r>
+            <w:r>
+              <w:rPr>
+                <w:webHidden/>
+              </w:rPr>
+              <w:fldChar w:fldCharType="separate"/>
+            </w:r>
+            <w:r>
+              <w:rPr>
+                <w:rStyle w:val="Style15"/>
+                <w:vanish w:val="false"/>
+                <w:sz w:val="24"/>
+                <w:szCs w:val="24"/>
+              </w:rPr>
               <w:t>3</w:t>
             </w:r>
             <w:r>
@@ -973,6 +996,7 @@
             <w:r>
               <w:rPr>
                 <w:rStyle w:val="Style15"/>
+                <w:vanish w:val="false"/>
                 <w:webHidden/>
                 <w:sz w:val="24"/>
                 <w:szCs w:val="24"/>
@@ -1002,30 +1026,38 @@
             </w:r>
             <w:r>
               <w:rPr>
-                <w:webHidden/>
-              </w:rPr>
-              <w:fldChar w:fldCharType="begin"/>
-            </w:r>
-            <w:r>
-              <w:rPr>
-                <w:webHidden/>
-              </w:rPr>
-              <w:instrText xml:space="preserve">PAGEREF _Toc222992626 \h</w:instrText>
-            </w:r>
-            <w:r>
-              <w:rPr>
-                <w:webHidden/>
-              </w:rPr>
-              <w:fldChar w:fldCharType="separate"/>
-            </w:r>
-            <w:r>
-              <w:rPr>
                 <w:rStyle w:val="Style15"/>
                 <w:vanish w:val="false"/>
                 <w:sz w:val="24"/>
                 <w:szCs w:val="24"/>
               </w:rPr>
               <w:tab/>
+            </w:r>
+            <w:r>
+              <w:rPr>
+                <w:webHidden/>
+              </w:rPr>
+              <w:fldChar w:fldCharType="begin"/>
+            </w:r>
+            <w:r>
+              <w:rPr>
+                <w:webHidden/>
+              </w:rPr>
+              <w:instrText xml:space="preserve">PAGEREF _Toc222992626 \h</w:instrText>
+            </w:r>
+            <w:r>
+              <w:rPr>
+                <w:webHidden/>
+              </w:rPr>
+              <w:fldChar w:fldCharType="separate"/>
+            </w:r>
+            <w:r>
+              <w:rPr>
+                <w:rStyle w:val="Style15"/>
+                <w:vanish w:val="false"/>
+                <w:sz w:val="24"/>
+                <w:szCs w:val="24"/>
+              </w:rPr>
               <w:t>3</w:t>
             </w:r>
             <w:r>
@@ -1062,6 +1094,7 @@
                 <w:rFonts w:cs="Times New Roman" w:ascii="Times New Roman" w:hAnsi="Times New Roman"/>
                 <w:b w:val="false"/>
                 <w:bCs w:val="false"/>
+                <w:vanish w:val="false"/>
                 <w:webHidden/>
                 <w:sz w:val="24"/>
                 <w:szCs w:val="24"/>
@@ -1168,6 +1201,7 @@
                 <w:rFonts w:cs="Times New Roman" w:ascii="Times New Roman" w:hAnsi="Times New Roman"/>
                 <w:b w:val="false"/>
                 <w:bCs w:val="false"/>
+                <w:vanish w:val="false"/>
                 <w:webHidden/>
                 <w:sz w:val="24"/>
                 <w:szCs w:val="24"/>
@@ -1274,6 +1308,7 @@
                 <w:rFonts w:cs="Times New Roman" w:ascii="Times New Roman" w:hAnsi="Times New Roman"/>
                 <w:b w:val="false"/>
                 <w:bCs w:val="false"/>
+                <w:vanish w:val="false"/>
                 <w:webHidden/>
                 <w:sz w:val="24"/>
                 <w:szCs w:val="24"/>
@@ -1380,6 +1415,7 @@
                 <w:rFonts w:cs="Times New Roman" w:ascii="Times New Roman" w:hAnsi="Times New Roman"/>
                 <w:b w:val="false"/>
                 <w:bCs w:val="false"/>
+                <w:vanish w:val="false"/>
                 <w:webHidden/>
                 <w:sz w:val="24"/>
                 <w:szCs w:val="24"/>
@@ -1486,6 +1522,7 @@
                 <w:rFonts w:cs="Times New Roman" w:ascii="Times New Roman" w:hAnsi="Times New Roman"/>
                 <w:b w:val="false"/>
                 <w:bCs w:val="false"/>
+                <w:vanish w:val="false"/>
                 <w:webHidden/>
                 <w:sz w:val="24"/>
                 <w:szCs w:val="24"/>
@@ -1588,6 +1625,7 @@
             <w:r>
               <w:rPr>
                 <w:rStyle w:val="Style15"/>
+                <w:vanish w:val="false"/>
                 <w:webHidden/>
                 <w:sz w:val="24"/>
                 <w:szCs w:val="24"/>
@@ -1616,30 +1654,38 @@
             </w:r>
             <w:r>
               <w:rPr>
-                <w:webHidden/>
-              </w:rPr>
-              <w:fldChar w:fldCharType="begin"/>
-            </w:r>
-            <w:r>
-              <w:rPr>
-                <w:webHidden/>
-              </w:rPr>
-              <w:instrText xml:space="preserve">PAGEREF _Toc222992632 \h</w:instrText>
-            </w:r>
-            <w:r>
-              <w:rPr>
-                <w:webHidden/>
-              </w:rPr>
-              <w:fldChar w:fldCharType="separate"/>
-            </w:r>
-            <w:r>
-              <w:rPr>
                 <w:rStyle w:val="Style15"/>
                 <w:vanish w:val="false"/>
                 <w:sz w:val="24"/>
                 <w:szCs w:val="24"/>
               </w:rPr>
               <w:tab/>
+            </w:r>
+            <w:r>
+              <w:rPr>
+                <w:webHidden/>
+              </w:rPr>
+              <w:fldChar w:fldCharType="begin"/>
+            </w:r>
+            <w:r>
+              <w:rPr>
+                <w:webHidden/>
+              </w:rPr>
+              <w:instrText xml:space="preserve">PAGEREF _Toc222992632 \h</w:instrText>
+            </w:r>
+            <w:r>
+              <w:rPr>
+                <w:webHidden/>
+              </w:rPr>
+              <w:fldChar w:fldCharType="separate"/>
+            </w:r>
+            <w:r>
+              <w:rPr>
+                <w:rStyle w:val="Style15"/>
+                <w:vanish w:val="false"/>
+                <w:sz w:val="24"/>
+                <w:szCs w:val="24"/>
+              </w:rPr>
               <w:t>6</w:t>
             </w:r>
             <w:r>
@@ -1676,6 +1722,7 @@
                 <w:rFonts w:cs="Times New Roman" w:ascii="Times New Roman" w:hAnsi="Times New Roman"/>
                 <w:b w:val="false"/>
                 <w:bCs w:val="false"/>
+                <w:vanish w:val="false"/>
                 <w:webHidden/>
                 <w:sz w:val="24"/>
                 <w:szCs w:val="24"/>
@@ -1782,6 +1829,7 @@
                 <w:rFonts w:cs="Times New Roman" w:ascii="Times New Roman" w:hAnsi="Times New Roman"/>
                 <w:b w:val="false"/>
                 <w:bCs w:val="false"/>
+                <w:vanish w:val="false"/>
                 <w:webHidden/>
                 <w:sz w:val="24"/>
                 <w:szCs w:val="24"/>
@@ -1888,6 +1936,7 @@
                 <w:rFonts w:cs="Times New Roman" w:ascii="Times New Roman" w:hAnsi="Times New Roman"/>
                 <w:b w:val="false"/>
                 <w:bCs w:val="false"/>
+                <w:vanish w:val="false"/>
                 <w:webHidden/>
                 <w:sz w:val="24"/>
                 <w:szCs w:val="24"/>
@@ -1994,6 +2043,7 @@
                 <w:rFonts w:cs="Times New Roman" w:ascii="Times New Roman" w:hAnsi="Times New Roman"/>
                 <w:b w:val="false"/>
                 <w:bCs w:val="false"/>
+                <w:vanish w:val="false"/>
                 <w:webHidden/>
                 <w:sz w:val="24"/>
                 <w:szCs w:val="24"/>
@@ -2100,6 +2150,7 @@
                 <w:rFonts w:cs="Times New Roman" w:ascii="Times New Roman" w:hAnsi="Times New Roman"/>
                 <w:b w:val="false"/>
                 <w:bCs w:val="false"/>
+                <w:vanish w:val="false"/>
                 <w:webHidden/>
                 <w:sz w:val="24"/>
                 <w:szCs w:val="24"/>
@@ -2206,6 +2257,7 @@
                 <w:rFonts w:cs="Times New Roman" w:ascii="Times New Roman" w:hAnsi="Times New Roman"/>
                 <w:b w:val="false"/>
                 <w:bCs w:val="false"/>
+                <w:vanish w:val="false"/>
                 <w:webHidden/>
                 <w:sz w:val="24"/>
                 <w:szCs w:val="24"/>
@@ -2308,6 +2360,7 @@
             <w:r>
               <w:rPr>
                 <w:rStyle w:val="Style15"/>
+                <w:vanish w:val="false"/>
                 <w:webHidden/>
                 <w:sz w:val="24"/>
                 <w:szCs w:val="24"/>
@@ -2336,30 +2389,38 @@
             </w:r>
             <w:r>
               <w:rPr>
-                <w:webHidden/>
-              </w:rPr>
-              <w:fldChar w:fldCharType="begin"/>
-            </w:r>
-            <w:r>
-              <w:rPr>
-                <w:webHidden/>
-              </w:rPr>
-              <w:instrText xml:space="preserve">PAGEREF _Toc222992639 \h</w:instrText>
-            </w:r>
-            <w:r>
-              <w:rPr>
-                <w:webHidden/>
-              </w:rPr>
-              <w:fldChar w:fldCharType="separate"/>
-            </w:r>
-            <w:r>
-              <w:rPr>
                 <w:rStyle w:val="Style15"/>
                 <w:vanish w:val="false"/>
                 <w:sz w:val="24"/>
                 <w:szCs w:val="24"/>
               </w:rPr>
               <w:tab/>
+            </w:r>
+            <w:r>
+              <w:rPr>
+                <w:webHidden/>
+              </w:rPr>
+              <w:fldChar w:fldCharType="begin"/>
+            </w:r>
+            <w:r>
+              <w:rPr>
+                <w:webHidden/>
+              </w:rPr>
+              <w:instrText xml:space="preserve">PAGEREF _Toc222992639 \h</w:instrText>
+            </w:r>
+            <w:r>
+              <w:rPr>
+                <w:webHidden/>
+              </w:rPr>
+              <w:fldChar w:fldCharType="separate"/>
+            </w:r>
+            <w:r>
+              <w:rPr>
+                <w:rStyle w:val="Style15"/>
+                <w:vanish w:val="false"/>
+                <w:sz w:val="24"/>
+                <w:szCs w:val="24"/>
+              </w:rPr>
               <w:t>8</w:t>
             </w:r>
             <w:r>
@@ -2392,6 +2453,7 @@
             <w:r>
               <w:rPr>
                 <w:rStyle w:val="Style15"/>
+                <w:vanish w:val="false"/>
                 <w:webHidden/>
                 <w:sz w:val="24"/>
                 <w:szCs w:val="24"/>
@@ -2420,30 +2482,38 @@
             </w:r>
             <w:r>
               <w:rPr>
-                <w:webHidden/>
-              </w:rPr>
-              <w:fldChar w:fldCharType="begin"/>
-            </w:r>
-            <w:r>
-              <w:rPr>
-                <w:webHidden/>
-              </w:rPr>
-              <w:instrText xml:space="preserve">PAGEREF _Toc222992640 \h</w:instrText>
-            </w:r>
-            <w:r>
-              <w:rPr>
-                <w:webHidden/>
-              </w:rPr>
-              <w:fldChar w:fldCharType="separate"/>
-            </w:r>
-            <w:r>
-              <w:rPr>
                 <w:rStyle w:val="Style15"/>
                 <w:vanish w:val="false"/>
                 <w:sz w:val="24"/>
                 <w:szCs w:val="24"/>
               </w:rPr>
               <w:tab/>
+            </w:r>
+            <w:r>
+              <w:rPr>
+                <w:webHidden/>
+              </w:rPr>
+              <w:fldChar w:fldCharType="begin"/>
+            </w:r>
+            <w:r>
+              <w:rPr>
+                <w:webHidden/>
+              </w:rPr>
+              <w:instrText xml:space="preserve">PAGEREF _Toc222992640 \h</w:instrText>
+            </w:r>
+            <w:r>
+              <w:rPr>
+                <w:webHidden/>
+              </w:rPr>
+              <w:fldChar w:fldCharType="separate"/>
+            </w:r>
+            <w:r>
+              <w:rPr>
+                <w:rStyle w:val="Style15"/>
+                <w:vanish w:val="false"/>
+                <w:sz w:val="24"/>
+                <w:szCs w:val="24"/>
+              </w:rPr>
               <w:t>9</w:t>
             </w:r>
             <w:r>
@@ -2476,6 +2546,7 @@
             <w:r>
               <w:rPr>
                 <w:rStyle w:val="Style15"/>
+                <w:vanish w:val="false"/>
                 <w:webHidden/>
                 <w:sz w:val="24"/>
                 <w:szCs w:val="24"/>
@@ -2504,30 +2575,38 @@
             </w:r>
             <w:r>
               <w:rPr>
-                <w:webHidden/>
-              </w:rPr>
-              <w:fldChar w:fldCharType="begin"/>
-            </w:r>
-            <w:r>
-              <w:rPr>
-                <w:webHidden/>
-              </w:rPr>
-              <w:instrText xml:space="preserve">PAGEREF _Toc222992641 \h</w:instrText>
-            </w:r>
-            <w:r>
-              <w:rPr>
-                <w:webHidden/>
-              </w:rPr>
-              <w:fldChar w:fldCharType="separate"/>
-            </w:r>
-            <w:r>
-              <w:rPr>
                 <w:rStyle w:val="Style15"/>
                 <w:vanish w:val="false"/>
                 <w:sz w:val="24"/>
                 <w:szCs w:val="24"/>
               </w:rPr>
               <w:tab/>
+            </w:r>
+            <w:r>
+              <w:rPr>
+                <w:webHidden/>
+              </w:rPr>
+              <w:fldChar w:fldCharType="begin"/>
+            </w:r>
+            <w:r>
+              <w:rPr>
+                <w:webHidden/>
+              </w:rPr>
+              <w:instrText xml:space="preserve">PAGEREF _Toc222992641 \h</w:instrText>
+            </w:r>
+            <w:r>
+              <w:rPr>
+                <w:webHidden/>
+              </w:rPr>
+              <w:fldChar w:fldCharType="separate"/>
+            </w:r>
+            <w:r>
+              <w:rPr>
+                <w:rStyle w:val="Style15"/>
+                <w:vanish w:val="false"/>
+                <w:sz w:val="24"/>
+                <w:szCs w:val="24"/>
+              </w:rPr>
               <w:t>10</w:t>
             </w:r>
             <w:r>
@@ -2725,8 +2804,8 @@
         </w:numPr>
         <w:rPr/>
       </w:pPr>
-      <w:bookmarkStart w:id="0" w:name="_Toc222992625"/>
-      <w:bookmarkStart w:id="1" w:name="_Toc130476190"/>
+      <w:bookmarkStart w:id="0" w:name="_Toc130476190"/>
+      <w:bookmarkStart w:id="1" w:name="_Toc222992625"/>
       <w:r>
         <w:rPr/>
         <w:t>Основания для разработки.</w:t>
@@ -3130,14 +3209,14 @@
         <w:tblLook w:val="0000" w:noHBand="0" w:noVBand="0" w:firstColumn="0" w:lastRow="0" w:lastColumn="0" w:firstRow="0"/>
       </w:tblPr>
       <w:tblGrid>
-        <w:gridCol w:w="1118"/>
-        <w:gridCol w:w="1002"/>
+        <w:gridCol w:w="1117"/>
+        <w:gridCol w:w="1003"/>
         <w:gridCol w:w="1098"/>
         <w:gridCol w:w="1181"/>
         <w:gridCol w:w="840"/>
         <w:gridCol w:w="858"/>
-        <w:gridCol w:w="1233"/>
-        <w:gridCol w:w="1700"/>
+        <w:gridCol w:w="1232"/>
+        <w:gridCol w:w="1701"/>
       </w:tblGrid>
       <w:tr>
         <w:trPr>
@@ -3145,7 +3224,7 @@
         </w:trPr>
         <w:tc>
           <w:tcPr>
-            <w:tcW w:w="1118" w:type="dxa"/>
+            <w:tcW w:w="1117" w:type="dxa"/>
             <w:tcBorders>
               <w:top w:val="single" w:sz="4" w:space="0" w:color="000000"/>
               <w:start w:val="single" w:sz="4" w:space="0" w:color="000000"/>
@@ -3168,7 +3247,7 @@
         </w:tc>
         <w:tc>
           <w:tcPr>
-            <w:tcW w:w="1002" w:type="dxa"/>
+            <w:tcW w:w="1003" w:type="dxa"/>
             <w:tcBorders>
               <w:top w:val="single" w:sz="4" w:space="0" w:color="000000"/>
               <w:bottom w:val="single" w:sz="4" w:space="0" w:color="000000"/>
@@ -3278,7 +3357,7 @@
         </w:tc>
         <w:tc>
           <w:tcPr>
-            <w:tcW w:w="1233" w:type="dxa"/>
+            <w:tcW w:w="1232" w:type="dxa"/>
             <w:tcBorders>
               <w:top w:val="single" w:sz="4" w:space="0" w:color="000000"/>
               <w:bottom w:val="single" w:sz="4" w:space="0" w:color="000000"/>
@@ -3300,7 +3379,7 @@
         </w:tc>
         <w:tc>
           <w:tcPr>
-            <w:tcW w:w="1700" w:type="dxa"/>
+            <w:tcW w:w="1701" w:type="dxa"/>
             <w:tcBorders>
               <w:top w:val="single" w:sz="4" w:space="0" w:color="000000"/>
               <w:bottom w:val="single" w:sz="4" w:space="0" w:color="000000"/>
@@ -3327,7 +3406,7 @@
         </w:trPr>
         <w:tc>
           <w:tcPr>
-            <w:tcW w:w="1118" w:type="dxa"/>
+            <w:tcW w:w="1117" w:type="dxa"/>
             <w:tcBorders>
               <w:start w:val="single" w:sz="4" w:space="0" w:color="000000"/>
               <w:bottom w:val="single" w:sz="4" w:space="0" w:color="000000"/>
@@ -3353,7 +3432,7 @@
         </w:tc>
         <w:tc>
           <w:tcPr>
-            <w:tcW w:w="1002" w:type="dxa"/>
+            <w:tcW w:w="1003" w:type="dxa"/>
             <w:tcBorders>
               <w:bottom w:val="single" w:sz="4" w:space="0" w:color="000000"/>
               <w:end w:val="single" w:sz="4" w:space="0" w:color="000000"/>
@@ -3478,7 +3557,7 @@
         </w:tc>
         <w:tc>
           <w:tcPr>
-            <w:tcW w:w="1233" w:type="dxa"/>
+            <w:tcW w:w="1232" w:type="dxa"/>
             <w:tcBorders>
               <w:bottom w:val="single" w:sz="4" w:space="0" w:color="000000"/>
               <w:end w:val="single" w:sz="4" w:space="0" w:color="000000"/>
@@ -3503,7 +3582,7 @@
         </w:tc>
         <w:tc>
           <w:tcPr>
-            <w:tcW w:w="1700" w:type="dxa"/>
+            <w:tcW w:w="1701" w:type="dxa"/>
             <w:tcBorders>
               <w:bottom w:val="single" w:sz="4" w:space="0" w:color="000000"/>
               <w:end w:val="single" w:sz="4" w:space="0" w:color="000000"/>
@@ -3519,7 +3598,9 @@
               </w:rPr>
             </w:pPr>
             <w:r>
-              <w:rPr/>
+              <w:rPr>
+                <w:rFonts w:ascii="Arial" w:hAnsi="Arial"/>
+              </w:rPr>
             </w:r>
           </w:p>
         </w:tc>
@@ -3530,7 +3611,7 @@
         </w:trPr>
         <w:tc>
           <w:tcPr>
-            <w:tcW w:w="1118" w:type="dxa"/>
+            <w:tcW w:w="1117" w:type="dxa"/>
             <w:tcBorders>
               <w:start w:val="single" w:sz="4" w:space="0" w:color="000000"/>
               <w:bottom w:val="single" w:sz="4" w:space="0" w:color="000000"/>
@@ -3556,7 +3637,7 @@
         </w:tc>
         <w:tc>
           <w:tcPr>
-            <w:tcW w:w="1002" w:type="dxa"/>
+            <w:tcW w:w="1003" w:type="dxa"/>
             <w:tcBorders>
               <w:bottom w:val="single" w:sz="4" w:space="0" w:color="000000"/>
               <w:end w:val="single" w:sz="4" w:space="0" w:color="000000"/>
@@ -3597,7 +3678,9 @@
               </w:rPr>
             </w:pPr>
             <w:r>
-              <w:rPr/>
+              <w:rPr>
+                <w:rFonts w:ascii="Arial" w:hAnsi="Arial"/>
+              </w:rPr>
             </w:r>
           </w:p>
         </w:tc>
@@ -3618,7 +3701,9 @@
               </w:rPr>
             </w:pPr>
             <w:r>
-              <w:rPr/>
+              <w:rPr>
+                <w:rFonts w:ascii="Arial" w:hAnsi="Arial"/>
+              </w:rPr>
             </w:r>
           </w:p>
         </w:tc>
@@ -3681,7 +3766,7 @@
         </w:tc>
         <w:tc>
           <w:tcPr>
-            <w:tcW w:w="1233" w:type="dxa"/>
+            <w:tcW w:w="1232" w:type="dxa"/>
             <w:tcBorders>
               <w:bottom w:val="single" w:sz="4" w:space="0" w:color="000000"/>
               <w:end w:val="single" w:sz="4" w:space="0" w:color="000000"/>
@@ -3697,13 +3782,15 @@
               </w:rPr>
             </w:pPr>
             <w:r>
-              <w:rPr/>
-            </w:r>
-          </w:p>
-        </w:tc>
-        <w:tc>
-          <w:tcPr>
-            <w:tcW w:w="1700" w:type="dxa"/>
+              <w:rPr>
+                <w:rFonts w:ascii="Arial" w:hAnsi="Arial"/>
+              </w:rPr>
+            </w:r>
+          </w:p>
+        </w:tc>
+        <w:tc>
+          <w:tcPr>
+            <w:tcW w:w="1701" w:type="dxa"/>
             <w:tcBorders>
               <w:bottom w:val="single" w:sz="4" w:space="0" w:color="000000"/>
               <w:end w:val="single" w:sz="4" w:space="0" w:color="000000"/>
@@ -3719,7 +3806,9 @@
               </w:rPr>
             </w:pPr>
             <w:r>
-              <w:rPr/>
+              <w:rPr>
+                <w:rFonts w:ascii="Arial" w:hAnsi="Arial"/>
+              </w:rPr>
             </w:r>
           </w:p>
         </w:tc>
@@ -3730,7 +3819,7 @@
         </w:trPr>
         <w:tc>
           <w:tcPr>
-            <w:tcW w:w="1118" w:type="dxa"/>
+            <w:tcW w:w="1117" w:type="dxa"/>
             <w:tcBorders>
               <w:start w:val="single" w:sz="4" w:space="0" w:color="000000"/>
               <w:bottom w:val="single" w:sz="4" w:space="0" w:color="000000"/>
@@ -3756,7 +3845,7 @@
         </w:tc>
         <w:tc>
           <w:tcPr>
-            <w:tcW w:w="1002" w:type="dxa"/>
+            <w:tcW w:w="1003" w:type="dxa"/>
             <w:tcBorders>
               <w:bottom w:val="single" w:sz="4" w:space="0" w:color="000000"/>
               <w:end w:val="single" w:sz="4" w:space="0" w:color="000000"/>
@@ -3797,7 +3886,9 @@
               </w:rPr>
             </w:pPr>
             <w:r>
-              <w:rPr/>
+              <w:rPr>
+                <w:rFonts w:ascii="Arial" w:hAnsi="Arial"/>
+              </w:rPr>
             </w:r>
           </w:p>
         </w:tc>
@@ -3818,7 +3909,9 @@
               </w:rPr>
             </w:pPr>
             <w:r>
-              <w:rPr/>
+              <w:rPr>
+                <w:rFonts w:ascii="Arial" w:hAnsi="Arial"/>
+              </w:rPr>
             </w:r>
           </w:p>
         </w:tc>
@@ -3881,7 +3974,7 @@
         </w:tc>
         <w:tc>
           <w:tcPr>
-            <w:tcW w:w="1233" w:type="dxa"/>
+            <w:tcW w:w="1232" w:type="dxa"/>
             <w:tcBorders>
               <w:bottom w:val="single" w:sz="4" w:space="0" w:color="000000"/>
               <w:end w:val="single" w:sz="4" w:space="0" w:color="000000"/>
@@ -3897,13 +3990,15 @@
               </w:rPr>
             </w:pPr>
             <w:r>
-              <w:rPr/>
-            </w:r>
-          </w:p>
-        </w:tc>
-        <w:tc>
-          <w:tcPr>
-            <w:tcW w:w="1700" w:type="dxa"/>
+              <w:rPr>
+                <w:rFonts w:ascii="Arial" w:hAnsi="Arial"/>
+              </w:rPr>
+            </w:r>
+          </w:p>
+        </w:tc>
+        <w:tc>
+          <w:tcPr>
+            <w:tcW w:w="1701" w:type="dxa"/>
             <w:tcBorders>
               <w:bottom w:val="single" w:sz="4" w:space="0" w:color="000000"/>
               <w:end w:val="single" w:sz="4" w:space="0" w:color="000000"/>
@@ -3919,7 +4014,9 @@
               </w:rPr>
             </w:pPr>
             <w:r>
-              <w:rPr/>
+              <w:rPr>
+                <w:rFonts w:ascii="Arial" w:hAnsi="Arial"/>
+              </w:rPr>
             </w:r>
           </w:p>
         </w:tc>
@@ -3930,7 +4027,7 @@
         </w:trPr>
         <w:tc>
           <w:tcPr>
-            <w:tcW w:w="1118" w:type="dxa"/>
+            <w:tcW w:w="1117" w:type="dxa"/>
             <w:tcBorders>
               <w:start w:val="single" w:sz="4" w:space="0" w:color="000000"/>
               <w:bottom w:val="single" w:sz="4" w:space="0" w:color="000000"/>
@@ -3956,7 +4053,7 @@
         </w:tc>
         <w:tc>
           <w:tcPr>
-            <w:tcW w:w="1002" w:type="dxa"/>
+            <w:tcW w:w="1003" w:type="dxa"/>
             <w:tcBorders>
               <w:bottom w:val="single" w:sz="4" w:space="0" w:color="000000"/>
               <w:end w:val="single" w:sz="4" w:space="0" w:color="000000"/>
@@ -4087,7 +4184,7 @@
         </w:tc>
         <w:tc>
           <w:tcPr>
-            <w:tcW w:w="1233" w:type="dxa"/>
+            <w:tcW w:w="1232" w:type="dxa"/>
             <w:tcBorders>
               <w:bottom w:val="single" w:sz="4" w:space="0" w:color="000000"/>
               <w:end w:val="single" w:sz="4" w:space="0" w:color="000000"/>
@@ -4118,7 +4215,7 @@
         </w:tc>
         <w:tc>
           <w:tcPr>
-            <w:tcW w:w="1700" w:type="dxa"/>
+            <w:tcW w:w="1701" w:type="dxa"/>
             <w:tcBorders>
               <w:bottom w:val="single" w:sz="4" w:space="0" w:color="000000"/>
               <w:end w:val="single" w:sz="4" w:space="0" w:color="000000"/>
@@ -4148,7 +4245,7 @@
         </w:trPr>
         <w:tc>
           <w:tcPr>
-            <w:tcW w:w="1118" w:type="dxa"/>
+            <w:tcW w:w="1117" w:type="dxa"/>
             <w:tcBorders>
               <w:start w:val="single" w:sz="4" w:space="0" w:color="000000"/>
               <w:bottom w:val="single" w:sz="4" w:space="0" w:color="000000"/>
@@ -4174,7 +4271,7 @@
         </w:tc>
         <w:tc>
           <w:tcPr>
-            <w:tcW w:w="1002" w:type="dxa"/>
+            <w:tcW w:w="1003" w:type="dxa"/>
             <w:tcBorders>
               <w:bottom w:val="single" w:sz="4" w:space="0" w:color="000000"/>
               <w:end w:val="single" w:sz="4" w:space="0" w:color="000000"/>
@@ -4311,7 +4408,7 @@
         </w:tc>
         <w:tc>
           <w:tcPr>
-            <w:tcW w:w="1233" w:type="dxa"/>
+            <w:tcW w:w="1232" w:type="dxa"/>
             <w:tcBorders>
               <w:bottom w:val="single" w:sz="4" w:space="0" w:color="000000"/>
               <w:end w:val="single" w:sz="4" w:space="0" w:color="000000"/>
@@ -4342,7 +4439,7 @@
         </w:tc>
         <w:tc>
           <w:tcPr>
-            <w:tcW w:w="1700" w:type="dxa"/>
+            <w:tcW w:w="1701" w:type="dxa"/>
             <w:tcBorders>
               <w:bottom w:val="single" w:sz="4" w:space="0" w:color="000000"/>
               <w:end w:val="single" w:sz="4" w:space="0" w:color="000000"/>
@@ -4358,7 +4455,9 @@
               </w:rPr>
             </w:pPr>
             <w:r>
-              <w:rPr/>
+              <w:rPr>
+                <w:rFonts w:ascii="Arial" w:hAnsi="Arial"/>
+              </w:rPr>
             </w:r>
           </w:p>
         </w:tc>
@@ -4369,7 +4468,7 @@
         </w:trPr>
         <w:tc>
           <w:tcPr>
-            <w:tcW w:w="1118" w:type="dxa"/>
+            <w:tcW w:w="1117" w:type="dxa"/>
             <w:tcBorders>
               <w:start w:val="single" w:sz="4" w:space="0" w:color="000000"/>
               <w:bottom w:val="single" w:sz="4" w:space="0" w:color="000000"/>
@@ -4395,7 +4494,7 @@
         </w:tc>
         <w:tc>
           <w:tcPr>
-            <w:tcW w:w="1002" w:type="dxa"/>
+            <w:tcW w:w="1003" w:type="dxa"/>
             <w:tcBorders>
               <w:bottom w:val="single" w:sz="4" w:space="0" w:color="000000"/>
               <w:end w:val="single" w:sz="4" w:space="0" w:color="000000"/>
@@ -4460,7 +4559,9 @@
               </w:rPr>
             </w:pPr>
             <w:r>
-              <w:rPr/>
+              <w:rPr>
+                <w:rFonts w:ascii="Arial" w:hAnsi="Arial"/>
+              </w:rPr>
             </w:r>
           </w:p>
         </w:tc>
@@ -4483,7 +4584,9 @@
               </w:rPr>
             </w:pPr>
             <w:r>
-              <w:rPr/>
+              <w:rPr>
+                <w:rFonts w:ascii="Arial" w:hAnsi="Arial"/>
+              </w:rPr>
             </w:r>
           </w:p>
         </w:tc>
@@ -4505,13 +4608,15 @@
               </w:rPr>
             </w:pPr>
             <w:r>
-              <w:rPr/>
-            </w:r>
-          </w:p>
-        </w:tc>
-        <w:tc>
-          <w:tcPr>
-            <w:tcW w:w="1233" w:type="dxa"/>
+              <w:rPr>
+                <w:rFonts w:ascii="Arial" w:hAnsi="Arial"/>
+              </w:rPr>
+            </w:r>
+          </w:p>
+        </w:tc>
+        <w:tc>
+          <w:tcPr>
+            <w:tcW w:w="1232" w:type="dxa"/>
             <w:tcBorders>
               <w:bottom w:val="single" w:sz="4" w:space="0" w:color="000000"/>
               <w:end w:val="single" w:sz="4" w:space="0" w:color="000000"/>
@@ -4527,13 +4632,15 @@
               </w:rPr>
             </w:pPr>
             <w:r>
-              <w:rPr/>
-            </w:r>
-          </w:p>
-        </w:tc>
-        <w:tc>
-          <w:tcPr>
-            <w:tcW w:w="1700" w:type="dxa"/>
+              <w:rPr>
+                <w:rFonts w:ascii="Arial" w:hAnsi="Arial"/>
+              </w:rPr>
+            </w:r>
+          </w:p>
+        </w:tc>
+        <w:tc>
+          <w:tcPr>
+            <w:tcW w:w="1701" w:type="dxa"/>
             <w:tcBorders>
               <w:bottom w:val="single" w:sz="4" w:space="0" w:color="000000"/>
               <w:end w:val="single" w:sz="4" w:space="0" w:color="000000"/>
@@ -4549,7 +4656,9 @@
               </w:rPr>
             </w:pPr>
             <w:r>
-              <w:rPr/>
+              <w:rPr>
+                <w:rFonts w:ascii="Arial" w:hAnsi="Arial"/>
+              </w:rPr>
             </w:r>
           </w:p>
         </w:tc>
@@ -6275,6 +6384,7 @@
             <w:pPr>
               <w:pStyle w:val="Normal"/>
               <w:widowControl/>
+              <w:suppressAutoHyphens w:val="true"/>
               <w:spacing w:before="0" w:after="0"/>
               <w:jc w:val="start"/>
               <w:rPr>
@@ -6286,7 +6396,6 @@
               <w:rPr>
                 <w:sz w:val="24"/>
                 <w:szCs w:val="24"/>
-                <w:lang w:val="ru-RU" w:bidi="ar-SA"/>
               </w:rPr>
             </w:r>
           </w:p>
@@ -6301,6 +6410,7 @@
             <w:pPr>
               <w:pStyle w:val="Normal"/>
               <w:widowControl/>
+              <w:suppressAutoHyphens w:val="true"/>
               <w:spacing w:before="0" w:after="0"/>
               <w:jc w:val="center"/>
               <w:rPr>
@@ -6332,6 +6442,7 @@
             <w:pPr>
               <w:pStyle w:val="Normal"/>
               <w:widowControl/>
+              <w:suppressAutoHyphens w:val="true"/>
               <w:spacing w:before="0" w:after="0"/>
               <w:jc w:val="center"/>
               <w:rPr>
@@ -6366,6 +6477,7 @@
             <w:pPr>
               <w:pStyle w:val="Normal"/>
               <w:widowControl/>
+              <w:suppressAutoHyphens w:val="true"/>
               <w:spacing w:before="0" w:after="0"/>
               <w:jc w:val="start"/>
               <w:rPr>
@@ -6393,6 +6505,7 @@
             <w:pPr>
               <w:pStyle w:val="Normal"/>
               <w:widowControl/>
+              <w:suppressAutoHyphens w:val="true"/>
               <w:spacing w:before="0" w:after="0"/>
               <w:jc w:val="start"/>
               <w:rPr>
@@ -6420,6 +6533,7 @@
             <w:pPr>
               <w:pStyle w:val="Normal"/>
               <w:widowControl/>
+              <w:suppressAutoHyphens w:val="true"/>
               <w:spacing w:before="0" w:after="0"/>
               <w:jc w:val="start"/>
               <w:rPr>
@@ -6450,6 +6564,7 @@
             <w:pPr>
               <w:pStyle w:val="Normal"/>
               <w:widowControl/>
+              <w:suppressAutoHyphens w:val="true"/>
               <w:spacing w:before="0" w:after="0"/>
               <w:jc w:val="start"/>
               <w:rPr>
@@ -6477,6 +6592,7 @@
             <w:pPr>
               <w:pStyle w:val="Normal"/>
               <w:widowControl/>
+              <w:suppressAutoHyphens w:val="true"/>
               <w:spacing w:before="0" w:after="0"/>
               <w:jc w:val="start"/>
               <w:rPr>
@@ -6504,6 +6620,7 @@
             <w:pPr>
               <w:pStyle w:val="Normal"/>
               <w:widowControl/>
+              <w:suppressAutoHyphens w:val="true"/>
               <w:spacing w:before="0" w:after="0"/>
               <w:jc w:val="start"/>
               <w:rPr>
@@ -6534,6 +6651,7 @@
             <w:pPr>
               <w:pStyle w:val="Normal"/>
               <w:widowControl/>
+              <w:suppressAutoHyphens w:val="true"/>
               <w:spacing w:before="0" w:after="0"/>
               <w:jc w:val="start"/>
               <w:rPr>
@@ -6561,6 +6679,7 @@
             <w:pPr>
               <w:pStyle w:val="Normal"/>
               <w:widowControl/>
+              <w:suppressAutoHyphens w:val="true"/>
               <w:spacing w:before="0" w:after="0"/>
               <w:jc w:val="start"/>
               <w:rPr>
@@ -6588,6 +6707,7 @@
             <w:pPr>
               <w:pStyle w:val="Normal"/>
               <w:widowControl/>
+              <w:suppressAutoHyphens w:val="true"/>
               <w:spacing w:before="0" w:after="0"/>
               <w:jc w:val="start"/>
               <w:rPr>
@@ -6618,6 +6738,7 @@
             <w:pPr>
               <w:pStyle w:val="Normal"/>
               <w:widowControl/>
+              <w:suppressAutoHyphens w:val="true"/>
               <w:spacing w:before="0" w:after="0"/>
               <w:jc w:val="start"/>
               <w:rPr>
@@ -6645,6 +6766,7 @@
             <w:pPr>
               <w:pStyle w:val="Normal"/>
               <w:widowControl/>
+              <w:suppressAutoHyphens w:val="true"/>
               <w:spacing w:before="0" w:after="0"/>
               <w:jc w:val="start"/>
               <w:rPr>
@@ -6672,6 +6794,7 @@
             <w:pPr>
               <w:pStyle w:val="Normal"/>
               <w:widowControl/>
+              <w:suppressAutoHyphens w:val="true"/>
               <w:spacing w:before="0" w:after="0"/>
               <w:jc w:val="start"/>
               <w:rPr>
@@ -9737,7 +9860,7 @@
       <w:footerReference w:type="first" r:id="rId4"/>
       <w:type w:val="nextPage"/>
       <w:pgSz w:w="11906" w:h="16838"/>
-      <w:pgMar w:left="1700" w:right="849" w:gutter="0" w:header="0" w:top="1133" w:footer="708" w:bottom="1134"/>
+      <w:pgMar w:left="1700" w:right="849" w:gutter="0" w:header="0" w:top="1132" w:footer="708" w:bottom="1134"/>
       <w:pgBorders w:display="allPages" w:offsetFrom="page">
         <w:top w:val="single" w:sz="4" w:space="24" w:color="000000"/>
         <w:left w:val="single" w:sz="4" w:space="24" w:color="000000"/>
@@ -9763,12 +9886,10 @@
     </w:pPr>
     <w:r>
       <w:rPr/>
-    </w:r>
-    <w:r>
       <mc:AlternateContent>
         <mc:Choice Requires="wps">
           <w:drawing>
-            <wp:anchor distT="0" distB="0" distL="0" distR="0" simplePos="0" relativeHeight="0" behindDoc="0" locked="0" layoutInCell="1" allowOverlap="1">
+            <wp:anchor distT="0" distB="0" distL="0" distR="0" simplePos="0" relativeHeight="20" behindDoc="1" locked="0" layoutInCell="0" allowOverlap="1">
               <wp:simplePos x="0" y="0"/>
               <wp:positionH relativeFrom="margin">
                 <wp:align>center</wp:align>
@@ -9783,19 +9904,26 @@
               <a:graphic xmlns:a="http://schemas.openxmlformats.org/drawingml/2006/main">
                 <a:graphicData uri="http://schemas.microsoft.com/office/word/2010/wordprocessingShape">
                   <wps:wsp>
-                    <wps:cNvSpPr txBox="1"/>
+                    <wps:cNvSpPr/>
                     <wps:spPr>
                       <a:xfrm>
                         <a:off x="0" y="0"/>
-                        <a:ext cx="14605" cy="14605"/>
+                        <a:ext cx="14760" cy="14760"/>
                       </a:xfrm>
-                      <a:prstGeom prst="rect"/>
-                      <a:solidFill>
-                        <a:srgbClr val="FFFFFF">
-                          <a:alpha val="0"/>
-                        </a:srgbClr>
-                      </a:solidFill>
+                      <a:prstGeom prst="rect">
+                        <a:avLst/>
+                      </a:prstGeom>
+                      <a:noFill/>
+                      <a:ln w="0">
+                        <a:noFill/>
+                      </a:ln>
                     </wps:spPr>
+                    <wps:style>
+                      <a:lnRef idx="0"/>
+                      <a:fillRef idx="0"/>
+                      <a:effectRef idx="0"/>
+                      <a:fontRef idx="minor"/>
+                    </wps:style>
                     <wps:txbx>
                       <w:txbxContent>
                         <w:sdt>
@@ -9810,7 +9938,6 @@
                             <w:p>
                               <w:pPr>
                                 <w:pStyle w:val="Footer"/>
-                                <w:pBdr/>
                                 <w:rPr>
                                   <w:rStyle w:val="PageNumber"/>
                                 </w:rPr>
@@ -9850,7 +9977,7 @@
                         </w:sdt>
                       </w:txbxContent>
                     </wps:txbx>
-                    <wps:bodyPr anchor="t" lIns="0" tIns="0" rIns="0" bIns="0">
+                    <wps:bodyPr lIns="0" tIns="0" rIns="0" bIns="0" anchor="t">
                       <a:spAutoFit/>
                     </wps:bodyPr>
                   </wps:wsp>
@@ -9861,9 +9988,10 @@
         </mc:Choice>
         <mc:Fallback>
           <w:pict>
-            <v:rect fillcolor="#FFFFFF" style="position:absolute;rotation:-0;width:1.15pt;height:1.15pt;mso-wrap-distance-left:0pt;mso-wrap-distance-right:0pt;mso-wrap-distance-top:0pt;mso-wrap-distance-bottom:0pt;margin-top:0.05pt;mso-position-vertical-relative:text;margin-left:0pt;mso-position-horizontal:center;mso-position-horizontal-relative:margin">
-              <v:fill opacity="0f"/>
-              <v:textbox inset="0in,0in,0in,0in">
+            <v:rect id="shape_0" fillcolor="white" stroked="f" o:allowincell="f" style="position:absolute;margin-left:0pt;margin-top:0.05pt;width:1.1pt;height:1.1pt;mso-wrap-style:square;v-text-anchor:top;mso-position-horizontal:center;mso-position-horizontal-relative:margin">
+              <v:fill o:detectmouseclick="t" type="solid" color2="black" opacity="0"/>
+              <v:stroke color="#3465a4" joinstyle="round" endcap="flat"/>
+              <v:textbox>
                 <w:txbxContent>
                   <w:sdt>
                     <w:sdtPr>
@@ -9877,7 +10005,6 @@
                       <w:p>
                         <w:pPr>
                           <w:pStyle w:val="Footer"/>
-                          <w:pBdr/>
                           <w:rPr>
                             <w:rStyle w:val="PageNumber"/>
                           </w:rPr>
@@ -9936,12 +10063,10 @@
     </w:pPr>
     <w:r>
       <w:rPr/>
-    </w:r>
-    <w:r>
       <mc:AlternateContent>
         <mc:Choice Requires="wps">
           <w:drawing>
-            <wp:anchor distT="0" distB="0" distL="0" distR="0" simplePos="0" relativeHeight="10" behindDoc="0" locked="0" layoutInCell="0" allowOverlap="1">
+            <wp:anchor distT="0" distB="0" distL="0" distR="0" simplePos="0" relativeHeight="18" behindDoc="1" locked="0" layoutInCell="0" allowOverlap="1">
               <wp:simplePos x="0" y="0"/>
               <wp:positionH relativeFrom="margin">
                 <wp:align>center</wp:align>
@@ -9949,26 +10074,33 @@
               <wp:positionV relativeFrom="paragraph">
                 <wp:posOffset>635</wp:posOffset>
               </wp:positionV>
-              <wp:extent cx="153035" cy="175260"/>
+              <wp:extent cx="153035" cy="173990"/>
               <wp:effectExtent l="0" t="0" r="0" b="0"/>
               <wp:wrapNone/>
               <wp:docPr id="2" name="Врезка2"/>
               <a:graphic xmlns:a="http://schemas.openxmlformats.org/drawingml/2006/main">
                 <a:graphicData uri="http://schemas.microsoft.com/office/word/2010/wordprocessingShape">
                   <wps:wsp>
-                    <wps:cNvSpPr txBox="1"/>
+                    <wps:cNvSpPr/>
                     <wps:spPr>
                       <a:xfrm>
                         <a:off x="0" y="0"/>
-                        <a:ext cx="153035" cy="175260"/>
+                        <a:ext cx="153000" cy="173880"/>
                       </a:xfrm>
-                      <a:prstGeom prst="rect"/>
-                      <a:solidFill>
-                        <a:srgbClr val="FFFFFF">
-                          <a:alpha val="0"/>
-                        </a:srgbClr>
-                      </a:solidFill>
+                      <a:prstGeom prst="rect">
+                        <a:avLst/>
+                      </a:prstGeom>
+                      <a:noFill/>
+                      <a:ln w="0">
+                        <a:noFill/>
+                      </a:ln>
                     </wps:spPr>
+                    <wps:style>
+                      <a:lnRef idx="0"/>
+                      <a:fillRef idx="0"/>
+                      <a:effectRef idx="0"/>
+                      <a:fontRef idx="minor"/>
+                    </wps:style>
                     <wps:txbx>
                       <w:txbxContent>
                         <w:sdt>
@@ -9983,7 +10115,6 @@
                             <w:p>
                               <w:pPr>
                                 <w:pStyle w:val="Footer"/>
-                                <w:pBdr/>
                                 <w:rPr>
                                   <w:rStyle w:val="PageNumber"/>
                                 </w:rPr>
@@ -10023,7 +10154,7 @@
                         </w:sdt>
                       </w:txbxContent>
                     </wps:txbx>
-                    <wps:bodyPr anchor="t" lIns="0" tIns="0" rIns="0" bIns="0">
+                    <wps:bodyPr lIns="0" tIns="0" rIns="0" bIns="0" anchor="t">
                       <a:spAutoFit/>
                     </wps:bodyPr>
                   </wps:wsp>
@@ -10034,9 +10165,10 @@
         </mc:Choice>
         <mc:Fallback>
           <w:pict>
-            <v:rect fillcolor="#FFFFFF" style="position:absolute;rotation:-0;width:12.05pt;height:13.8pt;mso-wrap-distance-left:0pt;mso-wrap-distance-right:0pt;mso-wrap-distance-top:0pt;mso-wrap-distance-bottom:0pt;margin-top:0.05pt;mso-position-vertical-relative:text;margin-left:227.9pt;mso-position-horizontal:center;mso-position-horizontal-relative:margin">
-              <v:fill opacity="0f"/>
-              <v:textbox inset="0in,0in,0in,0in">
+            <v:rect id="shape_0" fillcolor="white" stroked="f" o:allowincell="f" style="position:absolute;margin-left:227.85pt;margin-top:0.05pt;width:12pt;height:13.65pt;mso-wrap-style:square;v-text-anchor:top;mso-position-horizontal:center;mso-position-horizontal-relative:margin">
+              <v:fill o:detectmouseclick="t" type="solid" color2="black" opacity="0"/>
+              <v:stroke color="#3465a4" joinstyle="round" endcap="flat"/>
+              <v:textbox>
                 <w:txbxContent>
                   <w:sdt>
                     <w:sdtPr>
@@ -10050,7 +10182,6 @@
                       <w:p>
                         <w:pPr>
                           <w:pStyle w:val="Footer"/>
-                          <w:pBdr/>
                           <w:rPr>
                             <w:rStyle w:val="PageNumber"/>
                           </w:rPr>
@@ -11636,6 +11767,7 @@
     <w:rsid w:val="002e0cba"/>
     <w:pPr>
       <w:widowControl/>
+      <w:suppressAutoHyphens w:val="true"/>
       <w:bidi w:val="0"/>
       <w:spacing w:before="0" w:after="0"/>
       <w:jc w:val="start"/>
@@ -11646,7 +11778,7 @@
       <w:kern w:val="0"/>
       <w:sz w:val="24"/>
       <w:szCs w:val="24"/>
-      <w:lang w:eastAsia="ru-RU" w:val="ru-RU" w:bidi="ar-SA"/>
+      <w:lang w:val="ru-RU" w:eastAsia="ru-RU" w:bidi="ar-SA"/>
       <w14:ligatures w14:val="none"/>
     </w:rPr>
   </w:style>
@@ -11817,6 +11949,11 @@
       <w14:ligatures w14:val="none"/>
     </w:rPr>
   </w:style>
+  <w:style w:type="character" w:styleId="user">
+    <w:name w:val="Ссылка указателя (user)"/>
+    <w:qFormat/>
+    <w:rPr/>
+  </w:style>
   <w:style w:type="character" w:styleId="Style15">
     <w:name w:val="Ссылка указателя"/>
     <w:qFormat/>
@@ -11882,6 +12019,32 @@
       <w:rFonts w:cs="Noto Sans Devanagari"/>
     </w:rPr>
   </w:style>
+  <w:style w:type="paragraph" w:styleId="user1">
+    <w:name w:val="Заголовок (user)"/>
+    <w:basedOn w:val="Normal"/>
+    <w:next w:val="BodyText"/>
+    <w:qFormat/>
+    <w:pPr>
+      <w:keepNext w:val="true"/>
+      <w:spacing w:before="240" w:after="120"/>
+    </w:pPr>
+    <w:rPr>
+      <w:rFonts w:ascii="Liberation Sans" w:hAnsi="Liberation Sans" w:eastAsia="Noto Sans CJK SC" w:cs="Noto Sans Devanagari"/>
+      <w:sz w:val="28"/>
+      <w:szCs w:val="28"/>
+    </w:rPr>
+  </w:style>
+  <w:style w:type="paragraph" w:styleId="user2">
+    <w:name w:val="Указатель (user)"/>
+    <w:basedOn w:val="Normal"/>
+    <w:qFormat/>
+    <w:pPr>
+      <w:suppressLineNumbers/>
+    </w:pPr>
+    <w:rPr>
+      <w:rFonts w:cs="Noto Sans Devanagari"/>
+    </w:rPr>
+  </w:style>
   <w:style w:type="paragraph" w:styleId="TOC1">
     <w:name w:val="toc 1"/>
     <w:basedOn w:val="Normal"/>
@@ -11900,7 +12063,7 @@
   </w:style>
   <w:style w:type="paragraph" w:styleId="IndexHeading">
     <w:name w:val="index heading"/>
-    <w:basedOn w:val="Style16"/>
+    <w:basedOn w:val="user1"/>
     <w:pPr/>
     <w:rPr/>
   </w:style>
@@ -12091,6 +12254,13 @@
     </w:pPr>
     <w:rPr/>
   </w:style>
+  <w:style w:type="paragraph" w:styleId="user3">
+    <w:name w:val="Колонтитулы (user)"/>
+    <w:basedOn w:val="Normal"/>
+    <w:qFormat/>
+    <w:pPr/>
+    <w:rPr/>
+  </w:style>
   <w:style w:type="paragraph" w:styleId="Style18">
     <w:name w:val="Колонтитулы"/>
     <w:basedOn w:val="Normal"/>
@@ -12130,6 +12300,13 @@
       <w:szCs w:val="16"/>
     </w:rPr>
   </w:style>
+  <w:style w:type="paragraph" w:styleId="user4">
+    <w:name w:val="Содержимое врезки (user)"/>
+    <w:basedOn w:val="Normal"/>
+    <w:qFormat/>
+    <w:pPr/>
+    <w:rPr/>
+  </w:style>
   <w:style w:type="paragraph" w:styleId="Style19">
     <w:name w:val="Содержимое врезки"/>
     <w:basedOn w:val="Normal"/>
@@ -12137,8 +12314,8 @@
     <w:pPr/>
     <w:rPr/>
   </w:style>
-  <w:style w:type="numbering" w:styleId="Style20" w:default="1">
-    <w:name w:val="Без списка"/>
+  <w:style w:type="numbering" w:styleId="user5" w:default="1">
+    <w:name w:val="Без списка (user)"/>
     <w:uiPriority w:val="99"/>
     <w:semiHidden/>
     <w:unhideWhenUsed/>
